--- a/public/assets/tds/NSMB.docx
+++ b/public/assets/tds/NSMB.docx
@@ -8,23 +8,24 @@
       </w:pPr>
       <w:r>
         <w:rPr>
-          <w:noProof/>
-          <w:sz w:val="20"/>
-          <w:szCs w:val="20"/>
+          <w:rFonts w:ascii="Aptos Display" w:hAnsi="Aptos Display"/>
+          <w:b/>
+          <w:color w:val="101820"/>
+          <w:sz w:val="62"/>
         </w:rPr>
         <w:drawing>
-          <wp:anchor distT="0" distB="0" distL="114300" distR="114300" simplePos="0" relativeHeight="251659264" behindDoc="0" locked="0" layoutInCell="1" allowOverlap="1" wp14:anchorId="52A38EF2" wp14:editId="67AFB327">
+          <wp:anchor distT="0" distB="0" distL="114300" distR="114300" simplePos="0" relativeHeight="251658240" behindDoc="0" locked="0" layoutInCell="1" allowOverlap="1" wp14:anchorId="2795FCEE" wp14:editId="181EE3C6">
             <wp:simplePos x="0" y="0"/>
             <wp:positionH relativeFrom="margin">
-              <wp:posOffset>3660775</wp:posOffset>
+              <wp:posOffset>2842260</wp:posOffset>
             </wp:positionH>
             <wp:positionV relativeFrom="margin">
-              <wp:posOffset>331470</wp:posOffset>
+              <wp:posOffset>483235</wp:posOffset>
             </wp:positionV>
-            <wp:extent cx="3252470" cy="1538605"/>
-            <wp:effectExtent l="0" t="0" r="5080" b="4445"/>
+            <wp:extent cx="3887470" cy="1379220"/>
+            <wp:effectExtent l="0" t="0" r="0" b="0"/>
             <wp:wrapSquare wrapText="bothSides"/>
-            <wp:docPr id="1271774375" name="Picture 1"/>
+            <wp:docPr id="440185050" name="Picture 1"/>
             <wp:cNvGraphicFramePr>
               <a:graphicFrameLocks xmlns:a="http://schemas.openxmlformats.org/drawingml/2006/main" noChangeAspect="1"/>
             </wp:cNvGraphicFramePr>
@@ -32,11 +33,17 @@
               <a:graphicData uri="http://schemas.openxmlformats.org/drawingml/2006/picture">
                 <pic:pic xmlns:pic="http://schemas.openxmlformats.org/drawingml/2006/picture">
                   <pic:nvPicPr>
-                    <pic:cNvPr id="1271774375" name=""/>
+                    <pic:cNvPr id="440185050" name=""/>
                     <pic:cNvPicPr/>
                   </pic:nvPicPr>
                   <pic:blipFill>
-                    <a:blip r:embed="rId7"/>
+                    <a:blip r:embed="rId7">
+                      <a:extLst>
+                        <a:ext uri="{28A0092B-C50C-407E-A947-70E740481C1C}">
+                          <a14:useLocalDpi xmlns:a14="http://schemas.microsoft.com/office/drawing/2010/main" val="0"/>
+                        </a:ext>
+                      </a:extLst>
+                    </a:blip>
                     <a:stretch>
                       <a:fillRect/>
                     </a:stretch>
@@ -44,7 +51,7 @@
                   <pic:spPr>
                     <a:xfrm>
                       <a:off x="0" y="0"/>
-                      <a:ext cx="3252470" cy="1538605"/>
+                      <a:ext cx="3887470" cy="1379220"/>
                     </a:xfrm>
                     <a:prstGeom prst="rect">
                       <a:avLst/>
@@ -69,7 +76,25 @@
           <w:color w:val="101820"/>
           <w:sz w:val="62"/>
         </w:rPr>
-        <w:t>NLV</w:t>
+        <w:t>N</w:t>
+      </w:r>
+      <w:r>
+        <w:rPr>
+          <w:rFonts w:ascii="Aptos Display" w:hAnsi="Aptos Display"/>
+          <w:b/>
+          <w:color w:val="101820"/>
+          <w:sz w:val="62"/>
+        </w:rPr>
+        <w:t>S</w:t>
+      </w:r>
+      <w:r>
+        <w:rPr>
+          <w:rFonts w:ascii="Aptos Display" w:hAnsi="Aptos Display"/>
+          <w:b/>
+          <w:color w:val="101820"/>
+          <w:sz w:val="62"/>
+        </w:rPr>
+        <w:t>H</w:t>
       </w:r>
       <w:r>
         <w:t xml:space="preserve"> </w:t>
@@ -78,12 +103,15 @@
         <w:tab/>
       </w:r>
       <w:r>
+        <w:t xml:space="preserve">    </w:t>
+      </w:r>
+      <w:r>
         <w:rPr>
           <w:b/>
-          <w:color w:val="F2A51A"/>
+          <w:color w:val="FC6B00"/>
           <w:sz w:val="26"/>
         </w:rPr>
-        <w:t>LABEL VOIDED FILM</w:t>
+        <w:t>Clear Heat Sealable Film</w:t>
       </w:r>
     </w:p>
     <w:p>
@@ -97,11 +125,14 @@
       <w:r>
         <w:rPr>
           <w:b/>
-          <w:color w:val="F2A51A"/>
+          <w:color w:val="FC6B00"/>
           <w:sz w:val="20"/>
           <w:szCs w:val="20"/>
         </w:rPr>
         <w:t>PRODUCT OVERVIEW</w:t>
+      </w:r>
+      <w:r>
+        <w:t xml:space="preserve"> </w:t>
       </w:r>
       <w:r>
         <w:rPr>
@@ -117,16 +148,20 @@
           <w:sz w:val="20"/>
           <w:szCs w:val="20"/>
         </w:rPr>
-        <w:t>NLV is a coextruded BOPP film with a micro-voided core structure, developed as a lightweight substrate for label and packaging applications. The film combines a multilayer construction with a controlled surface structure to provide consistent performance during converting.</w:t>
+        <w:t xml:space="preserve">NSH is coextruded BOPP film, heat sealable &amp; high COF suitable for food packaging and intended specially for pouches </w:t>
+      </w:r>
+      <w:r>
+        <w:rPr>
+          <w:sz w:val="20"/>
+          <w:szCs w:val="20"/>
+        </w:rPr>
+        <w:t>stacking.</w:t>
       </w:r>
     </w:p>
     <w:p>
       <w:pPr>
         <w:spacing w:before="120" w:after="60"/>
         <w:rPr>
-          <w:rFonts w:ascii="Aptos Display" w:hAnsi="Aptos Display"/>
-          <w:b/>
-          <w:color w:val="F2A51A"/>
           <w:sz w:val="20"/>
           <w:szCs w:val="20"/>
         </w:rPr>
@@ -158,7 +193,7 @@
         <w:rPr>
           <w:rFonts w:ascii="Aptos Display" w:hAnsi="Aptos Display"/>
           <w:b/>
-          <w:color w:val="F2A51A"/>
+          <w:color w:val="FC6B00"/>
           <w:sz w:val="20"/>
           <w:szCs w:val="20"/>
         </w:rPr>
@@ -167,7 +202,7 @@
         <w:rPr>
           <w:rFonts w:ascii="Aptos Display" w:hAnsi="Aptos Display"/>
           <w:b/>
-          <w:color w:val="F2A51A"/>
+          <w:color w:val="FC6B00"/>
           <w:sz w:val="20"/>
           <w:szCs w:val="20"/>
         </w:rPr>
@@ -179,13 +214,16 @@
         <w:pStyle w:val="ListParagraph"/>
         <w:numPr>
           <w:ilvl w:val="0"/>
-          <w:numId w:val="1"/>
+          <w:numId w:val="21"/>
         </w:numPr>
-        <w:spacing w:after="0"/>
+        <w:spacing w:before="120" w:after="60"/>
         <w:rPr>
+          <w:rFonts w:ascii="Aptos" w:hAnsi="Aptos"/>
           <w:bCs/>
+          <w:color w:val="101820"/>
           <w:sz w:val="20"/>
           <w:szCs w:val="20"/>
+          <w:lang/>
         </w:rPr>
       </w:pPr>
       <w:r>
@@ -195,8 +233,9 @@
           <w:color w:val="101820"/>
           <w:sz w:val="20"/>
           <w:szCs w:val="20"/>
+          <w:lang/>
         </w:rPr>
-        <w:t>High opacity and whiteness</w:t>
+        <w:t xml:space="preserve">Excellent transparency &amp; gloss </w:t>
       </w:r>
     </w:p>
     <w:p>
@@ -204,9 +243,125 @@
         <w:pStyle w:val="ListParagraph"/>
         <w:numPr>
           <w:ilvl w:val="0"/>
-          <w:numId w:val="1"/>
+          <w:numId w:val="21"/>
         </w:numPr>
-        <w:spacing w:after="0"/>
+        <w:spacing w:before="120" w:after="60"/>
+        <w:rPr>
+          <w:rFonts w:ascii="Aptos" w:hAnsi="Aptos"/>
+          <w:bCs/>
+          <w:color w:val="101820"/>
+          <w:sz w:val="20"/>
+          <w:szCs w:val="20"/>
+          <w:lang/>
+        </w:rPr>
+      </w:pPr>
+      <w:r>
+        <w:rPr>
+          <w:rFonts w:ascii="Aptos" w:hAnsi="Aptos"/>
+          <w:bCs/>
+          <w:color w:val="101820"/>
+          <w:sz w:val="20"/>
+          <w:szCs w:val="20"/>
+          <w:lang/>
+        </w:rPr>
+        <w:t xml:space="preserve">Wide sealing range &amp; good seal strength </w:t>
+      </w:r>
+    </w:p>
+    <w:p>
+      <w:pPr>
+        <w:pStyle w:val="ListParagraph"/>
+        <w:numPr>
+          <w:ilvl w:val="0"/>
+          <w:numId w:val="21"/>
+        </w:numPr>
+        <w:spacing w:before="120" w:after="60"/>
+        <w:rPr>
+          <w:rFonts w:ascii="Aptos" w:hAnsi="Aptos"/>
+          <w:bCs/>
+          <w:color w:val="101820"/>
+          <w:sz w:val="20"/>
+          <w:szCs w:val="20"/>
+          <w:lang/>
+        </w:rPr>
+      </w:pPr>
+      <w:r>
+        <w:rPr>
+          <w:rFonts w:ascii="Aptos" w:hAnsi="Aptos"/>
+          <w:bCs/>
+          <w:color w:val="101820"/>
+          <w:sz w:val="20"/>
+          <w:szCs w:val="20"/>
+          <w:lang/>
+        </w:rPr>
+        <w:t xml:space="preserve">Excellent hot tack </w:t>
+      </w:r>
+    </w:p>
+    <w:p>
+      <w:pPr>
+        <w:pStyle w:val="ListParagraph"/>
+        <w:numPr>
+          <w:ilvl w:val="0"/>
+          <w:numId w:val="21"/>
+        </w:numPr>
+        <w:spacing w:before="120" w:after="60"/>
+        <w:rPr>
+          <w:rFonts w:ascii="Aptos" w:hAnsi="Aptos"/>
+          <w:bCs/>
+          <w:color w:val="101820"/>
+          <w:sz w:val="20"/>
+          <w:szCs w:val="20"/>
+          <w:lang/>
+        </w:rPr>
+      </w:pPr>
+      <w:r>
+        <w:rPr>
+          <w:rFonts w:ascii="Aptos" w:hAnsi="Aptos"/>
+          <w:bCs/>
+          <w:color w:val="101820"/>
+          <w:sz w:val="20"/>
+          <w:szCs w:val="20"/>
+          <w:lang/>
+        </w:rPr>
+        <w:t xml:space="preserve">Excellent web flatness </w:t>
+      </w:r>
+    </w:p>
+    <w:p>
+      <w:pPr>
+        <w:pStyle w:val="ListParagraph"/>
+        <w:numPr>
+          <w:ilvl w:val="0"/>
+          <w:numId w:val="21"/>
+        </w:numPr>
+        <w:spacing w:before="120" w:after="60"/>
+        <w:rPr>
+          <w:rFonts w:ascii="Aptos" w:hAnsi="Aptos"/>
+          <w:bCs/>
+          <w:color w:val="101820"/>
+          <w:sz w:val="20"/>
+          <w:szCs w:val="20"/>
+          <w:lang/>
+        </w:rPr>
+      </w:pPr>
+      <w:r>
+        <w:rPr>
+          <w:rFonts w:ascii="Aptos" w:hAnsi="Aptos"/>
+          <w:bCs/>
+          <w:color w:val="101820"/>
+          <w:sz w:val="20"/>
+          <w:szCs w:val="20"/>
+          <w:lang/>
+        </w:rPr>
+        <w:t xml:space="preserve">High mechanical &amp; optical properties </w:t>
+      </w:r>
+    </w:p>
+    <w:p>
+      <w:pPr>
+        <w:pStyle w:val="ListParagraph"/>
+        <w:numPr>
+          <w:ilvl w:val="0"/>
+          <w:numId w:val="21"/>
+        </w:numPr>
+        <w:spacing w:before="120" w:after="60"/>
         <w:rPr>
           <w:rFonts w:ascii="Aptos" w:hAnsi="Aptos"/>
           <w:bCs/>
@@ -222,18 +377,15 @@
           <w:color w:val="101820"/>
           <w:sz w:val="20"/>
           <w:szCs w:val="20"/>
+          <w:lang/>
         </w:rPr>
-        <w:t>Excellent web flatness</w:t>
+        <w:t>High stiffness</w:t>
       </w:r>
     </w:p>
     <w:p>
       <w:pPr>
         <w:pStyle w:val="ListParagraph"/>
-        <w:numPr>
-          <w:ilvl w:val="0"/>
-          <w:numId w:val="1"/>
-        </w:numPr>
-        <w:spacing w:after="0"/>
+        <w:spacing w:before="120" w:after="60"/>
         <w:rPr>
           <w:rFonts w:ascii="Aptos" w:hAnsi="Aptos"/>
           <w:bCs/>
@@ -242,7 +394,12 @@
           <w:szCs w:val="20"/>
         </w:rPr>
       </w:pPr>
-      <w:r>
+    </w:p>
+    <w:p>
+      <w:pPr>
+        <w:pStyle w:val="ListParagraph"/>
+        <w:spacing w:before="120" w:after="60"/>
+        <w:ind w:left="0"/>
         <w:rPr>
           <w:rFonts w:ascii="Aptos" w:hAnsi="Aptos"/>
           <w:bCs/>
@@ -250,104 +407,12 @@
           <w:sz w:val="20"/>
           <w:szCs w:val="20"/>
         </w:rPr>
-        <w:t>High gloss on treated surface</w:t>
-      </w:r>
-    </w:p>
-    <w:p>
-      <w:pPr>
-        <w:pStyle w:val="ListParagraph"/>
-        <w:numPr>
-          <w:ilvl w:val="0"/>
-          <w:numId w:val="1"/>
-        </w:numPr>
-        <w:spacing w:after="0"/>
-        <w:rPr>
-          <w:rFonts w:ascii="Aptos" w:hAnsi="Aptos"/>
-          <w:bCs/>
-          <w:color w:val="101820"/>
-          <w:sz w:val="20"/>
-          <w:szCs w:val="20"/>
-        </w:rPr>
-      </w:pPr>
-      <w:r>
-        <w:rPr>
-          <w:rFonts w:ascii="Aptos" w:hAnsi="Aptos"/>
-          <w:bCs/>
-          <w:color w:val="101820"/>
-          <w:sz w:val="20"/>
-          <w:szCs w:val="20"/>
-        </w:rPr>
-        <w:t>Rotogravure &amp; flexographic printing</w:t>
-      </w:r>
-    </w:p>
-    <w:p>
-      <w:pPr>
-        <w:pStyle w:val="ListParagraph"/>
-        <w:numPr>
-          <w:ilvl w:val="0"/>
-          <w:numId w:val="1"/>
-        </w:numPr>
-        <w:spacing w:after="0"/>
-        <w:rPr>
-          <w:rFonts w:ascii="Aptos" w:hAnsi="Aptos"/>
-          <w:bCs/>
-          <w:color w:val="101820"/>
-          <w:sz w:val="20"/>
-          <w:szCs w:val="20"/>
-        </w:rPr>
-      </w:pPr>
-      <w:r>
-        <w:rPr>
-          <w:rFonts w:ascii="Aptos" w:hAnsi="Aptos"/>
-          <w:bCs/>
-          <w:color w:val="101820"/>
-          <w:sz w:val="20"/>
-          <w:szCs w:val="20"/>
-        </w:rPr>
-        <w:t>High mechanical properties</w:t>
-      </w:r>
-    </w:p>
-    <w:p>
-      <w:pPr>
-        <w:pStyle w:val="ListParagraph"/>
-        <w:numPr>
-          <w:ilvl w:val="0"/>
-          <w:numId w:val="1"/>
-        </w:numPr>
-        <w:spacing w:before="120" w:after="60"/>
-        <w:rPr>
-          <w:bCs/>
-          <w:sz w:val="20"/>
-          <w:szCs w:val="20"/>
-        </w:rPr>
-      </w:pPr>
-      <w:r>
-        <w:rPr>
-          <w:rFonts w:ascii="Aptos" w:hAnsi="Aptos"/>
-          <w:bCs/>
-          <w:color w:val="101820"/>
-          <w:sz w:val="20"/>
-          <w:szCs w:val="20"/>
-        </w:rPr>
-        <w:t>High stiffness</w:t>
-      </w:r>
-    </w:p>
-    <w:p>
-      <w:pPr>
-        <w:spacing w:before="120" w:after="60"/>
-        <w:rPr>
-          <w:rFonts w:ascii="Aptos Display" w:hAnsi="Aptos Display"/>
-          <w:b/>
-          <w:color w:val="F2A51A"/>
-          <w:sz w:val="20"/>
-          <w:szCs w:val="20"/>
-        </w:rPr>
       </w:pPr>
       <w:r>
         <w:rPr>
           <w:rFonts w:ascii="Aptos Display" w:hAnsi="Aptos Display"/>
           <w:b/>
-          <w:color w:val="F2A51A"/>
+          <w:color w:val="FC6B00"/>
           <w:sz w:val="20"/>
           <w:szCs w:val="20"/>
         </w:rPr>
@@ -359,7 +424,7 @@
         <w:pStyle w:val="ListParagraph"/>
         <w:numPr>
           <w:ilvl w:val="0"/>
-          <w:numId w:val="2"/>
+          <w:numId w:val="21"/>
         </w:numPr>
         <w:spacing w:before="120" w:after="60"/>
         <w:rPr>
@@ -367,6 +432,7 @@
           <w:bCs/>
           <w:sz w:val="20"/>
           <w:szCs w:val="20"/>
+          <w:lang/>
         </w:rPr>
       </w:pPr>
       <w:r>
@@ -375,8 +441,9 @@
           <w:bCs/>
           <w:sz w:val="20"/>
           <w:szCs w:val="20"/>
+          <w:lang/>
         </w:rPr>
-        <w:t>Wrap-Around Labels</w:t>
+        <w:t xml:space="preserve">General-purpose packaging </w:t>
       </w:r>
     </w:p>
     <w:p>
@@ -384,7 +451,7 @@
         <w:pStyle w:val="ListParagraph"/>
         <w:numPr>
           <w:ilvl w:val="0"/>
-          <w:numId w:val="2"/>
+          <w:numId w:val="21"/>
         </w:numPr>
         <w:spacing w:before="120" w:after="60"/>
         <w:rPr>
@@ -392,6 +459,7 @@
           <w:bCs/>
           <w:sz w:val="20"/>
           <w:szCs w:val="20"/>
+          <w:lang/>
         </w:rPr>
       </w:pPr>
       <w:r>
@@ -400,8 +468,9 @@
           <w:bCs/>
           <w:sz w:val="20"/>
           <w:szCs w:val="20"/>
+          <w:lang/>
         </w:rPr>
-        <w:t>Over-Wrap</w:t>
+        <w:t xml:space="preserve">Lamination </w:t>
       </w:r>
     </w:p>
     <w:p>
@@ -409,7 +478,7 @@
         <w:pStyle w:val="ListParagraph"/>
         <w:numPr>
           <w:ilvl w:val="0"/>
-          <w:numId w:val="2"/>
+          <w:numId w:val="21"/>
         </w:numPr>
         <w:spacing w:before="120" w:after="60"/>
         <w:rPr>
@@ -417,95 +486,8 @@
           <w:bCs/>
           <w:sz w:val="20"/>
           <w:szCs w:val="20"/>
+          <w:lang/>
         </w:rPr>
-      </w:pPr>
-      <w:r>
-        <w:rPr>
-          <w:rFonts w:ascii="Aptos Display" w:hAnsi="Aptos Display"/>
-          <w:bCs/>
-          <w:sz w:val="20"/>
-          <w:szCs w:val="20"/>
-        </w:rPr>
-        <w:t>Bottle &amp; Container Labels</w:t>
-      </w:r>
-    </w:p>
-    <w:p>
-      <w:pPr>
-        <w:pStyle w:val="ListParagraph"/>
-        <w:numPr>
-          <w:ilvl w:val="0"/>
-          <w:numId w:val="2"/>
-        </w:numPr>
-        <w:spacing w:before="120" w:after="60"/>
-        <w:rPr>
-          <w:rFonts w:ascii="Aptos Display" w:hAnsi="Aptos Display"/>
-          <w:bCs/>
-          <w:sz w:val="20"/>
-          <w:szCs w:val="20"/>
-        </w:rPr>
-      </w:pPr>
-      <w:r>
-        <w:rPr>
-          <w:rFonts w:ascii="Aptos Display" w:hAnsi="Aptos Display"/>
-          <w:bCs/>
-          <w:sz w:val="20"/>
-          <w:szCs w:val="20"/>
-        </w:rPr>
-        <w:t>Food &amp; Beverage Labels</w:t>
-      </w:r>
-    </w:p>
-    <w:p>
-      <w:pPr>
-        <w:pStyle w:val="ListParagraph"/>
-        <w:numPr>
-          <w:ilvl w:val="0"/>
-          <w:numId w:val="2"/>
-        </w:numPr>
-        <w:spacing w:before="120" w:after="60"/>
-        <w:rPr>
-          <w:rFonts w:ascii="Aptos Display" w:hAnsi="Aptos Display"/>
-          <w:bCs/>
-          <w:sz w:val="20"/>
-          <w:szCs w:val="20"/>
-        </w:rPr>
-      </w:pPr>
-      <w:r>
-        <w:rPr>
-          <w:rFonts w:ascii="Aptos Display" w:hAnsi="Aptos Display"/>
-          <w:bCs/>
-          <w:sz w:val="20"/>
-          <w:szCs w:val="20"/>
-        </w:rPr>
-        <w:t>Household Product Labels</w:t>
-      </w:r>
-    </w:p>
-    <w:p>
-      <w:pPr>
-        <w:pStyle w:val="ListParagraph"/>
-        <w:numPr>
-          <w:ilvl w:val="0"/>
-          <w:numId w:val="2"/>
-        </w:numPr>
-        <w:spacing w:before="120" w:after="60"/>
-        <w:rPr>
-          <w:rFonts w:ascii="Aptos Display" w:hAnsi="Aptos Display"/>
-          <w:bCs/>
-          <w:sz w:val="20"/>
-          <w:szCs w:val="20"/>
-        </w:rPr>
-      </w:pPr>
-      <w:r>
-        <w:rPr>
-          <w:rFonts w:ascii="Aptos Display" w:hAnsi="Aptos Display"/>
-          <w:bCs/>
-          <w:sz w:val="20"/>
-          <w:szCs w:val="20"/>
-        </w:rPr>
-        <w:t>Personal Care Labels</w:t>
-      </w:r>
-    </w:p>
-    <w:p>
-      <w:pPr>
         <w:sectPr>
           <w:type w:val="continuous"/>
           <w:pgSz w:w="11906" w:h="16838"/>
@@ -514,6 +496,16 @@
           <w:docGrid w:linePitch="360"/>
         </w:sectPr>
       </w:pPr>
+      <w:r>
+        <w:rPr>
+          <w:rFonts w:ascii="Aptos Display" w:hAnsi="Aptos Display"/>
+          <w:bCs/>
+          <w:sz w:val="20"/>
+          <w:szCs w:val="20"/>
+          <w:lang/>
+        </w:rPr>
+        <w:t>High-quality rotogravure &amp; flexographic printing</w:t>
+      </w:r>
     </w:p>
     <w:p>
       <w:pPr>
@@ -521,7 +513,7 @@
         <w:rPr>
           <w:rFonts w:ascii="Aptos Display" w:hAnsi="Aptos Display"/>
           <w:b/>
-          <w:color w:val="F2A51A"/>
+          <w:color w:val="FC6B00"/>
           <w:sz w:val="20"/>
           <w:szCs w:val="20"/>
         </w:rPr>
@@ -530,7 +522,7 @@
         <w:rPr>
           <w:rFonts w:ascii="Aptos Display" w:hAnsi="Aptos Display"/>
           <w:b/>
-          <w:color w:val="F2A51A"/>
+          <w:color w:val="FC6B00"/>
           <w:sz w:val="20"/>
           <w:szCs w:val="20"/>
         </w:rPr>
@@ -539,7 +531,7 @@
     </w:p>
     <w:tbl>
       <w:tblPr>
-        <w:tblW w:w="0" w:type="auto"/>
+        <w:tblW w:w="10457" w:type="dxa"/>
         <w:jc w:val="center"/>
         <w:tblBorders>
           <w:top w:val="single" w:sz="4" w:space="0" w:color="auto"/>
@@ -552,12 +544,17 @@
         <w:tblLook w:val="04A0" w:firstRow="1" w:lastRow="0" w:firstColumn="1" w:lastColumn="0" w:noHBand="0" w:noVBand="1"/>
       </w:tblPr>
       <w:tblGrid>
-        <w:gridCol w:w="2673"/>
-        <w:gridCol w:w="993"/>
-        <w:gridCol w:w="850"/>
-        <w:gridCol w:w="1985"/>
-        <w:gridCol w:w="1984"/>
-        <w:gridCol w:w="1846"/>
+        <w:gridCol w:w="2631"/>
+        <w:gridCol w:w="980"/>
+        <w:gridCol w:w="1100"/>
+        <w:gridCol w:w="982"/>
+        <w:gridCol w:w="29"/>
+        <w:gridCol w:w="952"/>
+        <w:gridCol w:w="30"/>
+        <w:gridCol w:w="951"/>
+        <w:gridCol w:w="15"/>
+        <w:gridCol w:w="967"/>
+        <w:gridCol w:w="1820"/>
       </w:tblGrid>
       <w:tr>
         <w:trPr>
@@ -566,7 +563,7 @@
         </w:trPr>
         <w:tc>
           <w:tcPr>
-            <w:tcW w:w="3666" w:type="dxa"/>
+            <w:tcW w:w="3611" w:type="dxa"/>
             <w:gridSpan w:val="2"/>
             <w:shd w:val="clear" w:color="auto" w:fill="101820"/>
             <w:vAlign w:val="center"/>
@@ -593,7 +590,7 @@
         </w:tc>
         <w:tc>
           <w:tcPr>
-            <w:tcW w:w="850" w:type="dxa"/>
+            <w:tcW w:w="1100" w:type="dxa"/>
             <w:shd w:val="clear" w:color="auto" w:fill="101820"/>
             <w:vAlign w:val="center"/>
           </w:tcPr>
@@ -620,8 +617,8 @@
         </w:tc>
         <w:tc>
           <w:tcPr>
-            <w:tcW w:w="3969" w:type="dxa"/>
-            <w:gridSpan w:val="2"/>
+            <w:tcW w:w="3926" w:type="dxa"/>
+            <w:gridSpan w:val="7"/>
             <w:shd w:val="clear" w:color="auto" w:fill="101820"/>
             <w:vAlign w:val="center"/>
           </w:tcPr>
@@ -648,7 +645,7 @@
         </w:tc>
         <w:tc>
           <w:tcPr>
-            <w:tcW w:w="1846" w:type="dxa"/>
+            <w:tcW w:w="1820" w:type="dxa"/>
             <w:shd w:val="clear" w:color="auto" w:fill="101820"/>
             <w:vAlign w:val="center"/>
           </w:tcPr>
@@ -681,7 +678,7 @@
         </w:trPr>
         <w:tc>
           <w:tcPr>
-            <w:tcW w:w="3666" w:type="dxa"/>
+            <w:tcW w:w="3611" w:type="dxa"/>
             <w:gridSpan w:val="2"/>
             <w:vAlign w:val="center"/>
           </w:tcPr>
@@ -707,12 +704,13 @@
         </w:tc>
         <w:tc>
           <w:tcPr>
-            <w:tcW w:w="850" w:type="dxa"/>
-            <w:vAlign w:val="center"/>
-          </w:tcPr>
-          <w:p>
-            <w:pPr>
-              <w:spacing w:after="0" w:line="360" w:lineRule="auto"/>
+            <w:tcW w:w="1100" w:type="dxa"/>
+            <w:vAlign w:val="center"/>
+          </w:tcPr>
+          <w:p>
+            <w:pPr>
+              <w:spacing w:after="0" w:line="360" w:lineRule="auto"/>
+              <w:jc w:val="center"/>
               <w:rPr>
                 <w:sz w:val="20"/>
                 <w:szCs w:val="20"/>
@@ -731,7 +729,7 @@
         </w:tc>
         <w:tc>
           <w:tcPr>
-            <w:tcW w:w="1985" w:type="dxa"/>
+            <w:tcW w:w="982" w:type="dxa"/>
             <w:vAlign w:val="center"/>
           </w:tcPr>
           <w:p>
@@ -750,13 +748,14 @@
                 <w:sz w:val="20"/>
                 <w:szCs w:val="20"/>
               </w:rPr>
-              <w:t>38</w:t>
-            </w:r>
-          </w:p>
-        </w:tc>
-        <w:tc>
-          <w:tcPr>
-            <w:tcW w:w="1984" w:type="dxa"/>
+              <w:t>20</w:t>
+            </w:r>
+          </w:p>
+        </w:tc>
+        <w:tc>
+          <w:tcPr>
+            <w:tcW w:w="981" w:type="dxa"/>
+            <w:gridSpan w:val="2"/>
             <w:vAlign w:val="center"/>
           </w:tcPr>
           <w:p>
@@ -775,13 +774,63 @@
                 <w:sz w:val="20"/>
                 <w:szCs w:val="20"/>
               </w:rPr>
-              <w:t>47</w:t>
-            </w:r>
-          </w:p>
-        </w:tc>
-        <w:tc>
-          <w:tcPr>
-            <w:tcW w:w="1846" w:type="dxa"/>
+              <w:t>25</w:t>
+            </w:r>
+          </w:p>
+        </w:tc>
+        <w:tc>
+          <w:tcPr>
+            <w:tcW w:w="981" w:type="dxa"/>
+            <w:gridSpan w:val="2"/>
+            <w:vAlign w:val="center"/>
+          </w:tcPr>
+          <w:p>
+            <w:pPr>
+              <w:spacing w:after="0" w:line="360" w:lineRule="auto"/>
+              <w:jc w:val="center"/>
+              <w:rPr>
+                <w:sz w:val="20"/>
+                <w:szCs w:val="20"/>
+              </w:rPr>
+            </w:pPr>
+            <w:r>
+              <w:rPr>
+                <w:rFonts w:ascii="Aptos" w:hAnsi="Aptos"/>
+                <w:color w:val="101820"/>
+                <w:sz w:val="20"/>
+                <w:szCs w:val="20"/>
+              </w:rPr>
+              <w:t>30</w:t>
+            </w:r>
+          </w:p>
+        </w:tc>
+        <w:tc>
+          <w:tcPr>
+            <w:tcW w:w="982" w:type="dxa"/>
+            <w:gridSpan w:val="2"/>
+            <w:vAlign w:val="center"/>
+          </w:tcPr>
+          <w:p>
+            <w:pPr>
+              <w:spacing w:after="0" w:line="360" w:lineRule="auto"/>
+              <w:jc w:val="center"/>
+              <w:rPr>
+                <w:sz w:val="20"/>
+                <w:szCs w:val="20"/>
+              </w:rPr>
+            </w:pPr>
+            <w:r>
+              <w:rPr>
+                <w:sz w:val="20"/>
+                <w:szCs w:val="20"/>
+              </w:rPr>
+              <w:t>40</w:t>
+            </w:r>
+          </w:p>
+        </w:tc>
+        <w:tc>
+          <w:tcPr>
+            <w:tcW w:w="1820" w:type="dxa"/>
             <w:vAlign w:val="center"/>
           </w:tcPr>
           <w:p>
@@ -811,7 +860,7 @@
         </w:trPr>
         <w:tc>
           <w:tcPr>
-            <w:tcW w:w="3666" w:type="dxa"/>
+            <w:tcW w:w="3611" w:type="dxa"/>
             <w:gridSpan w:val="2"/>
             <w:vAlign w:val="center"/>
           </w:tcPr>
@@ -837,12 +886,13 @@
         </w:tc>
         <w:tc>
           <w:tcPr>
-            <w:tcW w:w="850" w:type="dxa"/>
-            <w:vAlign w:val="center"/>
-          </w:tcPr>
-          <w:p>
-            <w:pPr>
-              <w:spacing w:after="0" w:line="360" w:lineRule="auto"/>
+            <w:tcW w:w="1100" w:type="dxa"/>
+            <w:vAlign w:val="center"/>
+          </w:tcPr>
+          <w:p>
+            <w:pPr>
+              <w:spacing w:after="0" w:line="360" w:lineRule="auto"/>
+              <w:jc w:val="center"/>
               <w:rPr>
                 <w:sz w:val="20"/>
                 <w:szCs w:val="20"/>
@@ -861,7 +911,7 @@
         </w:tc>
         <w:tc>
           <w:tcPr>
-            <w:tcW w:w="1985" w:type="dxa"/>
+            <w:tcW w:w="982" w:type="dxa"/>
             <w:vAlign w:val="center"/>
           </w:tcPr>
           <w:p>
@@ -875,18 +925,17 @@
             </w:pPr>
             <w:r>
               <w:rPr>
-                <w:rFonts w:ascii="Aptos" w:hAnsi="Aptos"/>
-                <w:color w:val="101820"/>
-                <w:sz w:val="20"/>
-                <w:szCs w:val="20"/>
-              </w:rPr>
-              <w:t>23.6</w:t>
-            </w:r>
-          </w:p>
-        </w:tc>
-        <w:tc>
-          <w:tcPr>
-            <w:tcW w:w="1984" w:type="dxa"/>
+                <w:sz w:val="20"/>
+                <w:szCs w:val="20"/>
+              </w:rPr>
+              <w:t>18.2</w:t>
+            </w:r>
+          </w:p>
+        </w:tc>
+        <w:tc>
+          <w:tcPr>
+            <w:tcW w:w="981" w:type="dxa"/>
+            <w:gridSpan w:val="2"/>
             <w:vAlign w:val="center"/>
           </w:tcPr>
           <w:p>
@@ -900,18 +949,64 @@
             </w:pPr>
             <w:r>
               <w:rPr>
-                <w:rFonts w:ascii="Aptos" w:hAnsi="Aptos"/>
-                <w:color w:val="101820"/>
-                <w:sz w:val="20"/>
-                <w:szCs w:val="20"/>
-              </w:rPr>
-              <w:t>32</w:t>
-            </w:r>
-          </w:p>
-        </w:tc>
-        <w:tc>
-          <w:tcPr>
-            <w:tcW w:w="1846" w:type="dxa"/>
+                <w:sz w:val="20"/>
+                <w:szCs w:val="20"/>
+              </w:rPr>
+              <w:t>22.7</w:t>
+            </w:r>
+          </w:p>
+        </w:tc>
+        <w:tc>
+          <w:tcPr>
+            <w:tcW w:w="981" w:type="dxa"/>
+            <w:gridSpan w:val="2"/>
+            <w:vAlign w:val="center"/>
+          </w:tcPr>
+          <w:p>
+            <w:pPr>
+              <w:spacing w:after="0" w:line="360" w:lineRule="auto"/>
+              <w:jc w:val="center"/>
+              <w:rPr>
+                <w:sz w:val="20"/>
+                <w:szCs w:val="20"/>
+              </w:rPr>
+            </w:pPr>
+            <w:r>
+              <w:rPr>
+                <w:sz w:val="20"/>
+                <w:szCs w:val="20"/>
+              </w:rPr>
+              <w:t>27.3</w:t>
+            </w:r>
+          </w:p>
+        </w:tc>
+        <w:tc>
+          <w:tcPr>
+            <w:tcW w:w="982" w:type="dxa"/>
+            <w:gridSpan w:val="2"/>
+            <w:vAlign w:val="center"/>
+          </w:tcPr>
+          <w:p>
+            <w:pPr>
+              <w:spacing w:after="0" w:line="360" w:lineRule="auto"/>
+              <w:jc w:val="center"/>
+              <w:rPr>
+                <w:sz w:val="20"/>
+                <w:szCs w:val="20"/>
+              </w:rPr>
+            </w:pPr>
+            <w:r>
+              <w:rPr>
+                <w:sz w:val="20"/>
+                <w:szCs w:val="20"/>
+              </w:rPr>
+              <w:t>36.5</w:t>
+            </w:r>
+          </w:p>
+        </w:tc>
+        <w:tc>
+          <w:tcPr>
+            <w:tcW w:w="1820" w:type="dxa"/>
             <w:vAlign w:val="center"/>
           </w:tcPr>
           <w:p>
@@ -941,7 +1036,7 @@
         </w:trPr>
         <w:tc>
           <w:tcPr>
-            <w:tcW w:w="3666" w:type="dxa"/>
+            <w:tcW w:w="3611" w:type="dxa"/>
             <w:gridSpan w:val="2"/>
             <w:vAlign w:val="center"/>
           </w:tcPr>
@@ -967,12 +1062,13 @@
         </w:tc>
         <w:tc>
           <w:tcPr>
-            <w:tcW w:w="850" w:type="dxa"/>
-            <w:vAlign w:val="center"/>
-          </w:tcPr>
-          <w:p>
-            <w:pPr>
-              <w:spacing w:after="0" w:line="360" w:lineRule="auto"/>
+            <w:tcW w:w="1100" w:type="dxa"/>
+            <w:vAlign w:val="center"/>
+          </w:tcPr>
+          <w:p>
+            <w:pPr>
+              <w:spacing w:after="0" w:line="360" w:lineRule="auto"/>
+              <w:jc w:val="center"/>
               <w:rPr>
                 <w:sz w:val="20"/>
                 <w:szCs w:val="20"/>
@@ -991,7 +1087,7 @@
         </w:tc>
         <w:tc>
           <w:tcPr>
-            <w:tcW w:w="1985" w:type="dxa"/>
+            <w:tcW w:w="982" w:type="dxa"/>
             <w:vAlign w:val="center"/>
           </w:tcPr>
           <w:p>
@@ -1005,18 +1101,17 @@
             </w:pPr>
             <w:r>
               <w:rPr>
-                <w:rFonts w:ascii="Aptos" w:hAnsi="Aptos"/>
-                <w:color w:val="101820"/>
-                <w:sz w:val="20"/>
-                <w:szCs w:val="20"/>
-              </w:rPr>
-              <w:t>42.4</w:t>
-            </w:r>
-          </w:p>
-        </w:tc>
-        <w:tc>
-          <w:tcPr>
-            <w:tcW w:w="1984" w:type="dxa"/>
+                <w:sz w:val="20"/>
+                <w:szCs w:val="20"/>
+              </w:rPr>
+              <w:t>55</w:t>
+            </w:r>
+          </w:p>
+        </w:tc>
+        <w:tc>
+          <w:tcPr>
+            <w:tcW w:w="981" w:type="dxa"/>
+            <w:gridSpan w:val="2"/>
             <w:vAlign w:val="center"/>
           </w:tcPr>
           <w:p>
@@ -1030,18 +1125,64 @@
             </w:pPr>
             <w:r>
               <w:rPr>
-                <w:rFonts w:ascii="Aptos" w:hAnsi="Aptos"/>
-                <w:color w:val="101820"/>
-                <w:sz w:val="20"/>
-                <w:szCs w:val="20"/>
-              </w:rPr>
-              <w:t>31.25</w:t>
-            </w:r>
-          </w:p>
-        </w:tc>
-        <w:tc>
-          <w:tcPr>
-            <w:tcW w:w="1846" w:type="dxa"/>
+                <w:sz w:val="20"/>
+                <w:szCs w:val="20"/>
+              </w:rPr>
+              <w:t>44</w:t>
+            </w:r>
+          </w:p>
+        </w:tc>
+        <w:tc>
+          <w:tcPr>
+            <w:tcW w:w="981" w:type="dxa"/>
+            <w:gridSpan w:val="2"/>
+            <w:vAlign w:val="center"/>
+          </w:tcPr>
+          <w:p>
+            <w:pPr>
+              <w:spacing w:after="0" w:line="360" w:lineRule="auto"/>
+              <w:jc w:val="center"/>
+              <w:rPr>
+                <w:sz w:val="20"/>
+                <w:szCs w:val="20"/>
+              </w:rPr>
+            </w:pPr>
+            <w:r>
+              <w:rPr>
+                <w:sz w:val="20"/>
+                <w:szCs w:val="20"/>
+              </w:rPr>
+              <w:t>36.6</w:t>
+            </w:r>
+          </w:p>
+        </w:tc>
+        <w:tc>
+          <w:tcPr>
+            <w:tcW w:w="982" w:type="dxa"/>
+            <w:gridSpan w:val="2"/>
+            <w:vAlign w:val="center"/>
+          </w:tcPr>
+          <w:p>
+            <w:pPr>
+              <w:spacing w:after="0" w:line="360" w:lineRule="auto"/>
+              <w:jc w:val="center"/>
+              <w:rPr>
+                <w:sz w:val="20"/>
+                <w:szCs w:val="20"/>
+              </w:rPr>
+            </w:pPr>
+            <w:r>
+              <w:rPr>
+                <w:sz w:val="20"/>
+                <w:szCs w:val="20"/>
+              </w:rPr>
+              <w:t>27.4</w:t>
+            </w:r>
+          </w:p>
+        </w:tc>
+        <w:tc>
+          <w:tcPr>
+            <w:tcW w:w="1820" w:type="dxa"/>
             <w:vAlign w:val="center"/>
           </w:tcPr>
           <w:p>
@@ -1071,7 +1212,7 @@
         </w:trPr>
         <w:tc>
           <w:tcPr>
-            <w:tcW w:w="3666" w:type="dxa"/>
+            <w:tcW w:w="3611" w:type="dxa"/>
             <w:gridSpan w:val="2"/>
             <w:vAlign w:val="center"/>
           </w:tcPr>
@@ -1079,50 +1220,28 @@
             <w:pPr>
               <w:spacing w:after="0" w:line="360" w:lineRule="auto"/>
               <w:rPr>
-                <w:sz w:val="20"/>
-                <w:szCs w:val="20"/>
-              </w:rPr>
-            </w:pPr>
-            <w:r>
-              <w:rPr>
                 <w:rFonts w:ascii="Aptos" w:hAnsi="Aptos"/>
                 <w:b/>
                 <w:color w:val="101820"/>
                 <w:sz w:val="20"/>
                 <w:szCs w:val="20"/>
               </w:rPr>
-              <w:t>Density</w:t>
-            </w:r>
-          </w:p>
-        </w:tc>
-        <w:tc>
-          <w:tcPr>
-            <w:tcW w:w="850" w:type="dxa"/>
-            <w:vAlign w:val="center"/>
-          </w:tcPr>
-          <w:p>
-            <w:pPr>
-              <w:spacing w:after="0" w:line="360" w:lineRule="auto"/>
-              <w:rPr>
-                <w:sz w:val="20"/>
-                <w:szCs w:val="20"/>
-              </w:rPr>
-            </w:pPr>
-            <w:r>
-              <w:rPr>
-                <w:rFonts w:ascii="Aptos" w:hAnsi="Aptos"/>
-                <w:color w:val="101820"/>
-                <w:sz w:val="20"/>
-                <w:szCs w:val="20"/>
-              </w:rPr>
-              <w:t>g/cm³</w:t>
-            </w:r>
-          </w:p>
-        </w:tc>
-        <w:tc>
-          <w:tcPr>
-            <w:tcW w:w="3969" w:type="dxa"/>
-            <w:gridSpan w:val="2"/>
+            </w:pPr>
+            <w:r>
+              <w:rPr>
+                <w:rFonts w:ascii="Aptos" w:hAnsi="Aptos"/>
+                <w:b/>
+                <w:color w:val="101820"/>
+                <w:sz w:val="20"/>
+                <w:szCs w:val="20"/>
+              </w:rPr>
+              <w:t>Wetting Tension</w:t>
+            </w:r>
+          </w:p>
+        </w:tc>
+        <w:tc>
+          <w:tcPr>
+            <w:tcW w:w="1100" w:type="dxa"/>
             <w:vAlign w:val="center"/>
           </w:tcPr>
           <w:p>
@@ -1130,24 +1249,45 @@
               <w:spacing w:after="0" w:line="360" w:lineRule="auto"/>
               <w:jc w:val="center"/>
               <w:rPr>
-                <w:sz w:val="20"/>
-                <w:szCs w:val="20"/>
-              </w:rPr>
-            </w:pPr>
-            <w:r>
-              <w:rPr>
-                <w:rFonts w:ascii="Aptos" w:hAnsi="Aptos"/>
-                <w:color w:val="101820"/>
-                <w:sz w:val="20"/>
-                <w:szCs w:val="20"/>
-              </w:rPr>
-              <w:t>0.68</w:t>
-            </w:r>
-          </w:p>
-        </w:tc>
-        <w:tc>
-          <w:tcPr>
-            <w:tcW w:w="1846" w:type="dxa"/>
+                <w:rFonts w:ascii="Aptos" w:hAnsi="Aptos"/>
+                <w:color w:val="101820"/>
+                <w:sz w:val="20"/>
+                <w:szCs w:val="20"/>
+              </w:rPr>
+            </w:pPr>
+            <w:r>
+              <w:rPr>
+                <w:rFonts w:ascii="Aptos" w:hAnsi="Aptos"/>
+                <w:color w:val="101820"/>
+                <w:sz w:val="20"/>
+                <w:szCs w:val="20"/>
+              </w:rPr>
+              <w:t>D</w:t>
+            </w:r>
+            <w:r>
+              <w:rPr>
+                <w:rFonts w:ascii="Aptos" w:hAnsi="Aptos"/>
+                <w:color w:val="101820"/>
+                <w:sz w:val="20"/>
+                <w:szCs w:val="20"/>
+              </w:rPr>
+              <w:t>ynes</w:t>
+            </w:r>
+            <w:r>
+              <w:rPr>
+                <w:rFonts w:ascii="Aptos" w:hAnsi="Aptos"/>
+                <w:color w:val="101820"/>
+                <w:sz w:val="20"/>
+                <w:szCs w:val="20"/>
+              </w:rPr>
+              <w:t>/cm</w:t>
+            </w:r>
+          </w:p>
+        </w:tc>
+        <w:tc>
+          <w:tcPr>
+            <w:tcW w:w="3926" w:type="dxa"/>
+            <w:gridSpan w:val="7"/>
             <w:vAlign w:val="center"/>
           </w:tcPr>
           <w:p>
@@ -1155,18 +1295,46 @@
               <w:spacing w:after="0" w:line="360" w:lineRule="auto"/>
               <w:jc w:val="center"/>
               <w:rPr>
-                <w:sz w:val="20"/>
-                <w:szCs w:val="20"/>
-              </w:rPr>
-            </w:pPr>
-            <w:r>
-              <w:rPr>
-                <w:rFonts w:ascii="Aptos" w:hAnsi="Aptos"/>
-                <w:color w:val="101820"/>
-                <w:sz w:val="20"/>
-                <w:szCs w:val="20"/>
-              </w:rPr>
-              <w:t>—</w:t>
+                <w:rFonts w:ascii="Aptos" w:hAnsi="Aptos"/>
+                <w:color w:val="101820"/>
+                <w:sz w:val="20"/>
+                <w:szCs w:val="20"/>
+              </w:rPr>
+            </w:pPr>
+            <w:r>
+              <w:rPr>
+                <w:rFonts w:ascii="Aptos" w:hAnsi="Aptos"/>
+                <w:color w:val="101820"/>
+                <w:sz w:val="20"/>
+                <w:szCs w:val="20"/>
+              </w:rPr>
+              <w:t>≥ 38</w:t>
+            </w:r>
+          </w:p>
+        </w:tc>
+        <w:tc>
+          <w:tcPr>
+            <w:tcW w:w="1820" w:type="dxa"/>
+            <w:vAlign w:val="center"/>
+          </w:tcPr>
+          <w:p>
+            <w:pPr>
+              <w:spacing w:after="0" w:line="360" w:lineRule="auto"/>
+              <w:rPr>
+                <w:rFonts w:ascii="Aptos" w:hAnsi="Aptos"/>
+                <w:color w:val="101820"/>
+                <w:sz w:val="20"/>
+                <w:szCs w:val="20"/>
+              </w:rPr>
+            </w:pPr>
+            <w:r>
+              <w:rPr>
+                <w:rFonts w:ascii="Aptos" w:hAnsi="Aptos"/>
+                <w:color w:val="101820"/>
+                <w:sz w:val="20"/>
+                <w:szCs w:val="20"/>
+              </w:rPr>
+              <w:t>ASTM D2578</w:t>
             </w:r>
           </w:p>
         </w:tc>
@@ -1178,7 +1346,7 @@
         </w:trPr>
         <w:tc>
           <w:tcPr>
-            <w:tcW w:w="3666" w:type="dxa"/>
+            <w:tcW w:w="3611" w:type="dxa"/>
             <w:gridSpan w:val="2"/>
             <w:vAlign w:val="center"/>
           </w:tcPr>
@@ -1195,58 +1363,44 @@
             </w:pPr>
             <w:r>
               <w:rPr>
-                <w:rFonts w:ascii="Aptos" w:hAnsi="Aptos"/>
                 <w:b/>
-                <w:color w:val="101820"/>
-                <w:sz w:val="20"/>
-                <w:szCs w:val="20"/>
-              </w:rPr>
-              <w:t>Wetting Tension</w:t>
-            </w:r>
-          </w:p>
-        </w:tc>
-        <w:tc>
-          <w:tcPr>
-            <w:tcW w:w="850" w:type="dxa"/>
-            <w:vAlign w:val="center"/>
-          </w:tcPr>
-          <w:p>
-            <w:pPr>
-              <w:spacing w:after="0" w:line="360" w:lineRule="auto"/>
-              <w:rPr>
-                <w:rFonts w:ascii="Aptos" w:hAnsi="Aptos"/>
-                <w:color w:val="101820"/>
-                <w:sz w:val="20"/>
-                <w:szCs w:val="20"/>
-              </w:rPr>
-            </w:pPr>
-            <w:proofErr w:type="spellStart"/>
-            <w:r>
-              <w:rPr>
-                <w:rFonts w:ascii="Aptos" w:hAnsi="Aptos"/>
-                <w:color w:val="101820"/>
-                <w:sz w:val="20"/>
-                <w:szCs w:val="20"/>
-              </w:rPr>
-              <w:t>mN</w:t>
-            </w:r>
-            <w:proofErr w:type="spellEnd"/>
-            <w:r>
-              <w:rPr>
-                <w:rFonts w:ascii="Aptos" w:hAnsi="Aptos"/>
-                <w:color w:val="101820"/>
-                <w:sz w:val="20"/>
-                <w:szCs w:val="20"/>
-              </w:rPr>
-              <w:t>/m</w:t>
-            </w:r>
-          </w:p>
-        </w:tc>
-        <w:tc>
-          <w:tcPr>
-            <w:tcW w:w="3969" w:type="dxa"/>
+                <w:bCs/>
+                <w:sz w:val="20"/>
+                <w:szCs w:val="20"/>
+              </w:rPr>
+              <w:t>Haze</w:t>
+            </w:r>
+          </w:p>
+        </w:tc>
+        <w:tc>
+          <w:tcPr>
+            <w:tcW w:w="1100" w:type="dxa"/>
+            <w:vAlign w:val="center"/>
+          </w:tcPr>
+          <w:p>
+            <w:pPr>
+              <w:spacing w:after="0" w:line="360" w:lineRule="auto"/>
+              <w:jc w:val="center"/>
+              <w:rPr>
+                <w:rFonts w:ascii="Aptos" w:hAnsi="Aptos"/>
+                <w:color w:val="101820"/>
+                <w:sz w:val="20"/>
+                <w:szCs w:val="20"/>
+              </w:rPr>
+            </w:pPr>
+            <w:r>
+              <w:rPr>
+                <w:sz w:val="20"/>
+                <w:szCs w:val="20"/>
+              </w:rPr>
+              <w:t>%</w:t>
+            </w:r>
+          </w:p>
+        </w:tc>
+        <w:tc>
+          <w:tcPr>
+            <w:tcW w:w="1011" w:type="dxa"/>
             <w:gridSpan w:val="2"/>
-            <w:vAlign w:val="center"/>
           </w:tcPr>
           <w:p>
             <w:pPr>
@@ -1266,33 +1420,122 @@
                 <w:sz w:val="20"/>
                 <w:szCs w:val="20"/>
               </w:rPr>
-              <w:t>≥ 38</w:t>
-            </w:r>
-          </w:p>
-        </w:tc>
-        <w:tc>
-          <w:tcPr>
-            <w:tcW w:w="1846" w:type="dxa"/>
-            <w:vAlign w:val="center"/>
-          </w:tcPr>
-          <w:p>
-            <w:pPr>
-              <w:spacing w:after="0" w:line="360" w:lineRule="auto"/>
-              <w:rPr>
-                <w:rFonts w:ascii="Aptos" w:hAnsi="Aptos"/>
-                <w:color w:val="101820"/>
-                <w:sz w:val="20"/>
-                <w:szCs w:val="20"/>
-              </w:rPr>
-            </w:pPr>
-            <w:r>
-              <w:rPr>
-                <w:rFonts w:ascii="Aptos" w:hAnsi="Aptos"/>
-                <w:color w:val="101820"/>
-                <w:sz w:val="20"/>
-                <w:szCs w:val="20"/>
-              </w:rPr>
-              <w:t>ASTM D2578</w:t>
+              <w:t>≤ 3.5</w:t>
+            </w:r>
+          </w:p>
+        </w:tc>
+        <w:tc>
+          <w:tcPr>
+            <w:tcW w:w="982" w:type="dxa"/>
+            <w:gridSpan w:val="2"/>
+          </w:tcPr>
+          <w:p>
+            <w:pPr>
+              <w:spacing w:after="0" w:line="360" w:lineRule="auto"/>
+              <w:jc w:val="center"/>
+              <w:rPr>
+                <w:rFonts w:ascii="Aptos" w:hAnsi="Aptos"/>
+                <w:color w:val="101820"/>
+                <w:sz w:val="20"/>
+                <w:szCs w:val="20"/>
+              </w:rPr>
+            </w:pPr>
+            <w:r>
+              <w:rPr>
+                <w:rFonts w:ascii="Aptos" w:hAnsi="Aptos"/>
+                <w:color w:val="101820"/>
+                <w:sz w:val="20"/>
+                <w:szCs w:val="20"/>
+              </w:rPr>
+              <w:t>≤ 3.5</w:t>
+            </w:r>
+          </w:p>
+        </w:tc>
+        <w:tc>
+          <w:tcPr>
+            <w:tcW w:w="966" w:type="dxa"/>
+            <w:gridSpan w:val="2"/>
+          </w:tcPr>
+          <w:p>
+            <w:pPr>
+              <w:spacing w:after="0" w:line="360" w:lineRule="auto"/>
+              <w:jc w:val="center"/>
+              <w:rPr>
+                <w:rFonts w:ascii="Aptos" w:hAnsi="Aptos"/>
+                <w:color w:val="101820"/>
+                <w:sz w:val="20"/>
+                <w:szCs w:val="20"/>
+              </w:rPr>
+            </w:pPr>
+            <w:r>
+              <w:rPr>
+                <w:rFonts w:ascii="Aptos" w:hAnsi="Aptos"/>
+                <w:color w:val="101820"/>
+                <w:sz w:val="20"/>
+                <w:szCs w:val="20"/>
+              </w:rPr>
+              <w:t>≤ 3.5</w:t>
+            </w:r>
+          </w:p>
+        </w:tc>
+        <w:tc>
+          <w:tcPr>
+            <w:tcW w:w="967" w:type="dxa"/>
+          </w:tcPr>
+          <w:p>
+            <w:pPr>
+              <w:spacing w:after="0" w:line="360" w:lineRule="auto"/>
+              <w:jc w:val="center"/>
+              <w:rPr>
+                <w:rFonts w:ascii="Aptos" w:hAnsi="Aptos"/>
+                <w:color w:val="101820"/>
+                <w:sz w:val="20"/>
+                <w:szCs w:val="20"/>
+              </w:rPr>
+            </w:pPr>
+            <w:r>
+              <w:rPr>
+                <w:rFonts w:ascii="Aptos" w:hAnsi="Aptos"/>
+                <w:color w:val="101820"/>
+                <w:sz w:val="20"/>
+                <w:szCs w:val="20"/>
+              </w:rPr>
+              <w:t>≤ 3.5</w:t>
+            </w:r>
+          </w:p>
+        </w:tc>
+        <w:tc>
+          <w:tcPr>
+            <w:tcW w:w="1820" w:type="dxa"/>
+            <w:vAlign w:val="center"/>
+          </w:tcPr>
+          <w:p>
+            <w:pPr>
+              <w:spacing w:after="0" w:line="360" w:lineRule="auto"/>
+              <w:rPr>
+                <w:rFonts w:ascii="Aptos" w:hAnsi="Aptos"/>
+                <w:color w:val="101820"/>
+                <w:sz w:val="20"/>
+                <w:szCs w:val="20"/>
+              </w:rPr>
+            </w:pPr>
+            <w:r>
+              <w:rPr>
+                <w:rFonts w:ascii="Aptos" w:hAnsi="Aptos"/>
+                <w:color w:val="101820"/>
+                <w:sz w:val="20"/>
+                <w:szCs w:val="20"/>
+              </w:rPr>
+              <w:t>ASTM D</w:t>
+            </w:r>
+            <w:r>
+              <w:rPr>
+                <w:rFonts w:ascii="Aptos" w:hAnsi="Aptos"/>
+                <w:color w:val="101820"/>
+                <w:sz w:val="20"/>
+                <w:szCs w:val="20"/>
+              </w:rPr>
+              <w:t>1003</w:t>
             </w:r>
           </w:p>
         </w:tc>
@@ -1304,7 +1547,7 @@
         </w:trPr>
         <w:tc>
           <w:tcPr>
-            <w:tcW w:w="3666" w:type="dxa"/>
+            <w:tcW w:w="3611" w:type="dxa"/>
             <w:gridSpan w:val="2"/>
             <w:vAlign w:val="center"/>
           </w:tcPr>
@@ -1324,13 +1567,23 @@
                 <w:sz w:val="20"/>
                 <w:szCs w:val="20"/>
               </w:rPr>
-              <w:t>Whiteness Index</w:t>
-            </w:r>
-          </w:p>
-        </w:tc>
-        <w:tc>
-          <w:tcPr>
-            <w:tcW w:w="850" w:type="dxa"/>
+              <w:t>Gloss</w:t>
+            </w:r>
+            <w:r>
+              <w:rPr>
+                <w:rFonts w:ascii="Aptos" w:hAnsi="Aptos"/>
+                <w:b/>
+                <w:color w:val="101820"/>
+                <w:sz w:val="20"/>
+                <w:szCs w:val="20"/>
+              </w:rPr>
+              <w:t xml:space="preserve"> 45°</w:t>
+            </w:r>
+          </w:p>
+        </w:tc>
+        <w:tc>
+          <w:tcPr>
+            <w:tcW w:w="1100" w:type="dxa"/>
             <w:vAlign w:val="center"/>
           </w:tcPr>
           <w:p>
@@ -1349,14 +1602,14 @@
                 <w:sz w:val="20"/>
                 <w:szCs w:val="20"/>
               </w:rPr>
-              <w:t>—</w:t>
-            </w:r>
-          </w:p>
-        </w:tc>
-        <w:tc>
-          <w:tcPr>
-            <w:tcW w:w="1985" w:type="dxa"/>
-            <w:vAlign w:val="center"/>
+              <w:t>%</w:t>
+            </w:r>
+          </w:p>
+        </w:tc>
+        <w:tc>
+          <w:tcPr>
+            <w:tcW w:w="1011" w:type="dxa"/>
+            <w:gridSpan w:val="2"/>
           </w:tcPr>
           <w:p>
             <w:pPr>
@@ -1369,19 +1622,24 @@
             </w:pPr>
             <w:r>
               <w:rPr>
-                <w:rFonts w:ascii="Aptos" w:hAnsi="Aptos"/>
-                <w:color w:val="101820"/>
-                <w:sz w:val="20"/>
-                <w:szCs w:val="20"/>
-              </w:rPr>
-              <w:t>90</w:t>
-            </w:r>
-          </w:p>
-        </w:tc>
-        <w:tc>
-          <w:tcPr>
-            <w:tcW w:w="1984" w:type="dxa"/>
-            <w:vAlign w:val="center"/>
+                <w:sz w:val="20"/>
+                <w:szCs w:val="20"/>
+              </w:rPr>
+              <w:t>8</w:t>
+            </w:r>
+            <w:r>
+              <w:rPr>
+                <w:sz w:val="20"/>
+                <w:szCs w:val="20"/>
+              </w:rPr>
+              <w:t>6</w:t>
+            </w:r>
+          </w:p>
+        </w:tc>
+        <w:tc>
+          <w:tcPr>
+            <w:tcW w:w="982" w:type="dxa"/>
+            <w:gridSpan w:val="2"/>
           </w:tcPr>
           <w:p>
             <w:pPr>
@@ -1394,19 +1652,24 @@
             </w:pPr>
             <w:r>
               <w:rPr>
-                <w:rFonts w:ascii="Aptos" w:hAnsi="Aptos"/>
-                <w:color w:val="101820"/>
-                <w:sz w:val="20"/>
-                <w:szCs w:val="20"/>
-              </w:rPr>
-              <w:t>92</w:t>
-            </w:r>
-          </w:p>
-        </w:tc>
-        <w:tc>
-          <w:tcPr>
-            <w:tcW w:w="1846" w:type="dxa"/>
-            <w:vAlign w:val="center"/>
+                <w:sz w:val="20"/>
+                <w:szCs w:val="20"/>
+              </w:rPr>
+              <w:t>8</w:t>
+            </w:r>
+            <w:r>
+              <w:rPr>
+                <w:sz w:val="20"/>
+                <w:szCs w:val="20"/>
+              </w:rPr>
+              <w:t>5</w:t>
+            </w:r>
+          </w:p>
+        </w:tc>
+        <w:tc>
+          <w:tcPr>
+            <w:tcW w:w="966" w:type="dxa"/>
+            <w:gridSpan w:val="2"/>
           </w:tcPr>
           <w:p>
             <w:pPr>
@@ -1419,12 +1682,63 @@
             </w:pPr>
             <w:r>
               <w:rPr>
-                <w:rFonts w:ascii="Aptos" w:hAnsi="Aptos"/>
-                <w:color w:val="101820"/>
-                <w:sz w:val="20"/>
-                <w:szCs w:val="20"/>
-              </w:rPr>
-              <w:t>—</w:t>
+                <w:sz w:val="20"/>
+                <w:szCs w:val="20"/>
+              </w:rPr>
+              <w:t>8</w:t>
+            </w:r>
+            <w:r>
+              <w:rPr>
+                <w:sz w:val="20"/>
+                <w:szCs w:val="20"/>
+              </w:rPr>
+              <w:t>2</w:t>
+            </w:r>
+          </w:p>
+        </w:tc>
+        <w:tc>
+          <w:tcPr>
+            <w:tcW w:w="967" w:type="dxa"/>
+          </w:tcPr>
+          <w:p>
+            <w:pPr>
+              <w:spacing w:after="0" w:line="360" w:lineRule="auto"/>
+              <w:jc w:val="center"/>
+              <w:rPr>
+                <w:sz w:val="20"/>
+                <w:szCs w:val="20"/>
+              </w:rPr>
+            </w:pPr>
+            <w:r>
+              <w:rPr>
+                <w:sz w:val="20"/>
+                <w:szCs w:val="20"/>
+              </w:rPr>
+              <w:t>82</w:t>
+            </w:r>
+          </w:p>
+        </w:tc>
+        <w:tc>
+          <w:tcPr>
+            <w:tcW w:w="1820" w:type="dxa"/>
+            <w:vAlign w:val="center"/>
+          </w:tcPr>
+          <w:p>
+            <w:pPr>
+              <w:spacing w:after="0" w:line="360" w:lineRule="auto"/>
+              <w:rPr>
+                <w:sz w:val="20"/>
+                <w:szCs w:val="20"/>
+              </w:rPr>
+            </w:pPr>
+            <w:r>
+              <w:rPr>
+                <w:rFonts w:ascii="Aptos" w:hAnsi="Aptos"/>
+                <w:color w:val="101820"/>
+                <w:sz w:val="20"/>
+                <w:szCs w:val="20"/>
+              </w:rPr>
+              <w:t>ASTM D2457</w:t>
             </w:r>
           </w:p>
         </w:tc>
@@ -1436,7 +1750,7 @@
         </w:trPr>
         <w:tc>
           <w:tcPr>
-            <w:tcW w:w="3666" w:type="dxa"/>
+            <w:tcW w:w="3611" w:type="dxa"/>
             <w:gridSpan w:val="2"/>
             <w:vAlign w:val="center"/>
           </w:tcPr>
@@ -1456,37 +1770,13 @@
                 <w:sz w:val="20"/>
                 <w:szCs w:val="20"/>
               </w:rPr>
-              <w:t>Opacity</w:t>
-            </w:r>
-          </w:p>
-        </w:tc>
-        <w:tc>
-          <w:tcPr>
-            <w:tcW w:w="850" w:type="dxa"/>
-            <w:vAlign w:val="center"/>
-          </w:tcPr>
-          <w:p>
-            <w:pPr>
-              <w:spacing w:after="0" w:line="360" w:lineRule="auto"/>
-              <w:rPr>
-                <w:sz w:val="20"/>
-                <w:szCs w:val="20"/>
-              </w:rPr>
-            </w:pPr>
-            <w:r>
-              <w:rPr>
-                <w:rFonts w:ascii="Aptos" w:hAnsi="Aptos"/>
-                <w:color w:val="101820"/>
-                <w:sz w:val="20"/>
-                <w:szCs w:val="20"/>
-              </w:rPr>
-              <w:t>%</w:t>
-            </w:r>
-          </w:p>
-        </w:tc>
-        <w:tc>
-          <w:tcPr>
-            <w:tcW w:w="1985" w:type="dxa"/>
+              <w:t>COF Dynamic F-F (U-U)</w:t>
+            </w:r>
+          </w:p>
+        </w:tc>
+        <w:tc>
+          <w:tcPr>
+            <w:tcW w:w="1100" w:type="dxa"/>
             <w:vAlign w:val="center"/>
           </w:tcPr>
           <w:p>
@@ -1505,13 +1795,14 @@
                 <w:sz w:val="20"/>
                 <w:szCs w:val="20"/>
               </w:rPr>
-              <w:t>81</w:t>
-            </w:r>
-          </w:p>
-        </w:tc>
-        <w:tc>
-          <w:tcPr>
-            <w:tcW w:w="1984" w:type="dxa"/>
+              <w:t>—</w:t>
+            </w:r>
+          </w:p>
+        </w:tc>
+        <w:tc>
+          <w:tcPr>
+            <w:tcW w:w="3926" w:type="dxa"/>
+            <w:gridSpan w:val="7"/>
             <w:vAlign w:val="center"/>
           </w:tcPr>
           <w:p>
@@ -1530,31 +1821,49 @@
                 <w:sz w:val="20"/>
                 <w:szCs w:val="20"/>
               </w:rPr>
-              <w:t>83</w:t>
-            </w:r>
-          </w:p>
-        </w:tc>
-        <w:tc>
-          <w:tcPr>
-            <w:tcW w:w="1846" w:type="dxa"/>
-            <w:vAlign w:val="center"/>
-          </w:tcPr>
-          <w:p>
-            <w:pPr>
-              <w:spacing w:after="0" w:line="360" w:lineRule="auto"/>
-              <w:rPr>
-                <w:sz w:val="20"/>
-                <w:szCs w:val="20"/>
-              </w:rPr>
-            </w:pPr>
-            <w:r>
-              <w:rPr>
-                <w:rFonts w:ascii="Aptos" w:hAnsi="Aptos"/>
-                <w:color w:val="101820"/>
-                <w:sz w:val="20"/>
-                <w:szCs w:val="20"/>
-              </w:rPr>
-              <w:t>DIN 53146</w:t>
+              <w:t>≤ 0.</w:t>
+            </w:r>
+            <w:r>
+              <w:rPr>
+                <w:rFonts w:ascii="Aptos" w:hAnsi="Aptos"/>
+                <w:color w:val="101820"/>
+                <w:sz w:val="20"/>
+                <w:szCs w:val="20"/>
+              </w:rPr>
+              <w:t>5</w:t>
+            </w:r>
+            <w:r>
+              <w:rPr>
+                <w:rFonts w:ascii="Aptos" w:hAnsi="Aptos"/>
+                <w:color w:val="101820"/>
+                <w:sz w:val="20"/>
+                <w:szCs w:val="20"/>
+              </w:rPr>
+              <w:t>0</w:t>
+            </w:r>
+          </w:p>
+        </w:tc>
+        <w:tc>
+          <w:tcPr>
+            <w:tcW w:w="1820" w:type="dxa"/>
+            <w:vAlign w:val="center"/>
+          </w:tcPr>
+          <w:p>
+            <w:pPr>
+              <w:spacing w:after="0" w:line="360" w:lineRule="auto"/>
+              <w:rPr>
+                <w:sz w:val="20"/>
+                <w:szCs w:val="20"/>
+              </w:rPr>
+            </w:pPr>
+            <w:r>
+              <w:rPr>
+                <w:rFonts w:ascii="Aptos" w:hAnsi="Aptos"/>
+                <w:color w:val="101820"/>
+                <w:sz w:val="20"/>
+                <w:szCs w:val="20"/>
+              </w:rPr>
+              <w:t>DIN EN ISO 8295</w:t>
             </w:r>
           </w:p>
         </w:tc>
@@ -1566,38 +1875,116 @@
         </w:trPr>
         <w:tc>
           <w:tcPr>
-            <w:tcW w:w="3666" w:type="dxa"/>
+            <w:tcW w:w="2631" w:type="dxa"/>
+            <w:vMerge w:val="restart"/>
+            <w:vAlign w:val="center"/>
+          </w:tcPr>
+          <w:p>
+            <w:pPr>
+              <w:spacing w:after="0" w:line="360" w:lineRule="auto"/>
+              <w:rPr>
+                <w:sz w:val="20"/>
+                <w:szCs w:val="20"/>
+              </w:rPr>
+            </w:pPr>
+            <w:r>
+              <w:rPr>
+                <w:rFonts w:ascii="Aptos" w:hAnsi="Aptos"/>
+                <w:b/>
+                <w:color w:val="101820"/>
+                <w:sz w:val="20"/>
+                <w:szCs w:val="20"/>
+              </w:rPr>
+              <w:t>Tensile Strength</w:t>
+            </w:r>
+          </w:p>
+        </w:tc>
+        <w:tc>
+          <w:tcPr>
+            <w:tcW w:w="980" w:type="dxa"/>
+            <w:vAlign w:val="center"/>
+          </w:tcPr>
+          <w:p>
+            <w:pPr>
+              <w:spacing w:after="0" w:line="360" w:lineRule="auto"/>
+              <w:jc w:val="center"/>
+              <w:rPr>
+                <w:sz w:val="20"/>
+                <w:szCs w:val="20"/>
+              </w:rPr>
+            </w:pPr>
+            <w:r>
+              <w:rPr>
+                <w:rFonts w:ascii="Aptos" w:hAnsi="Aptos"/>
+                <w:b/>
+                <w:color w:val="101820"/>
+                <w:sz w:val="20"/>
+                <w:szCs w:val="20"/>
+              </w:rPr>
+              <w:t>MD</w:t>
+            </w:r>
+          </w:p>
+        </w:tc>
+        <w:tc>
+          <w:tcPr>
+            <w:tcW w:w="1100" w:type="dxa"/>
+            <w:vMerge w:val="restart"/>
+            <w:vAlign w:val="center"/>
+          </w:tcPr>
+          <w:p>
+            <w:pPr>
+              <w:spacing w:after="0" w:line="360" w:lineRule="auto"/>
+              <w:jc w:val="center"/>
+              <w:rPr>
+                <w:sz w:val="20"/>
+                <w:szCs w:val="20"/>
+              </w:rPr>
+            </w:pPr>
+            <w:r>
+              <w:rPr>
+                <w:rFonts w:ascii="Aptos" w:hAnsi="Aptos"/>
+                <w:color w:val="101820"/>
+                <w:sz w:val="20"/>
+                <w:szCs w:val="20"/>
+              </w:rPr>
+              <w:t>MPa</w:t>
+            </w:r>
+          </w:p>
+        </w:tc>
+        <w:tc>
+          <w:tcPr>
+            <w:tcW w:w="982" w:type="dxa"/>
+            <w:vAlign w:val="center"/>
+          </w:tcPr>
+          <w:p>
+            <w:pPr>
+              <w:spacing w:after="0" w:line="360" w:lineRule="auto"/>
+              <w:jc w:val="center"/>
+              <w:rPr>
+                <w:sz w:val="20"/>
+                <w:szCs w:val="20"/>
+              </w:rPr>
+            </w:pPr>
+            <w:r>
+              <w:rPr>
+                <w:rFonts w:ascii="Aptos" w:hAnsi="Aptos"/>
+                <w:color w:val="101820"/>
+                <w:sz w:val="20"/>
+                <w:szCs w:val="20"/>
+              </w:rPr>
+              <w:t>150</w:t>
+            </w:r>
+          </w:p>
+        </w:tc>
+        <w:tc>
+          <w:tcPr>
+            <w:tcW w:w="981" w:type="dxa"/>
             <w:gridSpan w:val="2"/>
             <w:vAlign w:val="center"/>
           </w:tcPr>
           <w:p>
             <w:pPr>
               <w:spacing w:after="0" w:line="360" w:lineRule="auto"/>
-              <w:rPr>
-                <w:sz w:val="20"/>
-                <w:szCs w:val="20"/>
-              </w:rPr>
-            </w:pPr>
-            <w:r>
-              <w:rPr>
-                <w:rFonts w:ascii="Aptos" w:hAnsi="Aptos"/>
-                <w:b/>
-                <w:color w:val="101820"/>
-                <w:sz w:val="20"/>
-                <w:szCs w:val="20"/>
-              </w:rPr>
-              <w:t>Gloss</w:t>
-            </w:r>
-          </w:p>
-        </w:tc>
-        <w:tc>
-          <w:tcPr>
-            <w:tcW w:w="850" w:type="dxa"/>
-            <w:vAlign w:val="center"/>
-          </w:tcPr>
-          <w:p>
-            <w:pPr>
-              <w:spacing w:after="0" w:line="360" w:lineRule="auto"/>
               <w:jc w:val="center"/>
               <w:rPr>
                 <w:sz w:val="20"/>
@@ -1611,13 +1998,14 @@
                 <w:sz w:val="20"/>
                 <w:szCs w:val="20"/>
               </w:rPr>
-              <w:t>—</w:t>
-            </w:r>
-          </w:p>
-        </w:tc>
-        <w:tc>
-          <w:tcPr>
-            <w:tcW w:w="1985" w:type="dxa"/>
+              <w:t>140</w:t>
+            </w:r>
+          </w:p>
+        </w:tc>
+        <w:tc>
+          <w:tcPr>
+            <w:tcW w:w="981" w:type="dxa"/>
+            <w:gridSpan w:val="2"/>
             <w:vAlign w:val="center"/>
           </w:tcPr>
           <w:p>
@@ -1636,13 +2024,14 @@
                 <w:sz w:val="20"/>
                 <w:szCs w:val="20"/>
               </w:rPr>
-              <w:t>90</w:t>
-            </w:r>
-          </w:p>
-        </w:tc>
-        <w:tc>
-          <w:tcPr>
-            <w:tcW w:w="1984" w:type="dxa"/>
+              <w:t>140</w:t>
+            </w:r>
+          </w:p>
+        </w:tc>
+        <w:tc>
+          <w:tcPr>
+            <w:tcW w:w="982" w:type="dxa"/>
+            <w:gridSpan w:val="2"/>
             <w:vAlign w:val="center"/>
           </w:tcPr>
           <w:p>
@@ -1661,31 +2050,31 @@
                 <w:sz w:val="20"/>
                 <w:szCs w:val="20"/>
               </w:rPr>
-              <w:t>90</w:t>
-            </w:r>
-          </w:p>
-        </w:tc>
-        <w:tc>
-          <w:tcPr>
-            <w:tcW w:w="1846" w:type="dxa"/>
-            <w:vAlign w:val="center"/>
-          </w:tcPr>
-          <w:p>
-            <w:pPr>
-              <w:spacing w:after="0" w:line="360" w:lineRule="auto"/>
-              <w:rPr>
-                <w:sz w:val="20"/>
-                <w:szCs w:val="20"/>
-              </w:rPr>
-            </w:pPr>
-            <w:r>
-              <w:rPr>
-                <w:rFonts w:ascii="Aptos" w:hAnsi="Aptos"/>
-                <w:color w:val="101820"/>
-                <w:sz w:val="20"/>
-                <w:szCs w:val="20"/>
-              </w:rPr>
-              <w:t>ASTM D2457</w:t>
+              <w:t>140</w:t>
+            </w:r>
+          </w:p>
+        </w:tc>
+        <w:tc>
+          <w:tcPr>
+            <w:tcW w:w="1820" w:type="dxa"/>
+            <w:vAlign w:val="center"/>
+          </w:tcPr>
+          <w:p>
+            <w:pPr>
+              <w:spacing w:after="0" w:line="360" w:lineRule="auto"/>
+              <w:rPr>
+                <w:sz w:val="20"/>
+                <w:szCs w:val="20"/>
+              </w:rPr>
+            </w:pPr>
+            <w:r>
+              <w:rPr>
+                <w:rFonts w:ascii="Aptos" w:hAnsi="Aptos"/>
+                <w:color w:val="101820"/>
+                <w:sz w:val="20"/>
+                <w:szCs w:val="20"/>
+              </w:rPr>
+              <w:t>ASTM D882</w:t>
             </w:r>
           </w:p>
         </w:tc>
@@ -1697,38 +2086,97 @@
         </w:trPr>
         <w:tc>
           <w:tcPr>
-            <w:tcW w:w="3666" w:type="dxa"/>
+            <w:tcW w:w="2631" w:type="dxa"/>
+            <w:vMerge/>
+            <w:vAlign w:val="center"/>
+          </w:tcPr>
+          <w:p>
+            <w:pPr>
+              <w:spacing w:after="0" w:line="360" w:lineRule="auto"/>
+              <w:rPr>
+                <w:sz w:val="20"/>
+                <w:szCs w:val="20"/>
+              </w:rPr>
+            </w:pPr>
+          </w:p>
+        </w:tc>
+        <w:tc>
+          <w:tcPr>
+            <w:tcW w:w="980" w:type="dxa"/>
+            <w:vAlign w:val="center"/>
+          </w:tcPr>
+          <w:p>
+            <w:pPr>
+              <w:spacing w:after="0" w:line="360" w:lineRule="auto"/>
+              <w:jc w:val="center"/>
+              <w:rPr>
+                <w:sz w:val="20"/>
+                <w:szCs w:val="20"/>
+              </w:rPr>
+            </w:pPr>
+            <w:r>
+              <w:rPr>
+                <w:rFonts w:ascii="Aptos" w:hAnsi="Aptos"/>
+                <w:b/>
+                <w:color w:val="101820"/>
+                <w:sz w:val="20"/>
+                <w:szCs w:val="20"/>
+              </w:rPr>
+              <w:t>TD</w:t>
+            </w:r>
+          </w:p>
+        </w:tc>
+        <w:tc>
+          <w:tcPr>
+            <w:tcW w:w="1100" w:type="dxa"/>
+            <w:vMerge/>
+            <w:vAlign w:val="center"/>
+          </w:tcPr>
+          <w:p>
+            <w:pPr>
+              <w:spacing w:after="0" w:line="360" w:lineRule="auto"/>
+              <w:jc w:val="center"/>
+              <w:rPr>
+                <w:sz w:val="20"/>
+                <w:szCs w:val="20"/>
+              </w:rPr>
+            </w:pPr>
+          </w:p>
+        </w:tc>
+        <w:tc>
+          <w:tcPr>
+            <w:tcW w:w="982" w:type="dxa"/>
+            <w:vAlign w:val="center"/>
+          </w:tcPr>
+          <w:p>
+            <w:pPr>
+              <w:spacing w:after="0" w:line="360" w:lineRule="auto"/>
+              <w:jc w:val="center"/>
+              <w:rPr>
+                <w:sz w:val="20"/>
+                <w:szCs w:val="20"/>
+              </w:rPr>
+            </w:pPr>
+            <w:r>
+              <w:rPr>
+                <w:rFonts w:ascii="Aptos" w:hAnsi="Aptos"/>
+                <w:color w:val="101820"/>
+                <w:sz w:val="20"/>
+                <w:szCs w:val="20"/>
+              </w:rPr>
+              <w:t>290</w:t>
+            </w:r>
+          </w:p>
+        </w:tc>
+        <w:tc>
+          <w:tcPr>
+            <w:tcW w:w="981" w:type="dxa"/>
             <w:gridSpan w:val="2"/>
             <w:vAlign w:val="center"/>
           </w:tcPr>
           <w:p>
             <w:pPr>
               <w:spacing w:after="0" w:line="360" w:lineRule="auto"/>
-              <w:rPr>
-                <w:sz w:val="20"/>
-                <w:szCs w:val="20"/>
-              </w:rPr>
-            </w:pPr>
-            <w:r>
-              <w:rPr>
-                <w:rFonts w:ascii="Aptos" w:hAnsi="Aptos"/>
-                <w:b/>
-                <w:color w:val="101820"/>
-                <w:sz w:val="20"/>
-                <w:szCs w:val="20"/>
-              </w:rPr>
-              <w:t>COF Dynamic F-F (U-U)</w:t>
-            </w:r>
-          </w:p>
-        </w:tc>
-        <w:tc>
-          <w:tcPr>
-            <w:tcW w:w="850" w:type="dxa"/>
-            <w:vAlign w:val="center"/>
-          </w:tcPr>
-          <w:p>
-            <w:pPr>
-              <w:spacing w:after="0" w:line="360" w:lineRule="auto"/>
               <w:jc w:val="center"/>
               <w:rPr>
                 <w:sz w:val="20"/>
@@ -1742,13 +2190,13 @@
                 <w:sz w:val="20"/>
                 <w:szCs w:val="20"/>
               </w:rPr>
-              <w:t>—</w:t>
-            </w:r>
-          </w:p>
-        </w:tc>
-        <w:tc>
-          <w:tcPr>
-            <w:tcW w:w="3969" w:type="dxa"/>
+              <w:t>290</w:t>
+            </w:r>
+          </w:p>
+        </w:tc>
+        <w:tc>
+          <w:tcPr>
+            <w:tcW w:w="981" w:type="dxa"/>
             <w:gridSpan w:val="2"/>
             <w:vAlign w:val="center"/>
           </w:tcPr>
@@ -1768,31 +2216,57 @@
                 <w:sz w:val="20"/>
                 <w:szCs w:val="20"/>
               </w:rPr>
-              <w:t>≤ 0.30</w:t>
-            </w:r>
-          </w:p>
-        </w:tc>
-        <w:tc>
-          <w:tcPr>
-            <w:tcW w:w="1846" w:type="dxa"/>
-            <w:vAlign w:val="center"/>
-          </w:tcPr>
-          <w:p>
-            <w:pPr>
-              <w:spacing w:after="0" w:line="360" w:lineRule="auto"/>
-              <w:rPr>
-                <w:sz w:val="20"/>
-                <w:szCs w:val="20"/>
-              </w:rPr>
-            </w:pPr>
-            <w:r>
-              <w:rPr>
-                <w:rFonts w:ascii="Aptos" w:hAnsi="Aptos"/>
-                <w:color w:val="101820"/>
-                <w:sz w:val="20"/>
-                <w:szCs w:val="20"/>
-              </w:rPr>
-              <w:t>DIN EN ISO 8295</w:t>
+              <w:t>290</w:t>
+            </w:r>
+          </w:p>
+        </w:tc>
+        <w:tc>
+          <w:tcPr>
+            <w:tcW w:w="982" w:type="dxa"/>
+            <w:gridSpan w:val="2"/>
+            <w:vAlign w:val="center"/>
+          </w:tcPr>
+          <w:p>
+            <w:pPr>
+              <w:spacing w:after="0" w:line="360" w:lineRule="auto"/>
+              <w:jc w:val="center"/>
+              <w:rPr>
+                <w:sz w:val="20"/>
+                <w:szCs w:val="20"/>
+              </w:rPr>
+            </w:pPr>
+            <w:r>
+              <w:rPr>
+                <w:rFonts w:ascii="Aptos" w:hAnsi="Aptos"/>
+                <w:color w:val="101820"/>
+                <w:sz w:val="20"/>
+                <w:szCs w:val="20"/>
+              </w:rPr>
+              <w:t>290</w:t>
+            </w:r>
+          </w:p>
+        </w:tc>
+        <w:tc>
+          <w:tcPr>
+            <w:tcW w:w="1820" w:type="dxa"/>
+            <w:vAlign w:val="center"/>
+          </w:tcPr>
+          <w:p>
+            <w:pPr>
+              <w:spacing w:after="0" w:line="360" w:lineRule="auto"/>
+              <w:rPr>
+                <w:sz w:val="20"/>
+                <w:szCs w:val="20"/>
+              </w:rPr>
+            </w:pPr>
+            <w:r>
+              <w:rPr>
+                <w:rFonts w:ascii="Aptos" w:hAnsi="Aptos"/>
+                <w:color w:val="101820"/>
+                <w:sz w:val="20"/>
+                <w:szCs w:val="20"/>
+              </w:rPr>
+              <w:t>ASTM D882</w:t>
             </w:r>
           </w:p>
         </w:tc>
@@ -1804,7 +2278,7 @@
         </w:trPr>
         <w:tc>
           <w:tcPr>
-            <w:tcW w:w="2673" w:type="dxa"/>
+            <w:tcW w:w="2631" w:type="dxa"/>
             <w:vMerge w:val="restart"/>
             <w:vAlign w:val="center"/>
           </w:tcPr>
@@ -1824,13 +2298,13 @@
                 <w:sz w:val="20"/>
                 <w:szCs w:val="20"/>
               </w:rPr>
-              <w:t>Tensile Strength</w:t>
-            </w:r>
-          </w:p>
-        </w:tc>
-        <w:tc>
-          <w:tcPr>
-            <w:tcW w:w="993" w:type="dxa"/>
+              <w:t>Elongation at Break</w:t>
+            </w:r>
+          </w:p>
+        </w:tc>
+        <w:tc>
+          <w:tcPr>
+            <w:tcW w:w="980" w:type="dxa"/>
             <w:vAlign w:val="center"/>
           </w:tcPr>
           <w:p>
@@ -1856,32 +2330,8 @@
         </w:tc>
         <w:tc>
           <w:tcPr>
-            <w:tcW w:w="850" w:type="dxa"/>
-            <w:vAlign w:val="center"/>
-          </w:tcPr>
-          <w:p>
-            <w:pPr>
-              <w:spacing w:after="0" w:line="360" w:lineRule="auto"/>
-              <w:rPr>
-                <w:sz w:val="20"/>
-                <w:szCs w:val="20"/>
-              </w:rPr>
-            </w:pPr>
-            <w:r>
-              <w:rPr>
-                <w:rFonts w:ascii="Aptos" w:hAnsi="Aptos"/>
-                <w:color w:val="101820"/>
-                <w:sz w:val="20"/>
-                <w:szCs w:val="20"/>
-              </w:rPr>
-              <w:t>MPa</w:t>
-            </w:r>
-          </w:p>
-        </w:tc>
-        <w:tc>
-          <w:tcPr>
-            <w:tcW w:w="3969" w:type="dxa"/>
-            <w:gridSpan w:val="2"/>
+            <w:tcW w:w="1100" w:type="dxa"/>
+            <w:vMerge w:val="restart"/>
             <w:vAlign w:val="center"/>
           </w:tcPr>
           <w:p>
@@ -1900,13 +2350,48 @@
                 <w:sz w:val="20"/>
                 <w:szCs w:val="20"/>
               </w:rPr>
-              <w:t>103</w:t>
-            </w:r>
-          </w:p>
-        </w:tc>
-        <w:tc>
-          <w:tcPr>
-            <w:tcW w:w="1846" w:type="dxa"/>
+              <w:t>%</w:t>
+            </w:r>
+          </w:p>
+        </w:tc>
+        <w:tc>
+          <w:tcPr>
+            <w:tcW w:w="3926" w:type="dxa"/>
+            <w:gridSpan w:val="7"/>
+            <w:vAlign w:val="center"/>
+          </w:tcPr>
+          <w:p>
+            <w:pPr>
+              <w:spacing w:after="0" w:line="360" w:lineRule="auto"/>
+              <w:jc w:val="center"/>
+              <w:rPr>
+                <w:sz w:val="20"/>
+                <w:szCs w:val="20"/>
+              </w:rPr>
+            </w:pPr>
+            <w:r>
+              <w:rPr>
+                <w:rFonts w:ascii="Aptos" w:hAnsi="Aptos"/>
+                <w:color w:val="101820"/>
+                <w:sz w:val="20"/>
+                <w:szCs w:val="20"/>
+              </w:rPr>
+              <w:t>20</w:t>
+            </w:r>
+            <w:r>
+              <w:rPr>
+                <w:rFonts w:ascii="Aptos" w:hAnsi="Aptos"/>
+                <w:color w:val="101820"/>
+                <w:sz w:val="20"/>
+                <w:szCs w:val="20"/>
+              </w:rPr>
+              <w:t>0</w:t>
+            </w:r>
+          </w:p>
+        </w:tc>
+        <w:tc>
+          <w:tcPr>
+            <w:tcW w:w="1820" w:type="dxa"/>
             <w:vAlign w:val="center"/>
           </w:tcPr>
           <w:p>
@@ -1936,7 +2421,7 @@
         </w:trPr>
         <w:tc>
           <w:tcPr>
-            <w:tcW w:w="2673" w:type="dxa"/>
+            <w:tcW w:w="2631" w:type="dxa"/>
             <w:vMerge/>
             <w:vAlign w:val="center"/>
           </w:tcPr>
@@ -1952,7 +2437,7 @@
         </w:tc>
         <w:tc>
           <w:tcPr>
-            <w:tcW w:w="993" w:type="dxa"/>
+            <w:tcW w:w="980" w:type="dxa"/>
             <w:vAlign w:val="center"/>
           </w:tcPr>
           <w:p>
@@ -1978,32 +2463,8 @@
         </w:tc>
         <w:tc>
           <w:tcPr>
-            <w:tcW w:w="850" w:type="dxa"/>
-            <w:vAlign w:val="center"/>
-          </w:tcPr>
-          <w:p>
-            <w:pPr>
-              <w:spacing w:after="0" w:line="360" w:lineRule="auto"/>
-              <w:rPr>
-                <w:sz w:val="20"/>
-                <w:szCs w:val="20"/>
-              </w:rPr>
-            </w:pPr>
-            <w:r>
-              <w:rPr>
-                <w:rFonts w:ascii="Aptos" w:hAnsi="Aptos"/>
-                <w:color w:val="101820"/>
-                <w:sz w:val="20"/>
-                <w:szCs w:val="20"/>
-              </w:rPr>
-              <w:t>MPa</w:t>
-            </w:r>
-          </w:p>
-        </w:tc>
-        <w:tc>
-          <w:tcPr>
-            <w:tcW w:w="3969" w:type="dxa"/>
-            <w:gridSpan w:val="2"/>
+            <w:tcW w:w="1100" w:type="dxa"/>
+            <w:vMerge/>
             <w:vAlign w:val="center"/>
           </w:tcPr>
           <w:p>
@@ -2015,20 +2476,46 @@
                 <w:szCs w:val="20"/>
               </w:rPr>
             </w:pPr>
-            <w:r>
-              <w:rPr>
-                <w:rFonts w:ascii="Aptos" w:hAnsi="Aptos"/>
-                <w:color w:val="101820"/>
-                <w:sz w:val="20"/>
-                <w:szCs w:val="20"/>
-              </w:rPr>
-              <w:t>141</w:t>
-            </w:r>
-          </w:p>
-        </w:tc>
-        <w:tc>
-          <w:tcPr>
-            <w:tcW w:w="1846" w:type="dxa"/>
+          </w:p>
+        </w:tc>
+        <w:tc>
+          <w:tcPr>
+            <w:tcW w:w="3926" w:type="dxa"/>
+            <w:gridSpan w:val="7"/>
+            <w:vAlign w:val="center"/>
+          </w:tcPr>
+          <w:p>
+            <w:pPr>
+              <w:spacing w:after="0" w:line="360" w:lineRule="auto"/>
+              <w:jc w:val="center"/>
+              <w:rPr>
+                <w:sz w:val="20"/>
+                <w:szCs w:val="20"/>
+              </w:rPr>
+            </w:pPr>
+            <w:r>
+              <w:rPr>
+                <w:rFonts w:ascii="Aptos" w:hAnsi="Aptos"/>
+                <w:color w:val="101820"/>
+                <w:sz w:val="20"/>
+                <w:szCs w:val="20"/>
+              </w:rPr>
+              <w:t>5</w:t>
+            </w:r>
+            <w:r>
+              <w:rPr>
+                <w:rFonts w:ascii="Aptos" w:hAnsi="Aptos"/>
+                <w:color w:val="101820"/>
+                <w:sz w:val="20"/>
+                <w:szCs w:val="20"/>
+              </w:rPr>
+              <w:t>0</w:t>
+            </w:r>
+          </w:p>
+        </w:tc>
+        <w:tc>
+          <w:tcPr>
+            <w:tcW w:w="1820" w:type="dxa"/>
             <w:vAlign w:val="center"/>
           </w:tcPr>
           <w:p>
@@ -2058,7 +2545,7 @@
         </w:trPr>
         <w:tc>
           <w:tcPr>
-            <w:tcW w:w="2673" w:type="dxa"/>
+            <w:tcW w:w="2631" w:type="dxa"/>
             <w:vMerge w:val="restart"/>
             <w:vAlign w:val="center"/>
           </w:tcPr>
@@ -2066,25 +2553,35 @@
             <w:pPr>
               <w:spacing w:after="0" w:line="360" w:lineRule="auto"/>
               <w:rPr>
-                <w:sz w:val="20"/>
-                <w:szCs w:val="20"/>
-              </w:rPr>
-            </w:pPr>
-            <w:r>
-              <w:rPr>
-                <w:rFonts w:ascii="Aptos" w:hAnsi="Aptos"/>
                 <w:b/>
-                <w:color w:val="101820"/>
-                <w:sz w:val="20"/>
-                <w:szCs w:val="20"/>
-              </w:rPr>
-              <w:t>Elongation at Break</w:t>
-            </w:r>
-          </w:p>
-        </w:tc>
-        <w:tc>
-          <w:tcPr>
-            <w:tcW w:w="993" w:type="dxa"/>
+                <w:bCs/>
+                <w:sz w:val="20"/>
+                <w:szCs w:val="20"/>
+              </w:rPr>
+            </w:pPr>
+            <w:r>
+              <w:rPr>
+                <w:b/>
+                <w:bCs/>
+                <w:sz w:val="20"/>
+                <w:szCs w:val="20"/>
+              </w:rPr>
+              <w:t>Thermal Shrinkage</w:t>
+            </w:r>
+            <w:r>
+              <w:rPr>
+                <w:b/>
+                <w:bCs/>
+                <w:sz w:val="20"/>
+                <w:szCs w:val="20"/>
+              </w:rPr>
+              <w:t xml:space="preserve"> </w:t>
+            </w:r>
+          </w:p>
+        </w:tc>
+        <w:tc>
+          <w:tcPr>
+            <w:tcW w:w="980" w:type="dxa"/>
             <w:vAlign w:val="center"/>
           </w:tcPr>
           <w:p>
@@ -2092,31 +2589,38 @@
               <w:spacing w:after="0" w:line="360" w:lineRule="auto"/>
               <w:jc w:val="center"/>
               <w:rPr>
-                <w:sz w:val="20"/>
-                <w:szCs w:val="20"/>
-              </w:rPr>
-            </w:pPr>
-            <w:r>
-              <w:rPr>
                 <w:rFonts w:ascii="Aptos" w:hAnsi="Aptos"/>
                 <w:b/>
                 <w:color w:val="101820"/>
                 <w:sz w:val="20"/>
                 <w:szCs w:val="20"/>
               </w:rPr>
+            </w:pPr>
+            <w:r>
+              <w:rPr>
+                <w:rFonts w:ascii="Aptos" w:hAnsi="Aptos"/>
+                <w:b/>
+                <w:color w:val="101820"/>
+                <w:sz w:val="20"/>
+                <w:szCs w:val="20"/>
+              </w:rPr>
               <w:t>MD</w:t>
             </w:r>
           </w:p>
         </w:tc>
         <w:tc>
           <w:tcPr>
-            <w:tcW w:w="850" w:type="dxa"/>
-            <w:vAlign w:val="center"/>
-          </w:tcPr>
-          <w:p>
-            <w:pPr>
-              <w:spacing w:after="0" w:line="360" w:lineRule="auto"/>
-              <w:rPr>
+            <w:tcW w:w="1100" w:type="dxa"/>
+            <w:vMerge w:val="restart"/>
+            <w:vAlign w:val="center"/>
+          </w:tcPr>
+          <w:p>
+            <w:pPr>
+              <w:spacing w:after="0" w:line="360" w:lineRule="auto"/>
+              <w:jc w:val="center"/>
+              <w:rPr>
+                <w:rFonts w:ascii="Aptos" w:hAnsi="Aptos"/>
+                <w:color w:val="101820"/>
                 <w:sz w:val="20"/>
                 <w:szCs w:val="20"/>
               </w:rPr>
@@ -2134,8 +2638,8 @@
         </w:tc>
         <w:tc>
           <w:tcPr>
-            <w:tcW w:w="3969" w:type="dxa"/>
-            <w:gridSpan w:val="2"/>
+            <w:tcW w:w="3926" w:type="dxa"/>
+            <w:gridSpan w:val="7"/>
             <w:vAlign w:val="center"/>
           </w:tcPr>
           <w:p>
@@ -2143,42 +2647,48 @@
               <w:spacing w:after="0" w:line="360" w:lineRule="auto"/>
               <w:jc w:val="center"/>
               <w:rPr>
-                <w:sz w:val="20"/>
-                <w:szCs w:val="20"/>
-              </w:rPr>
-            </w:pPr>
-            <w:r>
-              <w:rPr>
-                <w:rFonts w:ascii="Aptos" w:hAnsi="Aptos"/>
-                <w:color w:val="101820"/>
-                <w:sz w:val="20"/>
-                <w:szCs w:val="20"/>
-              </w:rPr>
-              <w:t>140</w:t>
-            </w:r>
-          </w:p>
-        </w:tc>
-        <w:tc>
-          <w:tcPr>
-            <w:tcW w:w="1846" w:type="dxa"/>
-            <w:vAlign w:val="center"/>
-          </w:tcPr>
-          <w:p>
-            <w:pPr>
-              <w:spacing w:after="0" w:line="360" w:lineRule="auto"/>
-              <w:rPr>
-                <w:sz w:val="20"/>
-                <w:szCs w:val="20"/>
-              </w:rPr>
-            </w:pPr>
-            <w:r>
-              <w:rPr>
-                <w:rFonts w:ascii="Aptos" w:hAnsi="Aptos"/>
-                <w:color w:val="101820"/>
-                <w:sz w:val="20"/>
-                <w:szCs w:val="20"/>
-              </w:rPr>
-              <w:t>ASTM D882</w:t>
+                <w:rFonts w:ascii="Aptos" w:hAnsi="Aptos"/>
+                <w:color w:val="101820"/>
+                <w:sz w:val="20"/>
+                <w:szCs w:val="20"/>
+              </w:rPr>
+            </w:pPr>
+            <w:r>
+              <w:rPr>
+                <w:rFonts w:ascii="Aptos" w:hAnsi="Aptos"/>
+                <w:color w:val="101820"/>
+                <w:sz w:val="20"/>
+                <w:szCs w:val="20"/>
+              </w:rPr>
+              <w:t>≤</w:t>
+            </w:r>
+            <w:r>
+              <w:rPr>
+                <w:rFonts w:ascii="Aptos" w:hAnsi="Aptos"/>
+                <w:color w:val="101820"/>
+                <w:sz w:val="20"/>
+                <w:szCs w:val="20"/>
+              </w:rPr>
+              <w:t xml:space="preserve"> 5</w:t>
+            </w:r>
+          </w:p>
+        </w:tc>
+        <w:tc>
+          <w:tcPr>
+            <w:tcW w:w="1820" w:type="dxa"/>
+          </w:tcPr>
+          <w:p>
+            <w:pPr>
+              <w:spacing w:after="0" w:line="360" w:lineRule="auto"/>
+              <w:rPr>
+                <w:rFonts w:ascii="Aptos" w:hAnsi="Aptos"/>
+                <w:color w:val="101820"/>
+                <w:sz w:val="20"/>
+                <w:szCs w:val="20"/>
+              </w:rPr>
+            </w:pPr>
+            <w:r>
+              <w:t xml:space="preserve">BMS TT 0.2 </w:t>
             </w:r>
           </w:p>
         </w:tc>
@@ -2190,7 +2700,7 @@
         </w:trPr>
         <w:tc>
           <w:tcPr>
-            <w:tcW w:w="2673" w:type="dxa"/>
+            <w:tcW w:w="2631" w:type="dxa"/>
             <w:vMerge/>
             <w:vAlign w:val="center"/>
           </w:tcPr>
@@ -2206,7 +2716,7 @@
         </w:tc>
         <w:tc>
           <w:tcPr>
-            <w:tcW w:w="993" w:type="dxa"/>
+            <w:tcW w:w="980" w:type="dxa"/>
             <w:vAlign w:val="center"/>
           </w:tcPr>
           <w:p>
@@ -2214,50 +2724,29 @@
               <w:spacing w:after="0" w:line="360" w:lineRule="auto"/>
               <w:jc w:val="center"/>
               <w:rPr>
-                <w:sz w:val="20"/>
-                <w:szCs w:val="20"/>
-              </w:rPr>
-            </w:pPr>
-            <w:r>
-              <w:rPr>
                 <w:rFonts w:ascii="Aptos" w:hAnsi="Aptos"/>
                 <w:b/>
                 <w:color w:val="101820"/>
                 <w:sz w:val="20"/>
                 <w:szCs w:val="20"/>
               </w:rPr>
+            </w:pPr>
+            <w:r>
+              <w:rPr>
+                <w:rFonts w:ascii="Aptos" w:hAnsi="Aptos"/>
+                <w:b/>
+                <w:color w:val="101820"/>
+                <w:sz w:val="20"/>
+                <w:szCs w:val="20"/>
+              </w:rPr>
               <w:t>TD</w:t>
             </w:r>
           </w:p>
         </w:tc>
         <w:tc>
           <w:tcPr>
-            <w:tcW w:w="850" w:type="dxa"/>
-            <w:vAlign w:val="center"/>
-          </w:tcPr>
-          <w:p>
-            <w:pPr>
-              <w:spacing w:after="0" w:line="360" w:lineRule="auto"/>
-              <w:rPr>
-                <w:sz w:val="20"/>
-                <w:szCs w:val="20"/>
-              </w:rPr>
-            </w:pPr>
-            <w:r>
-              <w:rPr>
-                <w:rFonts w:ascii="Aptos" w:hAnsi="Aptos"/>
-                <w:color w:val="101820"/>
-                <w:sz w:val="20"/>
-                <w:szCs w:val="20"/>
-              </w:rPr>
-              <w:t>%</w:t>
-            </w:r>
-          </w:p>
-        </w:tc>
-        <w:tc>
-          <w:tcPr>
-            <w:tcW w:w="3969" w:type="dxa"/>
-            <w:gridSpan w:val="2"/>
+            <w:tcW w:w="1100" w:type="dxa"/>
+            <w:vMerge/>
             <w:vAlign w:val="center"/>
           </w:tcPr>
           <w:p>
@@ -2265,42 +2754,67 @@
               <w:spacing w:after="0" w:line="360" w:lineRule="auto"/>
               <w:jc w:val="center"/>
               <w:rPr>
-                <w:sz w:val="20"/>
-                <w:szCs w:val="20"/>
-              </w:rPr>
-            </w:pPr>
-            <w:r>
-              <w:rPr>
-                <w:rFonts w:ascii="Aptos" w:hAnsi="Aptos"/>
-                <w:color w:val="101820"/>
-                <w:sz w:val="20"/>
-                <w:szCs w:val="20"/>
-              </w:rPr>
-              <w:t>32</w:t>
-            </w:r>
-          </w:p>
-        </w:tc>
-        <w:tc>
-          <w:tcPr>
-            <w:tcW w:w="1846" w:type="dxa"/>
-            <w:vAlign w:val="center"/>
-          </w:tcPr>
-          <w:p>
-            <w:pPr>
-              <w:spacing w:after="0" w:line="360" w:lineRule="auto"/>
-              <w:rPr>
-                <w:sz w:val="20"/>
-                <w:szCs w:val="20"/>
-              </w:rPr>
-            </w:pPr>
-            <w:r>
-              <w:rPr>
-                <w:rFonts w:ascii="Aptos" w:hAnsi="Aptos"/>
-                <w:color w:val="101820"/>
-                <w:sz w:val="20"/>
-                <w:szCs w:val="20"/>
-              </w:rPr>
-              <w:t>ASTM D882</w:t>
+                <w:rFonts w:ascii="Aptos" w:hAnsi="Aptos"/>
+                <w:color w:val="101820"/>
+                <w:sz w:val="20"/>
+                <w:szCs w:val="20"/>
+              </w:rPr>
+            </w:pPr>
+          </w:p>
+        </w:tc>
+        <w:tc>
+          <w:tcPr>
+            <w:tcW w:w="3926" w:type="dxa"/>
+            <w:gridSpan w:val="7"/>
+            <w:vAlign w:val="center"/>
+          </w:tcPr>
+          <w:p>
+            <w:pPr>
+              <w:spacing w:after="0" w:line="360" w:lineRule="auto"/>
+              <w:jc w:val="center"/>
+              <w:rPr>
+                <w:rFonts w:ascii="Aptos" w:hAnsi="Aptos"/>
+                <w:color w:val="101820"/>
+                <w:sz w:val="20"/>
+                <w:szCs w:val="20"/>
+              </w:rPr>
+            </w:pPr>
+            <w:r>
+              <w:rPr>
+                <w:rFonts w:ascii="Aptos" w:hAnsi="Aptos"/>
+                <w:color w:val="101820"/>
+                <w:sz w:val="20"/>
+                <w:szCs w:val="20"/>
+              </w:rPr>
+              <w:t>≤</w:t>
+            </w:r>
+            <w:r>
+              <w:rPr>
+                <w:rFonts w:ascii="Aptos" w:hAnsi="Aptos"/>
+                <w:color w:val="101820"/>
+                <w:sz w:val="20"/>
+                <w:szCs w:val="20"/>
+              </w:rPr>
+              <w:t xml:space="preserve"> 3</w:t>
+            </w:r>
+          </w:p>
+        </w:tc>
+        <w:tc>
+          <w:tcPr>
+            <w:tcW w:w="1820" w:type="dxa"/>
+          </w:tcPr>
+          <w:p>
+            <w:pPr>
+              <w:spacing w:after="0" w:line="360" w:lineRule="auto"/>
+              <w:rPr>
+                <w:rFonts w:ascii="Aptos" w:hAnsi="Aptos"/>
+                <w:color w:val="101820"/>
+                <w:sz w:val="20"/>
+                <w:szCs w:val="20"/>
+              </w:rPr>
+            </w:pPr>
+            <w:r>
+              <w:t xml:space="preserve">BMS TT 0.2 </w:t>
             </w:r>
           </w:p>
         </w:tc>
@@ -2312,33 +2826,36 @@
         </w:trPr>
         <w:tc>
           <w:tcPr>
-            <w:tcW w:w="2673" w:type="dxa"/>
-            <w:vMerge w:val="restart"/>
-            <w:vAlign w:val="center"/>
-          </w:tcPr>
-          <w:p>
-            <w:pPr>
-              <w:spacing w:after="0" w:line="360" w:lineRule="auto"/>
-              <w:rPr>
-                <w:sz w:val="20"/>
-                <w:szCs w:val="20"/>
-              </w:rPr>
-            </w:pPr>
-            <w:r>
+            <w:tcW w:w="3611" w:type="dxa"/>
+            <w:gridSpan w:val="2"/>
+            <w:vAlign w:val="center"/>
+          </w:tcPr>
+          <w:p>
+            <w:pPr>
+              <w:spacing w:after="0" w:line="360" w:lineRule="auto"/>
               <w:rPr>
                 <w:rFonts w:ascii="Aptos" w:hAnsi="Aptos"/>
                 <w:b/>
-                <w:color w:val="101820"/>
-                <w:sz w:val="20"/>
-                <w:szCs w:val="20"/>
-              </w:rPr>
-              <w:t>Modulus of Elasticity</w:t>
-            </w:r>
-          </w:p>
-        </w:tc>
-        <w:tc>
-          <w:tcPr>
-            <w:tcW w:w="993" w:type="dxa"/>
+                <w:bCs/>
+                <w:color w:val="101820"/>
+                <w:sz w:val="20"/>
+                <w:szCs w:val="20"/>
+              </w:rPr>
+            </w:pPr>
+            <w:r>
+              <w:rPr>
+                <w:b/>
+                <w:bCs/>
+                <w:sz w:val="20"/>
+                <w:szCs w:val="20"/>
+              </w:rPr>
+              <w:t>Heat Seal Range (U-U)</w:t>
+            </w:r>
+          </w:p>
+        </w:tc>
+        <w:tc>
+          <w:tcPr>
+            <w:tcW w:w="1100" w:type="dxa"/>
             <w:vAlign w:val="center"/>
           </w:tcPr>
           <w:p>
@@ -2346,50 +2863,27 @@
               <w:spacing w:after="0" w:line="360" w:lineRule="auto"/>
               <w:jc w:val="center"/>
               <w:rPr>
-                <w:sz w:val="20"/>
-                <w:szCs w:val="20"/>
-              </w:rPr>
-            </w:pPr>
-            <w:r>
-              <w:rPr>
-                <w:rFonts w:ascii="Aptos" w:hAnsi="Aptos"/>
-                <w:b/>
-                <w:color w:val="101820"/>
-                <w:sz w:val="20"/>
-                <w:szCs w:val="20"/>
-              </w:rPr>
-              <w:t>MD</w:t>
-            </w:r>
-          </w:p>
-        </w:tc>
-        <w:tc>
-          <w:tcPr>
-            <w:tcW w:w="850" w:type="dxa"/>
-            <w:vAlign w:val="center"/>
-          </w:tcPr>
-          <w:p>
-            <w:pPr>
-              <w:spacing w:after="0" w:line="360" w:lineRule="auto"/>
-              <w:rPr>
-                <w:sz w:val="20"/>
-                <w:szCs w:val="20"/>
-              </w:rPr>
-            </w:pPr>
-            <w:r>
-              <w:rPr>
-                <w:rFonts w:ascii="Aptos" w:hAnsi="Aptos"/>
-                <w:color w:val="101820"/>
-                <w:sz w:val="20"/>
-                <w:szCs w:val="20"/>
-              </w:rPr>
-              <w:t>MPa</w:t>
-            </w:r>
-          </w:p>
-        </w:tc>
-        <w:tc>
-          <w:tcPr>
-            <w:tcW w:w="3969" w:type="dxa"/>
-            <w:gridSpan w:val="2"/>
+                <w:rFonts w:ascii="Aptos" w:hAnsi="Aptos"/>
+                <w:color w:val="101820"/>
+                <w:sz w:val="20"/>
+                <w:szCs w:val="20"/>
+              </w:rPr>
+            </w:pPr>
+            <w:r>
+              <w:rPr>
+                <w:rFonts w:ascii="Aptos" w:hAnsi="Aptos"/>
+                <w:color w:val="101820"/>
+                <w:sz w:val="20"/>
+                <w:szCs w:val="20"/>
+              </w:rPr>
+              <w:t>°C</w:t>
+            </w:r>
+          </w:p>
+        </w:tc>
+        <w:tc>
+          <w:tcPr>
+            <w:tcW w:w="3926" w:type="dxa"/>
+            <w:gridSpan w:val="7"/>
             <w:vAlign w:val="center"/>
           </w:tcPr>
           <w:p>
@@ -2397,164 +2891,46 @@
               <w:spacing w:after="0" w:line="360" w:lineRule="auto"/>
               <w:jc w:val="center"/>
               <w:rPr>
-                <w:sz w:val="20"/>
-                <w:szCs w:val="20"/>
-              </w:rPr>
-            </w:pPr>
-            <w:r>
-              <w:rPr>
-                <w:rFonts w:ascii="Aptos" w:hAnsi="Aptos"/>
-                <w:color w:val="101820"/>
-                <w:sz w:val="20"/>
-                <w:szCs w:val="20"/>
-              </w:rPr>
-              <w:t>1080</w:t>
-            </w:r>
-          </w:p>
-        </w:tc>
-        <w:tc>
-          <w:tcPr>
-            <w:tcW w:w="1846" w:type="dxa"/>
-            <w:vAlign w:val="center"/>
-          </w:tcPr>
-          <w:p>
-            <w:pPr>
-              <w:spacing w:after="0" w:line="360" w:lineRule="auto"/>
-              <w:rPr>
-                <w:sz w:val="20"/>
-                <w:szCs w:val="20"/>
-              </w:rPr>
-            </w:pPr>
-            <w:r>
-              <w:rPr>
-                <w:rFonts w:ascii="Aptos" w:hAnsi="Aptos"/>
-                <w:color w:val="101820"/>
-                <w:sz w:val="20"/>
-                <w:szCs w:val="20"/>
-              </w:rPr>
-              <w:t>ASTM D882</w:t>
-            </w:r>
-          </w:p>
-        </w:tc>
-      </w:tr>
-      <w:tr>
-        <w:trPr>
-          <w:trHeight w:val="340"/>
-          <w:jc w:val="center"/>
-        </w:trPr>
-        <w:tc>
-          <w:tcPr>
-            <w:tcW w:w="2673" w:type="dxa"/>
-            <w:vMerge/>
-            <w:vAlign w:val="center"/>
-          </w:tcPr>
-          <w:p>
-            <w:pPr>
-              <w:spacing w:after="0" w:line="360" w:lineRule="auto"/>
-              <w:rPr>
-                <w:sz w:val="20"/>
-                <w:szCs w:val="20"/>
-              </w:rPr>
-            </w:pPr>
-          </w:p>
-        </w:tc>
-        <w:tc>
-          <w:tcPr>
-            <w:tcW w:w="993" w:type="dxa"/>
-            <w:vAlign w:val="center"/>
-          </w:tcPr>
-          <w:p>
-            <w:pPr>
-              <w:spacing w:after="0" w:line="360" w:lineRule="auto"/>
-              <w:jc w:val="center"/>
-              <w:rPr>
-                <w:sz w:val="20"/>
-                <w:szCs w:val="20"/>
-              </w:rPr>
-            </w:pPr>
-            <w:r>
-              <w:rPr>
-                <w:rFonts w:ascii="Aptos" w:hAnsi="Aptos"/>
-                <w:b/>
-                <w:color w:val="101820"/>
-                <w:sz w:val="20"/>
-                <w:szCs w:val="20"/>
-              </w:rPr>
-              <w:t>TD</w:t>
-            </w:r>
-          </w:p>
-        </w:tc>
-        <w:tc>
-          <w:tcPr>
-            <w:tcW w:w="850" w:type="dxa"/>
-            <w:vAlign w:val="center"/>
-          </w:tcPr>
-          <w:p>
-            <w:pPr>
-              <w:spacing w:after="0" w:line="360" w:lineRule="auto"/>
-              <w:rPr>
-                <w:sz w:val="20"/>
-                <w:szCs w:val="20"/>
-              </w:rPr>
-            </w:pPr>
-            <w:r>
-              <w:rPr>
-                <w:rFonts w:ascii="Aptos" w:hAnsi="Aptos"/>
-                <w:color w:val="101820"/>
-                <w:sz w:val="20"/>
-                <w:szCs w:val="20"/>
-              </w:rPr>
-              <w:t>MPa</w:t>
-            </w:r>
-          </w:p>
-        </w:tc>
-        <w:tc>
-          <w:tcPr>
-            <w:tcW w:w="3969" w:type="dxa"/>
-            <w:gridSpan w:val="2"/>
-            <w:vAlign w:val="center"/>
-          </w:tcPr>
-          <w:p>
-            <w:pPr>
-              <w:spacing w:after="0" w:line="360" w:lineRule="auto"/>
-              <w:jc w:val="center"/>
-              <w:rPr>
-                <w:sz w:val="20"/>
-                <w:szCs w:val="20"/>
-              </w:rPr>
-            </w:pPr>
-            <w:r>
-              <w:rPr>
-                <w:rFonts w:ascii="Aptos" w:hAnsi="Aptos"/>
-                <w:color w:val="101820"/>
-                <w:sz w:val="20"/>
-                <w:szCs w:val="20"/>
-              </w:rPr>
-              <w:t>2000</w:t>
-            </w:r>
-          </w:p>
-        </w:tc>
-        <w:tc>
-          <w:tcPr>
-            <w:tcW w:w="1846" w:type="dxa"/>
-            <w:vAlign w:val="center"/>
-          </w:tcPr>
-          <w:p>
-            <w:pPr>
-              <w:spacing w:after="0" w:line="360" w:lineRule="auto"/>
-              <w:rPr>
-                <w:sz w:val="20"/>
-                <w:szCs w:val="20"/>
-              </w:rPr>
-            </w:pPr>
-            <w:r>
-              <w:rPr>
-                <w:rFonts w:ascii="Aptos" w:hAnsi="Aptos"/>
-                <w:color w:val="101820"/>
-                <w:sz w:val="20"/>
-                <w:szCs w:val="20"/>
-              </w:rPr>
-              <w:t>ASTM D882</w:t>
+                <w:rFonts w:ascii="Aptos" w:hAnsi="Aptos"/>
+                <w:color w:val="101820"/>
+                <w:sz w:val="20"/>
+                <w:szCs w:val="20"/>
+              </w:rPr>
+            </w:pPr>
+            <w:r>
+              <w:rPr>
+                <w:rFonts w:ascii="Aptos" w:hAnsi="Aptos"/>
+                <w:color w:val="101820"/>
+                <w:sz w:val="20"/>
+                <w:szCs w:val="20"/>
+              </w:rPr>
+              <w:t>105-140</w:t>
+            </w:r>
+          </w:p>
+        </w:tc>
+        <w:tc>
+          <w:tcPr>
+            <w:tcW w:w="1820" w:type="dxa"/>
+            <w:vAlign w:val="center"/>
+          </w:tcPr>
+          <w:p>
+            <w:pPr>
+              <w:spacing w:after="0" w:line="360" w:lineRule="auto"/>
+              <w:rPr>
+                <w:rFonts w:ascii="Aptos" w:hAnsi="Aptos"/>
+                <w:color w:val="101820"/>
+                <w:sz w:val="20"/>
+                <w:szCs w:val="20"/>
+              </w:rPr>
+            </w:pPr>
+            <w:r>
+              <w:rPr>
+                <w:rFonts w:ascii="Aptos" w:hAnsi="Aptos"/>
+                <w:color w:val="101820"/>
+                <w:sz w:val="20"/>
+                <w:szCs w:val="20"/>
+              </w:rPr>
+              <w:t>NODA PLAST Lab</w:t>
             </w:r>
           </w:p>
         </w:tc>
@@ -2564,6 +2940,7 @@
       <w:pPr>
         <w:spacing w:before="120" w:after="60"/>
         <w:rPr>
+          <w:color w:val="FC6B00"/>
           <w:sz w:val="20"/>
           <w:szCs w:val="20"/>
         </w:rPr>
@@ -2572,7 +2949,7 @@
         <w:rPr>
           <w:rFonts w:ascii="Aptos Display" w:hAnsi="Aptos Display"/>
           <w:b/>
-          <w:color w:val="F2A51A"/>
+          <w:color w:val="FC6B00"/>
           <w:sz w:val="20"/>
           <w:szCs w:val="20"/>
         </w:rPr>
@@ -2599,7 +2976,6 @@
         <w:t>The numerical values reported in this data sheet are obtained from the average of the values recorded in our laboratory tests. Before final use, we recommend technical tests to ensure the film's suitability for the intended use. NODA PLAST Film is not responsible for inappropriate use of the product, and its liability is limited to the exclusive replacement of the product, excluding any compensation or damages of any kind.</w:t>
       </w:r>
     </w:p>
-    <w:p/>
     <w:sectPr>
       <w:type w:val="continuous"/>
       <w:pgSz w:w="11906" w:h="16838"/>
@@ -2684,16 +3060,17 @@
       <w:tblLook w:val="04A0" w:firstRow="1" w:lastRow="0" w:firstColumn="1" w:lastColumn="0" w:noHBand="0" w:noVBand="1"/>
     </w:tblPr>
     <w:tblGrid>
-      <w:gridCol w:w="5342"/>
-      <w:gridCol w:w="5124"/>
+      <w:gridCol w:w="5564"/>
+      <w:gridCol w:w="4563"/>
     </w:tblGrid>
     <w:tr>
       <w:trPr>
+        <w:trHeight w:val="959"/>
         <w:jc w:val="center"/>
       </w:trPr>
       <w:tc>
         <w:tcPr>
-          <w:tcW w:w="5688" w:type="dxa"/>
+          <w:tcW w:w="5564" w:type="dxa"/>
           <w:tcBorders>
             <w:top w:val="single" w:sz="0" w:space="0" w:color="FFFFFF"/>
             <w:left w:val="single" w:sz="0" w:space="0" w:color="FFFFFF"/>
@@ -2711,10 +3088,10 @@
               <w:noProof/>
             </w:rPr>
             <w:drawing>
-              <wp:inline distT="0" distB="0" distL="0" distR="0" wp14:anchorId="19EACF97" wp14:editId="602AA0CE">
-                <wp:extent cx="1760220" cy="464820"/>
-                <wp:effectExtent l="0" t="0" r="0" b="0"/>
-                <wp:docPr id="123882878" name="Picture 1"/>
+              <wp:inline distT="0" distB="0" distL="0" distR="0" wp14:anchorId="6FD6B522" wp14:editId="06735160">
+                <wp:extent cx="1994724" cy="571500"/>
+                <wp:effectExtent l="0" t="0" r="5715" b="0"/>
+                <wp:docPr id="344260460" name="Picture 1"/>
                 <wp:cNvGraphicFramePr>
                   <a:graphicFrameLocks xmlns:a="http://schemas.openxmlformats.org/drawingml/2006/main" noChangeAspect="1"/>
                 </wp:cNvGraphicFramePr>
@@ -2743,7 +3120,7 @@
                       <pic:spPr bwMode="auto">
                         <a:xfrm>
                           <a:off x="0" y="0"/>
-                          <a:ext cx="1760220" cy="464820"/>
+                          <a:ext cx="2042534" cy="585198"/>
                         </a:xfrm>
                         <a:prstGeom prst="rect">
                           <a:avLst/>
@@ -2763,7 +3140,7 @@
       </w:tc>
       <w:tc>
         <w:tcPr>
-          <w:tcW w:w="5688" w:type="dxa"/>
+          <w:tcW w:w="4563" w:type="dxa"/>
           <w:tcBorders>
             <w:top w:val="single" w:sz="0" w:space="0" w:color="FFFFFF"/>
             <w:left w:val="single" w:sz="0" w:space="0" w:color="FFFFFF"/>
@@ -2775,12 +3152,15 @@
         <w:p>
           <w:pPr>
             <w:jc w:val="right"/>
+            <w:rPr>
+              <w:color w:val="FC6B00"/>
+            </w:rPr>
           </w:pPr>
           <w:r>
             <w:rPr>
               <w:rFonts w:ascii="Aptos" w:hAnsi="Aptos"/>
               <w:b/>
-              <w:color w:val="F2A51A"/>
+              <w:color w:val="FC6B00"/>
               <w:sz w:val="20"/>
             </w:rPr>
             <w:t>TECHNICAL DATA SHEET</w:t>
@@ -2803,6 +3183,907 @@
 <file path=word/numbering.xml><?xml version="1.0" encoding="utf-8"?>
 <w:numbering xmlns:wpc="http://schemas.microsoft.com/office/word/2010/wordprocessingCanvas" xmlns:cx="http://schemas.microsoft.com/office/drawing/2014/chartex" xmlns:cx1="http://schemas.microsoft.com/office/drawing/2015/9/8/chartex" xmlns:cx2="http://schemas.microsoft.com/office/drawing/2015/10/21/chartex" xmlns:cx3="http://schemas.microsoft.com/office/drawing/2016/5/9/chartex" xmlns:cx4="http://schemas.microsoft.com/office/drawing/2016/5/10/chartex" xmlns:cx5="http://schemas.microsoft.com/office/drawing/2016/5/11/chartex" xmlns:cx6="http://schemas.microsoft.com/office/drawing/2016/5/12/chartex" xmlns:cx7="http://schemas.microsoft.com/office/drawing/2016/5/13/chartex" xmlns:cx8="http://schemas.microsoft.com/office/drawing/2016/5/14/chartex" xmlns:mc="http://schemas.openxmlformats.org/markup-compatibility/2006" xmlns:aink="http://schemas.microsoft.com/office/drawing/2016/ink" xmlns:am3d="http://schemas.microsoft.com/office/drawing/2017/model3d" xmlns:o="urn:schemas-microsoft-com:office:office" xmlns:oel="http://schemas.microsoft.com/office/2019/extlst" xmlns:r="http://schemas.openxmlformats.org/officeDocument/2006/relationships" xmlns:m="http://schemas.openxmlformats.org/officeDocument/2006/math" xmlns:v="urn:schemas-microsoft-com:vml" xmlns:wp14="http://schemas.microsoft.com/office/word/2010/wordprocessingDrawing" xmlns:wp="http://schemas.openxmlformats.org/drawingml/2006/wordprocessingDrawing" xmlns:w10="urn:schemas-microsoft-com:office:word" xmlns:w="http://schemas.openxmlformats.org/wordprocessingml/2006/main" xmlns:w14="http://schemas.microsoft.com/office/word/2010/wordml" xmlns:w15="http://schemas.microsoft.com/office/word/2012/wordml" xmlns:w16cex="http://schemas.microsoft.com/office/word/2018/wordml/cex" xmlns:w16cid="http://schemas.microsoft.com/office/word/2016/wordml/cid" xmlns:w16="http://schemas.microsoft.com/office/word/2018/wordml" xmlns:w16du="http://schemas.microsoft.com/office/word/2023/wordml/word16du" xmlns:w16sdtdh="http://schemas.microsoft.com/office/word/2020/wordml/sdtdatahash" xmlns:w16sdtfl="http://schemas.microsoft.com/office/word/2024/wordml/sdtformatlock" xmlns:w16se="http://schemas.microsoft.com/office/word/2015/wordml/symex" xmlns:wpg="http://schemas.microsoft.com/office/word/2010/wordprocessingGroup" xmlns:wpi="http://schemas.microsoft.com/office/word/2010/wordprocessingInk" xmlns:wne="http://schemas.microsoft.com/office/word/2006/wordml" xmlns:wps="http://schemas.microsoft.com/office/word/2010/wordprocessingShape" mc:Ignorable="w14 w15 w16se w16cid w16 w16cex w16sdtdh w16sdtfl w16du wp14">
   <w:abstractNum w:abstractNumId="0" w15:restartNumberingAfterBreak="0">
+    <w:nsid w:val="109B2E43"/>
+    <w:multiLevelType w:val="hybridMultilevel"/>
+    <w:tmpl w:val="093A596C"/>
+    <w:lvl w:ilvl="0" w:tplc="10000001">
+      <w:start w:val="1"/>
+      <w:numFmt w:val="bullet"/>
+      <w:lvlText w:val=""/>
+      <w:lvlJc w:val="left"/>
+      <w:pPr>
+        <w:ind w:left="720" w:hanging="360"/>
+      </w:pPr>
+      <w:rPr>
+        <w:rFonts w:ascii="Symbol" w:hAnsi="Symbol" w:hint="default"/>
+      </w:rPr>
+    </w:lvl>
+    <w:lvl w:ilvl="1" w:tplc="10000003" w:tentative="1">
+      <w:start w:val="1"/>
+      <w:numFmt w:val="bullet"/>
+      <w:lvlText w:val="o"/>
+      <w:lvlJc w:val="left"/>
+      <w:pPr>
+        <w:ind w:left="1440" w:hanging="360"/>
+      </w:pPr>
+      <w:rPr>
+        <w:rFonts w:ascii="Courier New" w:hAnsi="Courier New" w:cs="Courier New" w:hint="default"/>
+      </w:rPr>
+    </w:lvl>
+    <w:lvl w:ilvl="2" w:tplc="10000005" w:tentative="1">
+      <w:start w:val="1"/>
+      <w:numFmt w:val="bullet"/>
+      <w:lvlText w:val=""/>
+      <w:lvlJc w:val="left"/>
+      <w:pPr>
+        <w:ind w:left="2160" w:hanging="360"/>
+      </w:pPr>
+      <w:rPr>
+        <w:rFonts w:ascii="Wingdings" w:hAnsi="Wingdings" w:hint="default"/>
+      </w:rPr>
+    </w:lvl>
+    <w:lvl w:ilvl="3" w:tplc="10000001" w:tentative="1">
+      <w:start w:val="1"/>
+      <w:numFmt w:val="bullet"/>
+      <w:lvlText w:val=""/>
+      <w:lvlJc w:val="left"/>
+      <w:pPr>
+        <w:ind w:left="2880" w:hanging="360"/>
+      </w:pPr>
+      <w:rPr>
+        <w:rFonts w:ascii="Symbol" w:hAnsi="Symbol" w:hint="default"/>
+      </w:rPr>
+    </w:lvl>
+    <w:lvl w:ilvl="4" w:tplc="10000003" w:tentative="1">
+      <w:start w:val="1"/>
+      <w:numFmt w:val="bullet"/>
+      <w:lvlText w:val="o"/>
+      <w:lvlJc w:val="left"/>
+      <w:pPr>
+        <w:ind w:left="3600" w:hanging="360"/>
+      </w:pPr>
+      <w:rPr>
+        <w:rFonts w:ascii="Courier New" w:hAnsi="Courier New" w:cs="Courier New" w:hint="default"/>
+      </w:rPr>
+    </w:lvl>
+    <w:lvl w:ilvl="5" w:tplc="10000005" w:tentative="1">
+      <w:start w:val="1"/>
+      <w:numFmt w:val="bullet"/>
+      <w:lvlText w:val=""/>
+      <w:lvlJc w:val="left"/>
+      <w:pPr>
+        <w:ind w:left="4320" w:hanging="360"/>
+      </w:pPr>
+      <w:rPr>
+        <w:rFonts w:ascii="Wingdings" w:hAnsi="Wingdings" w:hint="default"/>
+      </w:rPr>
+    </w:lvl>
+    <w:lvl w:ilvl="6" w:tplc="10000001" w:tentative="1">
+      <w:start w:val="1"/>
+      <w:numFmt w:val="bullet"/>
+      <w:lvlText w:val=""/>
+      <w:lvlJc w:val="left"/>
+      <w:pPr>
+        <w:ind w:left="5040" w:hanging="360"/>
+      </w:pPr>
+      <w:rPr>
+        <w:rFonts w:ascii="Symbol" w:hAnsi="Symbol" w:hint="default"/>
+      </w:rPr>
+    </w:lvl>
+    <w:lvl w:ilvl="7" w:tplc="10000003" w:tentative="1">
+      <w:start w:val="1"/>
+      <w:numFmt w:val="bullet"/>
+      <w:lvlText w:val="o"/>
+      <w:lvlJc w:val="left"/>
+      <w:pPr>
+        <w:ind w:left="5760" w:hanging="360"/>
+      </w:pPr>
+      <w:rPr>
+        <w:rFonts w:ascii="Courier New" w:hAnsi="Courier New" w:cs="Courier New" w:hint="default"/>
+      </w:rPr>
+    </w:lvl>
+    <w:lvl w:ilvl="8" w:tplc="10000005" w:tentative="1">
+      <w:start w:val="1"/>
+      <w:numFmt w:val="bullet"/>
+      <w:lvlText w:val=""/>
+      <w:lvlJc w:val="left"/>
+      <w:pPr>
+        <w:ind w:left="6480" w:hanging="360"/>
+      </w:pPr>
+      <w:rPr>
+        <w:rFonts w:ascii="Wingdings" w:hAnsi="Wingdings" w:hint="default"/>
+      </w:rPr>
+    </w:lvl>
+  </w:abstractNum>
+  <w:abstractNum w:abstractNumId="1" w15:restartNumberingAfterBreak="0">
+    <w:nsid w:val="1BFB1FF1"/>
+    <w:multiLevelType w:val="hybridMultilevel"/>
+    <w:tmpl w:val="22265CDC"/>
+    <w:lvl w:ilvl="0" w:tplc="10000001">
+      <w:start w:val="1"/>
+      <w:numFmt w:val="bullet"/>
+      <w:lvlText w:val=""/>
+      <w:lvlJc w:val="left"/>
+      <w:pPr>
+        <w:ind w:left="720" w:hanging="360"/>
+      </w:pPr>
+      <w:rPr>
+        <w:rFonts w:ascii="Symbol" w:hAnsi="Symbol" w:hint="default"/>
+      </w:rPr>
+    </w:lvl>
+    <w:lvl w:ilvl="1" w:tplc="10000003" w:tentative="1">
+      <w:start w:val="1"/>
+      <w:numFmt w:val="bullet"/>
+      <w:lvlText w:val="o"/>
+      <w:lvlJc w:val="left"/>
+      <w:pPr>
+        <w:ind w:left="1440" w:hanging="360"/>
+      </w:pPr>
+      <w:rPr>
+        <w:rFonts w:ascii="Courier New" w:hAnsi="Courier New" w:cs="Courier New" w:hint="default"/>
+      </w:rPr>
+    </w:lvl>
+    <w:lvl w:ilvl="2" w:tplc="10000005" w:tentative="1">
+      <w:start w:val="1"/>
+      <w:numFmt w:val="bullet"/>
+      <w:lvlText w:val=""/>
+      <w:lvlJc w:val="left"/>
+      <w:pPr>
+        <w:ind w:left="2160" w:hanging="360"/>
+      </w:pPr>
+      <w:rPr>
+        <w:rFonts w:ascii="Wingdings" w:hAnsi="Wingdings" w:hint="default"/>
+      </w:rPr>
+    </w:lvl>
+    <w:lvl w:ilvl="3" w:tplc="10000001" w:tentative="1">
+      <w:start w:val="1"/>
+      <w:numFmt w:val="bullet"/>
+      <w:lvlText w:val=""/>
+      <w:lvlJc w:val="left"/>
+      <w:pPr>
+        <w:ind w:left="2880" w:hanging="360"/>
+      </w:pPr>
+      <w:rPr>
+        <w:rFonts w:ascii="Symbol" w:hAnsi="Symbol" w:hint="default"/>
+      </w:rPr>
+    </w:lvl>
+    <w:lvl w:ilvl="4" w:tplc="10000003" w:tentative="1">
+      <w:start w:val="1"/>
+      <w:numFmt w:val="bullet"/>
+      <w:lvlText w:val="o"/>
+      <w:lvlJc w:val="left"/>
+      <w:pPr>
+        <w:ind w:left="3600" w:hanging="360"/>
+      </w:pPr>
+      <w:rPr>
+        <w:rFonts w:ascii="Courier New" w:hAnsi="Courier New" w:cs="Courier New" w:hint="default"/>
+      </w:rPr>
+    </w:lvl>
+    <w:lvl w:ilvl="5" w:tplc="10000005" w:tentative="1">
+      <w:start w:val="1"/>
+      <w:numFmt w:val="bullet"/>
+      <w:lvlText w:val=""/>
+      <w:lvlJc w:val="left"/>
+      <w:pPr>
+        <w:ind w:left="4320" w:hanging="360"/>
+      </w:pPr>
+      <w:rPr>
+        <w:rFonts w:ascii="Wingdings" w:hAnsi="Wingdings" w:hint="default"/>
+      </w:rPr>
+    </w:lvl>
+    <w:lvl w:ilvl="6" w:tplc="10000001" w:tentative="1">
+      <w:start w:val="1"/>
+      <w:numFmt w:val="bullet"/>
+      <w:lvlText w:val=""/>
+      <w:lvlJc w:val="left"/>
+      <w:pPr>
+        <w:ind w:left="5040" w:hanging="360"/>
+      </w:pPr>
+      <w:rPr>
+        <w:rFonts w:ascii="Symbol" w:hAnsi="Symbol" w:hint="default"/>
+      </w:rPr>
+    </w:lvl>
+    <w:lvl w:ilvl="7" w:tplc="10000003" w:tentative="1">
+      <w:start w:val="1"/>
+      <w:numFmt w:val="bullet"/>
+      <w:lvlText w:val="o"/>
+      <w:lvlJc w:val="left"/>
+      <w:pPr>
+        <w:ind w:left="5760" w:hanging="360"/>
+      </w:pPr>
+      <w:rPr>
+        <w:rFonts w:ascii="Courier New" w:hAnsi="Courier New" w:cs="Courier New" w:hint="default"/>
+      </w:rPr>
+    </w:lvl>
+    <w:lvl w:ilvl="8" w:tplc="10000005" w:tentative="1">
+      <w:start w:val="1"/>
+      <w:numFmt w:val="bullet"/>
+      <w:lvlText w:val=""/>
+      <w:lvlJc w:val="left"/>
+      <w:pPr>
+        <w:ind w:left="6480" w:hanging="360"/>
+      </w:pPr>
+      <w:rPr>
+        <w:rFonts w:ascii="Wingdings" w:hAnsi="Wingdings" w:hint="default"/>
+      </w:rPr>
+    </w:lvl>
+  </w:abstractNum>
+  <w:abstractNum w:abstractNumId="2" w15:restartNumberingAfterBreak="0">
+    <w:nsid w:val="1C040D72"/>
+    <w:multiLevelType w:val="hybridMultilevel"/>
+    <w:tmpl w:val="FABA3C32"/>
+    <w:lvl w:ilvl="0" w:tplc="63C01DE4">
+      <w:numFmt w:val="bullet"/>
+      <w:lvlText w:val=""/>
+      <w:lvlJc w:val="left"/>
+      <w:pPr>
+        <w:ind w:left="1080" w:hanging="360"/>
+      </w:pPr>
+      <w:rPr>
+        <w:rFonts w:ascii="Aptos" w:eastAsiaTheme="minorEastAsia" w:hAnsi="Aptos" w:cstheme="minorBidi" w:hint="default"/>
+      </w:rPr>
+    </w:lvl>
+    <w:lvl w:ilvl="1" w:tplc="10000003" w:tentative="1">
+      <w:start w:val="1"/>
+      <w:numFmt w:val="bullet"/>
+      <w:lvlText w:val="o"/>
+      <w:lvlJc w:val="left"/>
+      <w:pPr>
+        <w:ind w:left="1800" w:hanging="360"/>
+      </w:pPr>
+      <w:rPr>
+        <w:rFonts w:ascii="Courier New" w:hAnsi="Courier New" w:cs="Courier New" w:hint="default"/>
+      </w:rPr>
+    </w:lvl>
+    <w:lvl w:ilvl="2" w:tplc="10000005" w:tentative="1">
+      <w:start w:val="1"/>
+      <w:numFmt w:val="bullet"/>
+      <w:lvlText w:val=""/>
+      <w:lvlJc w:val="left"/>
+      <w:pPr>
+        <w:ind w:left="2520" w:hanging="360"/>
+      </w:pPr>
+      <w:rPr>
+        <w:rFonts w:ascii="Wingdings" w:hAnsi="Wingdings" w:hint="default"/>
+      </w:rPr>
+    </w:lvl>
+    <w:lvl w:ilvl="3" w:tplc="10000001" w:tentative="1">
+      <w:start w:val="1"/>
+      <w:numFmt w:val="bullet"/>
+      <w:lvlText w:val=""/>
+      <w:lvlJc w:val="left"/>
+      <w:pPr>
+        <w:ind w:left="3240" w:hanging="360"/>
+      </w:pPr>
+      <w:rPr>
+        <w:rFonts w:ascii="Symbol" w:hAnsi="Symbol" w:hint="default"/>
+      </w:rPr>
+    </w:lvl>
+    <w:lvl w:ilvl="4" w:tplc="10000003" w:tentative="1">
+      <w:start w:val="1"/>
+      <w:numFmt w:val="bullet"/>
+      <w:lvlText w:val="o"/>
+      <w:lvlJc w:val="left"/>
+      <w:pPr>
+        <w:ind w:left="3960" w:hanging="360"/>
+      </w:pPr>
+      <w:rPr>
+        <w:rFonts w:ascii="Courier New" w:hAnsi="Courier New" w:cs="Courier New" w:hint="default"/>
+      </w:rPr>
+    </w:lvl>
+    <w:lvl w:ilvl="5" w:tplc="10000005" w:tentative="1">
+      <w:start w:val="1"/>
+      <w:numFmt w:val="bullet"/>
+      <w:lvlText w:val=""/>
+      <w:lvlJc w:val="left"/>
+      <w:pPr>
+        <w:ind w:left="4680" w:hanging="360"/>
+      </w:pPr>
+      <w:rPr>
+        <w:rFonts w:ascii="Wingdings" w:hAnsi="Wingdings" w:hint="default"/>
+      </w:rPr>
+    </w:lvl>
+    <w:lvl w:ilvl="6" w:tplc="10000001" w:tentative="1">
+      <w:start w:val="1"/>
+      <w:numFmt w:val="bullet"/>
+      <w:lvlText w:val=""/>
+      <w:lvlJc w:val="left"/>
+      <w:pPr>
+        <w:ind w:left="5400" w:hanging="360"/>
+      </w:pPr>
+      <w:rPr>
+        <w:rFonts w:ascii="Symbol" w:hAnsi="Symbol" w:hint="default"/>
+      </w:rPr>
+    </w:lvl>
+    <w:lvl w:ilvl="7" w:tplc="10000003" w:tentative="1">
+      <w:start w:val="1"/>
+      <w:numFmt w:val="bullet"/>
+      <w:lvlText w:val="o"/>
+      <w:lvlJc w:val="left"/>
+      <w:pPr>
+        <w:ind w:left="6120" w:hanging="360"/>
+      </w:pPr>
+      <w:rPr>
+        <w:rFonts w:ascii="Courier New" w:hAnsi="Courier New" w:cs="Courier New" w:hint="default"/>
+      </w:rPr>
+    </w:lvl>
+    <w:lvl w:ilvl="8" w:tplc="10000005" w:tentative="1">
+      <w:start w:val="1"/>
+      <w:numFmt w:val="bullet"/>
+      <w:lvlText w:val=""/>
+      <w:lvlJc w:val="left"/>
+      <w:pPr>
+        <w:ind w:left="6840" w:hanging="360"/>
+      </w:pPr>
+      <w:rPr>
+        <w:rFonts w:ascii="Wingdings" w:hAnsi="Wingdings" w:hint="default"/>
+      </w:rPr>
+    </w:lvl>
+  </w:abstractNum>
+  <w:abstractNum w:abstractNumId="3" w15:restartNumberingAfterBreak="0">
+    <w:nsid w:val="1F762EDA"/>
+    <w:multiLevelType w:val="hybridMultilevel"/>
+    <w:tmpl w:val="471EC2F4"/>
+    <w:lvl w:ilvl="0" w:tplc="10000001">
+      <w:start w:val="1"/>
+      <w:numFmt w:val="bullet"/>
+      <w:lvlText w:val=""/>
+      <w:lvlJc w:val="left"/>
+      <w:pPr>
+        <w:ind w:left="720" w:hanging="360"/>
+      </w:pPr>
+      <w:rPr>
+        <w:rFonts w:ascii="Symbol" w:hAnsi="Symbol" w:hint="default"/>
+      </w:rPr>
+    </w:lvl>
+    <w:lvl w:ilvl="1" w:tplc="10000003" w:tentative="1">
+      <w:start w:val="1"/>
+      <w:numFmt w:val="bullet"/>
+      <w:lvlText w:val="o"/>
+      <w:lvlJc w:val="left"/>
+      <w:pPr>
+        <w:ind w:left="1440" w:hanging="360"/>
+      </w:pPr>
+      <w:rPr>
+        <w:rFonts w:ascii="Courier New" w:hAnsi="Courier New" w:cs="Courier New" w:hint="default"/>
+      </w:rPr>
+    </w:lvl>
+    <w:lvl w:ilvl="2" w:tplc="10000005" w:tentative="1">
+      <w:start w:val="1"/>
+      <w:numFmt w:val="bullet"/>
+      <w:lvlText w:val=""/>
+      <w:lvlJc w:val="left"/>
+      <w:pPr>
+        <w:ind w:left="2160" w:hanging="360"/>
+      </w:pPr>
+      <w:rPr>
+        <w:rFonts w:ascii="Wingdings" w:hAnsi="Wingdings" w:hint="default"/>
+      </w:rPr>
+    </w:lvl>
+    <w:lvl w:ilvl="3" w:tplc="10000001" w:tentative="1">
+      <w:start w:val="1"/>
+      <w:numFmt w:val="bullet"/>
+      <w:lvlText w:val=""/>
+      <w:lvlJc w:val="left"/>
+      <w:pPr>
+        <w:ind w:left="2880" w:hanging="360"/>
+      </w:pPr>
+      <w:rPr>
+        <w:rFonts w:ascii="Symbol" w:hAnsi="Symbol" w:hint="default"/>
+      </w:rPr>
+    </w:lvl>
+    <w:lvl w:ilvl="4" w:tplc="10000003" w:tentative="1">
+      <w:start w:val="1"/>
+      <w:numFmt w:val="bullet"/>
+      <w:lvlText w:val="o"/>
+      <w:lvlJc w:val="left"/>
+      <w:pPr>
+        <w:ind w:left="3600" w:hanging="360"/>
+      </w:pPr>
+      <w:rPr>
+        <w:rFonts w:ascii="Courier New" w:hAnsi="Courier New" w:cs="Courier New" w:hint="default"/>
+      </w:rPr>
+    </w:lvl>
+    <w:lvl w:ilvl="5" w:tplc="10000005" w:tentative="1">
+      <w:start w:val="1"/>
+      <w:numFmt w:val="bullet"/>
+      <w:lvlText w:val=""/>
+      <w:lvlJc w:val="left"/>
+      <w:pPr>
+        <w:ind w:left="4320" w:hanging="360"/>
+      </w:pPr>
+      <w:rPr>
+        <w:rFonts w:ascii="Wingdings" w:hAnsi="Wingdings" w:hint="default"/>
+      </w:rPr>
+    </w:lvl>
+    <w:lvl w:ilvl="6" w:tplc="10000001" w:tentative="1">
+      <w:start w:val="1"/>
+      <w:numFmt w:val="bullet"/>
+      <w:lvlText w:val=""/>
+      <w:lvlJc w:val="left"/>
+      <w:pPr>
+        <w:ind w:left="5040" w:hanging="360"/>
+      </w:pPr>
+      <w:rPr>
+        <w:rFonts w:ascii="Symbol" w:hAnsi="Symbol" w:hint="default"/>
+      </w:rPr>
+    </w:lvl>
+    <w:lvl w:ilvl="7" w:tplc="10000003" w:tentative="1">
+      <w:start w:val="1"/>
+      <w:numFmt w:val="bullet"/>
+      <w:lvlText w:val="o"/>
+      <w:lvlJc w:val="left"/>
+      <w:pPr>
+        <w:ind w:left="5760" w:hanging="360"/>
+      </w:pPr>
+      <w:rPr>
+        <w:rFonts w:ascii="Courier New" w:hAnsi="Courier New" w:cs="Courier New" w:hint="default"/>
+      </w:rPr>
+    </w:lvl>
+    <w:lvl w:ilvl="8" w:tplc="10000005" w:tentative="1">
+      <w:start w:val="1"/>
+      <w:numFmt w:val="bullet"/>
+      <w:lvlText w:val=""/>
+      <w:lvlJc w:val="left"/>
+      <w:pPr>
+        <w:ind w:left="6480" w:hanging="360"/>
+      </w:pPr>
+      <w:rPr>
+        <w:rFonts w:ascii="Wingdings" w:hAnsi="Wingdings" w:hint="default"/>
+      </w:rPr>
+    </w:lvl>
+  </w:abstractNum>
+  <w:abstractNum w:abstractNumId="4" w15:restartNumberingAfterBreak="0">
+    <w:nsid w:val="28E17828"/>
+    <w:multiLevelType w:val="hybridMultilevel"/>
+    <w:tmpl w:val="F27AE2A0"/>
+    <w:lvl w:ilvl="0" w:tplc="C5EC859A">
+      <w:numFmt w:val="bullet"/>
+      <w:lvlText w:val=""/>
+      <w:lvlJc w:val="left"/>
+      <w:pPr>
+        <w:ind w:left="720" w:hanging="360"/>
+      </w:pPr>
+      <w:rPr>
+        <w:rFonts w:ascii="Aptos" w:eastAsiaTheme="minorEastAsia" w:hAnsi="Aptos" w:cstheme="minorBidi" w:hint="default"/>
+      </w:rPr>
+    </w:lvl>
+    <w:lvl w:ilvl="1" w:tplc="10000003" w:tentative="1">
+      <w:start w:val="1"/>
+      <w:numFmt w:val="bullet"/>
+      <w:lvlText w:val="o"/>
+      <w:lvlJc w:val="left"/>
+      <w:pPr>
+        <w:ind w:left="1440" w:hanging="360"/>
+      </w:pPr>
+      <w:rPr>
+        <w:rFonts w:ascii="Courier New" w:hAnsi="Courier New" w:cs="Courier New" w:hint="default"/>
+      </w:rPr>
+    </w:lvl>
+    <w:lvl w:ilvl="2" w:tplc="10000005" w:tentative="1">
+      <w:start w:val="1"/>
+      <w:numFmt w:val="bullet"/>
+      <w:lvlText w:val=""/>
+      <w:lvlJc w:val="left"/>
+      <w:pPr>
+        <w:ind w:left="2160" w:hanging="360"/>
+      </w:pPr>
+      <w:rPr>
+        <w:rFonts w:ascii="Wingdings" w:hAnsi="Wingdings" w:hint="default"/>
+      </w:rPr>
+    </w:lvl>
+    <w:lvl w:ilvl="3" w:tplc="10000001" w:tentative="1">
+      <w:start w:val="1"/>
+      <w:numFmt w:val="bullet"/>
+      <w:lvlText w:val=""/>
+      <w:lvlJc w:val="left"/>
+      <w:pPr>
+        <w:ind w:left="2880" w:hanging="360"/>
+      </w:pPr>
+      <w:rPr>
+        <w:rFonts w:ascii="Symbol" w:hAnsi="Symbol" w:hint="default"/>
+      </w:rPr>
+    </w:lvl>
+    <w:lvl w:ilvl="4" w:tplc="10000003" w:tentative="1">
+      <w:start w:val="1"/>
+      <w:numFmt w:val="bullet"/>
+      <w:lvlText w:val="o"/>
+      <w:lvlJc w:val="left"/>
+      <w:pPr>
+        <w:ind w:left="3600" w:hanging="360"/>
+      </w:pPr>
+      <w:rPr>
+        <w:rFonts w:ascii="Courier New" w:hAnsi="Courier New" w:cs="Courier New" w:hint="default"/>
+      </w:rPr>
+    </w:lvl>
+    <w:lvl w:ilvl="5" w:tplc="10000005" w:tentative="1">
+      <w:start w:val="1"/>
+      <w:numFmt w:val="bullet"/>
+      <w:lvlText w:val=""/>
+      <w:lvlJc w:val="left"/>
+      <w:pPr>
+        <w:ind w:left="4320" w:hanging="360"/>
+      </w:pPr>
+      <w:rPr>
+        <w:rFonts w:ascii="Wingdings" w:hAnsi="Wingdings" w:hint="default"/>
+      </w:rPr>
+    </w:lvl>
+    <w:lvl w:ilvl="6" w:tplc="10000001" w:tentative="1">
+      <w:start w:val="1"/>
+      <w:numFmt w:val="bullet"/>
+      <w:lvlText w:val=""/>
+      <w:lvlJc w:val="left"/>
+      <w:pPr>
+        <w:ind w:left="5040" w:hanging="360"/>
+      </w:pPr>
+      <w:rPr>
+        <w:rFonts w:ascii="Symbol" w:hAnsi="Symbol" w:hint="default"/>
+      </w:rPr>
+    </w:lvl>
+    <w:lvl w:ilvl="7" w:tplc="10000003" w:tentative="1">
+      <w:start w:val="1"/>
+      <w:numFmt w:val="bullet"/>
+      <w:lvlText w:val="o"/>
+      <w:lvlJc w:val="left"/>
+      <w:pPr>
+        <w:ind w:left="5760" w:hanging="360"/>
+      </w:pPr>
+      <w:rPr>
+        <w:rFonts w:ascii="Courier New" w:hAnsi="Courier New" w:cs="Courier New" w:hint="default"/>
+      </w:rPr>
+    </w:lvl>
+    <w:lvl w:ilvl="8" w:tplc="10000005" w:tentative="1">
+      <w:start w:val="1"/>
+      <w:numFmt w:val="bullet"/>
+      <w:lvlText w:val=""/>
+      <w:lvlJc w:val="left"/>
+      <w:pPr>
+        <w:ind w:left="6480" w:hanging="360"/>
+      </w:pPr>
+      <w:rPr>
+        <w:rFonts w:ascii="Wingdings" w:hAnsi="Wingdings" w:hint="default"/>
+      </w:rPr>
+    </w:lvl>
+  </w:abstractNum>
+  <w:abstractNum w:abstractNumId="5" w15:restartNumberingAfterBreak="0">
+    <w:nsid w:val="2C271E88"/>
+    <w:multiLevelType w:val="hybridMultilevel"/>
+    <w:tmpl w:val="E190013E"/>
+    <w:lvl w:ilvl="0" w:tplc="10000001">
+      <w:start w:val="1"/>
+      <w:numFmt w:val="bullet"/>
+      <w:lvlText w:val=""/>
+      <w:lvlJc w:val="left"/>
+      <w:pPr>
+        <w:ind w:left="720" w:hanging="360"/>
+      </w:pPr>
+      <w:rPr>
+        <w:rFonts w:ascii="Symbol" w:hAnsi="Symbol" w:hint="default"/>
+      </w:rPr>
+    </w:lvl>
+    <w:lvl w:ilvl="1" w:tplc="10000003" w:tentative="1">
+      <w:start w:val="1"/>
+      <w:numFmt w:val="bullet"/>
+      <w:lvlText w:val="o"/>
+      <w:lvlJc w:val="left"/>
+      <w:pPr>
+        <w:ind w:left="1440" w:hanging="360"/>
+      </w:pPr>
+      <w:rPr>
+        <w:rFonts w:ascii="Courier New" w:hAnsi="Courier New" w:cs="Courier New" w:hint="default"/>
+      </w:rPr>
+    </w:lvl>
+    <w:lvl w:ilvl="2" w:tplc="10000005" w:tentative="1">
+      <w:start w:val="1"/>
+      <w:numFmt w:val="bullet"/>
+      <w:lvlText w:val=""/>
+      <w:lvlJc w:val="left"/>
+      <w:pPr>
+        <w:ind w:left="2160" w:hanging="360"/>
+      </w:pPr>
+      <w:rPr>
+        <w:rFonts w:ascii="Wingdings" w:hAnsi="Wingdings" w:hint="default"/>
+      </w:rPr>
+    </w:lvl>
+    <w:lvl w:ilvl="3" w:tplc="10000001" w:tentative="1">
+      <w:start w:val="1"/>
+      <w:numFmt w:val="bullet"/>
+      <w:lvlText w:val=""/>
+      <w:lvlJc w:val="left"/>
+      <w:pPr>
+        <w:ind w:left="2880" w:hanging="360"/>
+      </w:pPr>
+      <w:rPr>
+        <w:rFonts w:ascii="Symbol" w:hAnsi="Symbol" w:hint="default"/>
+      </w:rPr>
+    </w:lvl>
+    <w:lvl w:ilvl="4" w:tplc="10000003" w:tentative="1">
+      <w:start w:val="1"/>
+      <w:numFmt w:val="bullet"/>
+      <w:lvlText w:val="o"/>
+      <w:lvlJc w:val="left"/>
+      <w:pPr>
+        <w:ind w:left="3600" w:hanging="360"/>
+      </w:pPr>
+      <w:rPr>
+        <w:rFonts w:ascii="Courier New" w:hAnsi="Courier New" w:cs="Courier New" w:hint="default"/>
+      </w:rPr>
+    </w:lvl>
+    <w:lvl w:ilvl="5" w:tplc="10000005" w:tentative="1">
+      <w:start w:val="1"/>
+      <w:numFmt w:val="bullet"/>
+      <w:lvlText w:val=""/>
+      <w:lvlJc w:val="left"/>
+      <w:pPr>
+        <w:ind w:left="4320" w:hanging="360"/>
+      </w:pPr>
+      <w:rPr>
+        <w:rFonts w:ascii="Wingdings" w:hAnsi="Wingdings" w:hint="default"/>
+      </w:rPr>
+    </w:lvl>
+    <w:lvl w:ilvl="6" w:tplc="10000001" w:tentative="1">
+      <w:start w:val="1"/>
+      <w:numFmt w:val="bullet"/>
+      <w:lvlText w:val=""/>
+      <w:lvlJc w:val="left"/>
+      <w:pPr>
+        <w:ind w:left="5040" w:hanging="360"/>
+      </w:pPr>
+      <w:rPr>
+        <w:rFonts w:ascii="Symbol" w:hAnsi="Symbol" w:hint="default"/>
+      </w:rPr>
+    </w:lvl>
+    <w:lvl w:ilvl="7" w:tplc="10000003" w:tentative="1">
+      <w:start w:val="1"/>
+      <w:numFmt w:val="bullet"/>
+      <w:lvlText w:val="o"/>
+      <w:lvlJc w:val="left"/>
+      <w:pPr>
+        <w:ind w:left="5760" w:hanging="360"/>
+      </w:pPr>
+      <w:rPr>
+        <w:rFonts w:ascii="Courier New" w:hAnsi="Courier New" w:cs="Courier New" w:hint="default"/>
+      </w:rPr>
+    </w:lvl>
+    <w:lvl w:ilvl="8" w:tplc="10000005" w:tentative="1">
+      <w:start w:val="1"/>
+      <w:numFmt w:val="bullet"/>
+      <w:lvlText w:val=""/>
+      <w:lvlJc w:val="left"/>
+      <w:pPr>
+        <w:ind w:left="6480" w:hanging="360"/>
+      </w:pPr>
+      <w:rPr>
+        <w:rFonts w:ascii="Wingdings" w:hAnsi="Wingdings" w:hint="default"/>
+      </w:rPr>
+    </w:lvl>
+  </w:abstractNum>
+  <w:abstractNum w:abstractNumId="6" w15:restartNumberingAfterBreak="0">
+    <w:nsid w:val="313F0591"/>
+    <w:multiLevelType w:val="hybridMultilevel"/>
+    <w:tmpl w:val="DD7EEFBA"/>
+    <w:lvl w:ilvl="0" w:tplc="6DB42E48">
+      <w:start w:val="37"/>
+      <w:numFmt w:val="bullet"/>
+      <w:lvlText w:val=""/>
+      <w:lvlJc w:val="left"/>
+      <w:pPr>
+        <w:ind w:left="720" w:hanging="360"/>
+      </w:pPr>
+      <w:rPr>
+        <w:rFonts w:ascii="Wingdings" w:eastAsiaTheme="minorEastAsia" w:hAnsi="Wingdings" w:cstheme="minorBidi" w:hint="default"/>
+      </w:rPr>
+    </w:lvl>
+    <w:lvl w:ilvl="1" w:tplc="10000003" w:tentative="1">
+      <w:start w:val="1"/>
+      <w:numFmt w:val="bullet"/>
+      <w:lvlText w:val="o"/>
+      <w:lvlJc w:val="left"/>
+      <w:pPr>
+        <w:ind w:left="1440" w:hanging="360"/>
+      </w:pPr>
+      <w:rPr>
+        <w:rFonts w:ascii="Courier New" w:hAnsi="Courier New" w:cs="Courier New" w:hint="default"/>
+      </w:rPr>
+    </w:lvl>
+    <w:lvl w:ilvl="2" w:tplc="10000005" w:tentative="1">
+      <w:start w:val="1"/>
+      <w:numFmt w:val="bullet"/>
+      <w:lvlText w:val=""/>
+      <w:lvlJc w:val="left"/>
+      <w:pPr>
+        <w:ind w:left="2160" w:hanging="360"/>
+      </w:pPr>
+      <w:rPr>
+        <w:rFonts w:ascii="Wingdings" w:hAnsi="Wingdings" w:hint="default"/>
+      </w:rPr>
+    </w:lvl>
+    <w:lvl w:ilvl="3" w:tplc="10000001" w:tentative="1">
+      <w:start w:val="1"/>
+      <w:numFmt w:val="bullet"/>
+      <w:lvlText w:val=""/>
+      <w:lvlJc w:val="left"/>
+      <w:pPr>
+        <w:ind w:left="2880" w:hanging="360"/>
+      </w:pPr>
+      <w:rPr>
+        <w:rFonts w:ascii="Symbol" w:hAnsi="Symbol" w:hint="default"/>
+      </w:rPr>
+    </w:lvl>
+    <w:lvl w:ilvl="4" w:tplc="10000003" w:tentative="1">
+      <w:start w:val="1"/>
+      <w:numFmt w:val="bullet"/>
+      <w:lvlText w:val="o"/>
+      <w:lvlJc w:val="left"/>
+      <w:pPr>
+        <w:ind w:left="3600" w:hanging="360"/>
+      </w:pPr>
+      <w:rPr>
+        <w:rFonts w:ascii="Courier New" w:hAnsi="Courier New" w:cs="Courier New" w:hint="default"/>
+      </w:rPr>
+    </w:lvl>
+    <w:lvl w:ilvl="5" w:tplc="10000005" w:tentative="1">
+      <w:start w:val="1"/>
+      <w:numFmt w:val="bullet"/>
+      <w:lvlText w:val=""/>
+      <w:lvlJc w:val="left"/>
+      <w:pPr>
+        <w:ind w:left="4320" w:hanging="360"/>
+      </w:pPr>
+      <w:rPr>
+        <w:rFonts w:ascii="Wingdings" w:hAnsi="Wingdings" w:hint="default"/>
+      </w:rPr>
+    </w:lvl>
+    <w:lvl w:ilvl="6" w:tplc="10000001" w:tentative="1">
+      <w:start w:val="1"/>
+      <w:numFmt w:val="bullet"/>
+      <w:lvlText w:val=""/>
+      <w:lvlJc w:val="left"/>
+      <w:pPr>
+        <w:ind w:left="5040" w:hanging="360"/>
+      </w:pPr>
+      <w:rPr>
+        <w:rFonts w:ascii="Symbol" w:hAnsi="Symbol" w:hint="default"/>
+      </w:rPr>
+    </w:lvl>
+    <w:lvl w:ilvl="7" w:tplc="10000003" w:tentative="1">
+      <w:start w:val="1"/>
+      <w:numFmt w:val="bullet"/>
+      <w:lvlText w:val="o"/>
+      <w:lvlJc w:val="left"/>
+      <w:pPr>
+        <w:ind w:left="5760" w:hanging="360"/>
+      </w:pPr>
+      <w:rPr>
+        <w:rFonts w:ascii="Courier New" w:hAnsi="Courier New" w:cs="Courier New" w:hint="default"/>
+      </w:rPr>
+    </w:lvl>
+    <w:lvl w:ilvl="8" w:tplc="10000005" w:tentative="1">
+      <w:start w:val="1"/>
+      <w:numFmt w:val="bullet"/>
+      <w:lvlText w:val=""/>
+      <w:lvlJc w:val="left"/>
+      <w:pPr>
+        <w:ind w:left="6480" w:hanging="360"/>
+      </w:pPr>
+      <w:rPr>
+        <w:rFonts w:ascii="Wingdings" w:hAnsi="Wingdings" w:hint="default"/>
+      </w:rPr>
+    </w:lvl>
+  </w:abstractNum>
+  <w:abstractNum w:abstractNumId="7" w15:restartNumberingAfterBreak="0">
+    <w:nsid w:val="3536148C"/>
+    <w:multiLevelType w:val="hybridMultilevel"/>
+    <w:tmpl w:val="37BC922E"/>
+    <w:lvl w:ilvl="0" w:tplc="BA4C9E44">
+      <w:numFmt w:val="bullet"/>
+      <w:lvlText w:val=""/>
+      <w:lvlJc w:val="left"/>
+      <w:pPr>
+        <w:ind w:left="720" w:hanging="360"/>
+      </w:pPr>
+      <w:rPr>
+        <w:rFonts w:ascii="Aptos" w:eastAsiaTheme="minorEastAsia" w:hAnsi="Aptos" w:cstheme="minorBidi" w:hint="default"/>
+      </w:rPr>
+    </w:lvl>
+    <w:lvl w:ilvl="1" w:tplc="10000003" w:tentative="1">
+      <w:start w:val="1"/>
+      <w:numFmt w:val="bullet"/>
+      <w:lvlText w:val="o"/>
+      <w:lvlJc w:val="left"/>
+      <w:pPr>
+        <w:ind w:left="1440" w:hanging="360"/>
+      </w:pPr>
+      <w:rPr>
+        <w:rFonts w:ascii="Courier New" w:hAnsi="Courier New" w:cs="Courier New" w:hint="default"/>
+      </w:rPr>
+    </w:lvl>
+    <w:lvl w:ilvl="2" w:tplc="10000005" w:tentative="1">
+      <w:start w:val="1"/>
+      <w:numFmt w:val="bullet"/>
+      <w:lvlText w:val=""/>
+      <w:lvlJc w:val="left"/>
+      <w:pPr>
+        <w:ind w:left="2160" w:hanging="360"/>
+      </w:pPr>
+      <w:rPr>
+        <w:rFonts w:ascii="Wingdings" w:hAnsi="Wingdings" w:hint="default"/>
+      </w:rPr>
+    </w:lvl>
+    <w:lvl w:ilvl="3" w:tplc="10000001" w:tentative="1">
+      <w:start w:val="1"/>
+      <w:numFmt w:val="bullet"/>
+      <w:lvlText w:val=""/>
+      <w:lvlJc w:val="left"/>
+      <w:pPr>
+        <w:ind w:left="2880" w:hanging="360"/>
+      </w:pPr>
+      <w:rPr>
+        <w:rFonts w:ascii="Symbol" w:hAnsi="Symbol" w:hint="default"/>
+      </w:rPr>
+    </w:lvl>
+    <w:lvl w:ilvl="4" w:tplc="10000003" w:tentative="1">
+      <w:start w:val="1"/>
+      <w:numFmt w:val="bullet"/>
+      <w:lvlText w:val="o"/>
+      <w:lvlJc w:val="left"/>
+      <w:pPr>
+        <w:ind w:left="3600" w:hanging="360"/>
+      </w:pPr>
+      <w:rPr>
+        <w:rFonts w:ascii="Courier New" w:hAnsi="Courier New" w:cs="Courier New" w:hint="default"/>
+      </w:rPr>
+    </w:lvl>
+    <w:lvl w:ilvl="5" w:tplc="10000005" w:tentative="1">
+      <w:start w:val="1"/>
+      <w:numFmt w:val="bullet"/>
+      <w:lvlText w:val=""/>
+      <w:lvlJc w:val="left"/>
+      <w:pPr>
+        <w:ind w:left="4320" w:hanging="360"/>
+      </w:pPr>
+      <w:rPr>
+        <w:rFonts w:ascii="Wingdings" w:hAnsi="Wingdings" w:hint="default"/>
+      </w:rPr>
+    </w:lvl>
+    <w:lvl w:ilvl="6" w:tplc="10000001" w:tentative="1">
+      <w:start w:val="1"/>
+      <w:numFmt w:val="bullet"/>
+      <w:lvlText w:val=""/>
+      <w:lvlJc w:val="left"/>
+      <w:pPr>
+        <w:ind w:left="5040" w:hanging="360"/>
+      </w:pPr>
+      <w:rPr>
+        <w:rFonts w:ascii="Symbol" w:hAnsi="Symbol" w:hint="default"/>
+      </w:rPr>
+    </w:lvl>
+    <w:lvl w:ilvl="7" w:tplc="10000003" w:tentative="1">
+      <w:start w:val="1"/>
+      <w:numFmt w:val="bullet"/>
+      <w:lvlText w:val="o"/>
+      <w:lvlJc w:val="left"/>
+      <w:pPr>
+        <w:ind w:left="5760" w:hanging="360"/>
+      </w:pPr>
+      <w:rPr>
+        <w:rFonts w:ascii="Courier New" w:hAnsi="Courier New" w:cs="Courier New" w:hint="default"/>
+      </w:rPr>
+    </w:lvl>
+    <w:lvl w:ilvl="8" w:tplc="10000005" w:tentative="1">
+      <w:start w:val="1"/>
+      <w:numFmt w:val="bullet"/>
+      <w:lvlText w:val=""/>
+      <w:lvlJc w:val="left"/>
+      <w:pPr>
+        <w:ind w:left="6480" w:hanging="360"/>
+      </w:pPr>
+      <w:rPr>
+        <w:rFonts w:ascii="Wingdings" w:hAnsi="Wingdings" w:hint="default"/>
+      </w:rPr>
+    </w:lvl>
+  </w:abstractNum>
+  <w:abstractNum w:abstractNumId="8" w15:restartNumberingAfterBreak="0">
     <w:nsid w:val="3BD518A2"/>
     <w:multiLevelType w:val="hybridMultilevel"/>
     <w:tmpl w:val="723CED92"/>
@@ -2915,7 +4196,231 @@
       </w:rPr>
     </w:lvl>
   </w:abstractNum>
-  <w:abstractNum w:abstractNumId="1" w15:restartNumberingAfterBreak="0">
+  <w:abstractNum w:abstractNumId="9" w15:restartNumberingAfterBreak="0">
+    <w:nsid w:val="4108168A"/>
+    <w:multiLevelType w:val="hybridMultilevel"/>
+    <w:tmpl w:val="763AF57C"/>
+    <w:lvl w:ilvl="0" w:tplc="5DD67644">
+      <w:numFmt w:val="bullet"/>
+      <w:lvlText w:val=""/>
+      <w:lvlJc w:val="left"/>
+      <w:pPr>
+        <w:ind w:left="1080" w:hanging="360"/>
+      </w:pPr>
+      <w:rPr>
+        <w:rFonts w:ascii="Aptos" w:eastAsiaTheme="minorEastAsia" w:hAnsi="Aptos" w:cstheme="minorBidi" w:hint="default"/>
+      </w:rPr>
+    </w:lvl>
+    <w:lvl w:ilvl="1" w:tplc="10000003" w:tentative="1">
+      <w:start w:val="1"/>
+      <w:numFmt w:val="bullet"/>
+      <w:lvlText w:val="o"/>
+      <w:lvlJc w:val="left"/>
+      <w:pPr>
+        <w:ind w:left="1800" w:hanging="360"/>
+      </w:pPr>
+      <w:rPr>
+        <w:rFonts w:ascii="Courier New" w:hAnsi="Courier New" w:cs="Courier New" w:hint="default"/>
+      </w:rPr>
+    </w:lvl>
+    <w:lvl w:ilvl="2" w:tplc="10000005" w:tentative="1">
+      <w:start w:val="1"/>
+      <w:numFmt w:val="bullet"/>
+      <w:lvlText w:val=""/>
+      <w:lvlJc w:val="left"/>
+      <w:pPr>
+        <w:ind w:left="2520" w:hanging="360"/>
+      </w:pPr>
+      <w:rPr>
+        <w:rFonts w:ascii="Wingdings" w:hAnsi="Wingdings" w:hint="default"/>
+      </w:rPr>
+    </w:lvl>
+    <w:lvl w:ilvl="3" w:tplc="10000001" w:tentative="1">
+      <w:start w:val="1"/>
+      <w:numFmt w:val="bullet"/>
+      <w:lvlText w:val=""/>
+      <w:lvlJc w:val="left"/>
+      <w:pPr>
+        <w:ind w:left="3240" w:hanging="360"/>
+      </w:pPr>
+      <w:rPr>
+        <w:rFonts w:ascii="Symbol" w:hAnsi="Symbol" w:hint="default"/>
+      </w:rPr>
+    </w:lvl>
+    <w:lvl w:ilvl="4" w:tplc="10000003" w:tentative="1">
+      <w:start w:val="1"/>
+      <w:numFmt w:val="bullet"/>
+      <w:lvlText w:val="o"/>
+      <w:lvlJc w:val="left"/>
+      <w:pPr>
+        <w:ind w:left="3960" w:hanging="360"/>
+      </w:pPr>
+      <w:rPr>
+        <w:rFonts w:ascii="Courier New" w:hAnsi="Courier New" w:cs="Courier New" w:hint="default"/>
+      </w:rPr>
+    </w:lvl>
+    <w:lvl w:ilvl="5" w:tplc="10000005" w:tentative="1">
+      <w:start w:val="1"/>
+      <w:numFmt w:val="bullet"/>
+      <w:lvlText w:val=""/>
+      <w:lvlJc w:val="left"/>
+      <w:pPr>
+        <w:ind w:left="4680" w:hanging="360"/>
+      </w:pPr>
+      <w:rPr>
+        <w:rFonts w:ascii="Wingdings" w:hAnsi="Wingdings" w:hint="default"/>
+      </w:rPr>
+    </w:lvl>
+    <w:lvl w:ilvl="6" w:tplc="10000001" w:tentative="1">
+      <w:start w:val="1"/>
+      <w:numFmt w:val="bullet"/>
+      <w:lvlText w:val=""/>
+      <w:lvlJc w:val="left"/>
+      <w:pPr>
+        <w:ind w:left="5400" w:hanging="360"/>
+      </w:pPr>
+      <w:rPr>
+        <w:rFonts w:ascii="Symbol" w:hAnsi="Symbol" w:hint="default"/>
+      </w:rPr>
+    </w:lvl>
+    <w:lvl w:ilvl="7" w:tplc="10000003" w:tentative="1">
+      <w:start w:val="1"/>
+      <w:numFmt w:val="bullet"/>
+      <w:lvlText w:val="o"/>
+      <w:lvlJc w:val="left"/>
+      <w:pPr>
+        <w:ind w:left="6120" w:hanging="360"/>
+      </w:pPr>
+      <w:rPr>
+        <w:rFonts w:ascii="Courier New" w:hAnsi="Courier New" w:cs="Courier New" w:hint="default"/>
+      </w:rPr>
+    </w:lvl>
+    <w:lvl w:ilvl="8" w:tplc="10000005" w:tentative="1">
+      <w:start w:val="1"/>
+      <w:numFmt w:val="bullet"/>
+      <w:lvlText w:val=""/>
+      <w:lvlJc w:val="left"/>
+      <w:pPr>
+        <w:ind w:left="6840" w:hanging="360"/>
+      </w:pPr>
+      <w:rPr>
+        <w:rFonts w:ascii="Wingdings" w:hAnsi="Wingdings" w:hint="default"/>
+      </w:rPr>
+    </w:lvl>
+  </w:abstractNum>
+  <w:abstractNum w:abstractNumId="10" w15:restartNumberingAfterBreak="0">
+    <w:nsid w:val="458B27F5"/>
+    <w:multiLevelType w:val="hybridMultilevel"/>
+    <w:tmpl w:val="86109318"/>
+    <w:lvl w:ilvl="0" w:tplc="FC76DA3A">
+      <w:numFmt w:val="bullet"/>
+      <w:lvlText w:val=""/>
+      <w:lvlJc w:val="left"/>
+      <w:pPr>
+        <w:ind w:left="720" w:hanging="360"/>
+      </w:pPr>
+      <w:rPr>
+        <w:rFonts w:ascii="Aptos" w:eastAsiaTheme="minorEastAsia" w:hAnsi="Aptos" w:cstheme="minorBidi" w:hint="default"/>
+      </w:rPr>
+    </w:lvl>
+    <w:lvl w:ilvl="1" w:tplc="10000003" w:tentative="1">
+      <w:start w:val="1"/>
+      <w:numFmt w:val="bullet"/>
+      <w:lvlText w:val="o"/>
+      <w:lvlJc w:val="left"/>
+      <w:pPr>
+        <w:ind w:left="1440" w:hanging="360"/>
+      </w:pPr>
+      <w:rPr>
+        <w:rFonts w:ascii="Courier New" w:hAnsi="Courier New" w:cs="Courier New" w:hint="default"/>
+      </w:rPr>
+    </w:lvl>
+    <w:lvl w:ilvl="2" w:tplc="10000005" w:tentative="1">
+      <w:start w:val="1"/>
+      <w:numFmt w:val="bullet"/>
+      <w:lvlText w:val=""/>
+      <w:lvlJc w:val="left"/>
+      <w:pPr>
+        <w:ind w:left="2160" w:hanging="360"/>
+      </w:pPr>
+      <w:rPr>
+        <w:rFonts w:ascii="Wingdings" w:hAnsi="Wingdings" w:hint="default"/>
+      </w:rPr>
+    </w:lvl>
+    <w:lvl w:ilvl="3" w:tplc="10000001" w:tentative="1">
+      <w:start w:val="1"/>
+      <w:numFmt w:val="bullet"/>
+      <w:lvlText w:val=""/>
+      <w:lvlJc w:val="left"/>
+      <w:pPr>
+        <w:ind w:left="2880" w:hanging="360"/>
+      </w:pPr>
+      <w:rPr>
+        <w:rFonts w:ascii="Symbol" w:hAnsi="Symbol" w:hint="default"/>
+      </w:rPr>
+    </w:lvl>
+    <w:lvl w:ilvl="4" w:tplc="10000003" w:tentative="1">
+      <w:start w:val="1"/>
+      <w:numFmt w:val="bullet"/>
+      <w:lvlText w:val="o"/>
+      <w:lvlJc w:val="left"/>
+      <w:pPr>
+        <w:ind w:left="3600" w:hanging="360"/>
+      </w:pPr>
+      <w:rPr>
+        <w:rFonts w:ascii="Courier New" w:hAnsi="Courier New" w:cs="Courier New" w:hint="default"/>
+      </w:rPr>
+    </w:lvl>
+    <w:lvl w:ilvl="5" w:tplc="10000005" w:tentative="1">
+      <w:start w:val="1"/>
+      <w:numFmt w:val="bullet"/>
+      <w:lvlText w:val=""/>
+      <w:lvlJc w:val="left"/>
+      <w:pPr>
+        <w:ind w:left="4320" w:hanging="360"/>
+      </w:pPr>
+      <w:rPr>
+        <w:rFonts w:ascii="Wingdings" w:hAnsi="Wingdings" w:hint="default"/>
+      </w:rPr>
+    </w:lvl>
+    <w:lvl w:ilvl="6" w:tplc="10000001" w:tentative="1">
+      <w:start w:val="1"/>
+      <w:numFmt w:val="bullet"/>
+      <w:lvlText w:val=""/>
+      <w:lvlJc w:val="left"/>
+      <w:pPr>
+        <w:ind w:left="5040" w:hanging="360"/>
+      </w:pPr>
+      <w:rPr>
+        <w:rFonts w:ascii="Symbol" w:hAnsi="Symbol" w:hint="default"/>
+      </w:rPr>
+    </w:lvl>
+    <w:lvl w:ilvl="7" w:tplc="10000003" w:tentative="1">
+      <w:start w:val="1"/>
+      <w:numFmt w:val="bullet"/>
+      <w:lvlText w:val="o"/>
+      <w:lvlJc w:val="left"/>
+      <w:pPr>
+        <w:ind w:left="5760" w:hanging="360"/>
+      </w:pPr>
+      <w:rPr>
+        <w:rFonts w:ascii="Courier New" w:hAnsi="Courier New" w:cs="Courier New" w:hint="default"/>
+      </w:rPr>
+    </w:lvl>
+    <w:lvl w:ilvl="8" w:tplc="10000005" w:tentative="1">
+      <w:start w:val="1"/>
+      <w:numFmt w:val="bullet"/>
+      <w:lvlText w:val=""/>
+      <w:lvlJc w:val="left"/>
+      <w:pPr>
+        <w:ind w:left="6480" w:hanging="360"/>
+      </w:pPr>
+      <w:rPr>
+        <w:rFonts w:ascii="Wingdings" w:hAnsi="Wingdings" w:hint="default"/>
+      </w:rPr>
+    </w:lvl>
+  </w:abstractNum>
+  <w:abstractNum w:abstractNumId="11" w15:restartNumberingAfterBreak="0">
     <w:nsid w:val="49173AC4"/>
     <w:multiLevelType w:val="hybridMultilevel"/>
     <w:tmpl w:val="704EDBCC"/>
@@ -3028,11 +4533,1201 @@
       </w:rPr>
     </w:lvl>
   </w:abstractNum>
+  <w:abstractNum w:abstractNumId="12" w15:restartNumberingAfterBreak="0">
+    <w:nsid w:val="4D0035EC"/>
+    <w:multiLevelType w:val="hybridMultilevel"/>
+    <w:tmpl w:val="D1D695A4"/>
+    <w:lvl w:ilvl="0" w:tplc="10000001">
+      <w:start w:val="1"/>
+      <w:numFmt w:val="bullet"/>
+      <w:lvlText w:val=""/>
+      <w:lvlJc w:val="left"/>
+      <w:pPr>
+        <w:ind w:left="720" w:hanging="360"/>
+      </w:pPr>
+      <w:rPr>
+        <w:rFonts w:ascii="Symbol" w:hAnsi="Symbol" w:hint="default"/>
+      </w:rPr>
+    </w:lvl>
+    <w:lvl w:ilvl="1" w:tplc="10000003" w:tentative="1">
+      <w:start w:val="1"/>
+      <w:numFmt w:val="bullet"/>
+      <w:lvlText w:val="o"/>
+      <w:lvlJc w:val="left"/>
+      <w:pPr>
+        <w:ind w:left="1440" w:hanging="360"/>
+      </w:pPr>
+      <w:rPr>
+        <w:rFonts w:ascii="Courier New" w:hAnsi="Courier New" w:cs="Courier New" w:hint="default"/>
+      </w:rPr>
+    </w:lvl>
+    <w:lvl w:ilvl="2" w:tplc="10000005" w:tentative="1">
+      <w:start w:val="1"/>
+      <w:numFmt w:val="bullet"/>
+      <w:lvlText w:val=""/>
+      <w:lvlJc w:val="left"/>
+      <w:pPr>
+        <w:ind w:left="2160" w:hanging="360"/>
+      </w:pPr>
+      <w:rPr>
+        <w:rFonts w:ascii="Wingdings" w:hAnsi="Wingdings" w:hint="default"/>
+      </w:rPr>
+    </w:lvl>
+    <w:lvl w:ilvl="3" w:tplc="10000001" w:tentative="1">
+      <w:start w:val="1"/>
+      <w:numFmt w:val="bullet"/>
+      <w:lvlText w:val=""/>
+      <w:lvlJc w:val="left"/>
+      <w:pPr>
+        <w:ind w:left="2880" w:hanging="360"/>
+      </w:pPr>
+      <w:rPr>
+        <w:rFonts w:ascii="Symbol" w:hAnsi="Symbol" w:hint="default"/>
+      </w:rPr>
+    </w:lvl>
+    <w:lvl w:ilvl="4" w:tplc="10000003" w:tentative="1">
+      <w:start w:val="1"/>
+      <w:numFmt w:val="bullet"/>
+      <w:lvlText w:val="o"/>
+      <w:lvlJc w:val="left"/>
+      <w:pPr>
+        <w:ind w:left="3600" w:hanging="360"/>
+      </w:pPr>
+      <w:rPr>
+        <w:rFonts w:ascii="Courier New" w:hAnsi="Courier New" w:cs="Courier New" w:hint="default"/>
+      </w:rPr>
+    </w:lvl>
+    <w:lvl w:ilvl="5" w:tplc="10000005" w:tentative="1">
+      <w:start w:val="1"/>
+      <w:numFmt w:val="bullet"/>
+      <w:lvlText w:val=""/>
+      <w:lvlJc w:val="left"/>
+      <w:pPr>
+        <w:ind w:left="4320" w:hanging="360"/>
+      </w:pPr>
+      <w:rPr>
+        <w:rFonts w:ascii="Wingdings" w:hAnsi="Wingdings" w:hint="default"/>
+      </w:rPr>
+    </w:lvl>
+    <w:lvl w:ilvl="6" w:tplc="10000001" w:tentative="1">
+      <w:start w:val="1"/>
+      <w:numFmt w:val="bullet"/>
+      <w:lvlText w:val=""/>
+      <w:lvlJc w:val="left"/>
+      <w:pPr>
+        <w:ind w:left="5040" w:hanging="360"/>
+      </w:pPr>
+      <w:rPr>
+        <w:rFonts w:ascii="Symbol" w:hAnsi="Symbol" w:hint="default"/>
+      </w:rPr>
+    </w:lvl>
+    <w:lvl w:ilvl="7" w:tplc="10000003" w:tentative="1">
+      <w:start w:val="1"/>
+      <w:numFmt w:val="bullet"/>
+      <w:lvlText w:val="o"/>
+      <w:lvlJc w:val="left"/>
+      <w:pPr>
+        <w:ind w:left="5760" w:hanging="360"/>
+      </w:pPr>
+      <w:rPr>
+        <w:rFonts w:ascii="Courier New" w:hAnsi="Courier New" w:cs="Courier New" w:hint="default"/>
+      </w:rPr>
+    </w:lvl>
+    <w:lvl w:ilvl="8" w:tplc="10000005" w:tentative="1">
+      <w:start w:val="1"/>
+      <w:numFmt w:val="bullet"/>
+      <w:lvlText w:val=""/>
+      <w:lvlJc w:val="left"/>
+      <w:pPr>
+        <w:ind w:left="6480" w:hanging="360"/>
+      </w:pPr>
+      <w:rPr>
+        <w:rFonts w:ascii="Wingdings" w:hAnsi="Wingdings" w:hint="default"/>
+      </w:rPr>
+    </w:lvl>
+  </w:abstractNum>
+  <w:abstractNum w:abstractNumId="13" w15:restartNumberingAfterBreak="0">
+    <w:nsid w:val="4D0F7A82"/>
+    <w:multiLevelType w:val="hybridMultilevel"/>
+    <w:tmpl w:val="5A1688D8"/>
+    <w:lvl w:ilvl="0" w:tplc="10000001">
+      <w:start w:val="1"/>
+      <w:numFmt w:val="bullet"/>
+      <w:lvlText w:val=""/>
+      <w:lvlJc w:val="left"/>
+      <w:pPr>
+        <w:ind w:left="720" w:hanging="360"/>
+      </w:pPr>
+      <w:rPr>
+        <w:rFonts w:ascii="Symbol" w:hAnsi="Symbol" w:hint="default"/>
+      </w:rPr>
+    </w:lvl>
+    <w:lvl w:ilvl="1" w:tplc="10000003" w:tentative="1">
+      <w:start w:val="1"/>
+      <w:numFmt w:val="bullet"/>
+      <w:lvlText w:val="o"/>
+      <w:lvlJc w:val="left"/>
+      <w:pPr>
+        <w:ind w:left="1440" w:hanging="360"/>
+      </w:pPr>
+      <w:rPr>
+        <w:rFonts w:ascii="Courier New" w:hAnsi="Courier New" w:cs="Courier New" w:hint="default"/>
+      </w:rPr>
+    </w:lvl>
+    <w:lvl w:ilvl="2" w:tplc="10000005" w:tentative="1">
+      <w:start w:val="1"/>
+      <w:numFmt w:val="bullet"/>
+      <w:lvlText w:val=""/>
+      <w:lvlJc w:val="left"/>
+      <w:pPr>
+        <w:ind w:left="2160" w:hanging="360"/>
+      </w:pPr>
+      <w:rPr>
+        <w:rFonts w:ascii="Wingdings" w:hAnsi="Wingdings" w:hint="default"/>
+      </w:rPr>
+    </w:lvl>
+    <w:lvl w:ilvl="3" w:tplc="10000001" w:tentative="1">
+      <w:start w:val="1"/>
+      <w:numFmt w:val="bullet"/>
+      <w:lvlText w:val=""/>
+      <w:lvlJc w:val="left"/>
+      <w:pPr>
+        <w:ind w:left="2880" w:hanging="360"/>
+      </w:pPr>
+      <w:rPr>
+        <w:rFonts w:ascii="Symbol" w:hAnsi="Symbol" w:hint="default"/>
+      </w:rPr>
+    </w:lvl>
+    <w:lvl w:ilvl="4" w:tplc="10000003" w:tentative="1">
+      <w:start w:val="1"/>
+      <w:numFmt w:val="bullet"/>
+      <w:lvlText w:val="o"/>
+      <w:lvlJc w:val="left"/>
+      <w:pPr>
+        <w:ind w:left="3600" w:hanging="360"/>
+      </w:pPr>
+      <w:rPr>
+        <w:rFonts w:ascii="Courier New" w:hAnsi="Courier New" w:cs="Courier New" w:hint="default"/>
+      </w:rPr>
+    </w:lvl>
+    <w:lvl w:ilvl="5" w:tplc="10000005" w:tentative="1">
+      <w:start w:val="1"/>
+      <w:numFmt w:val="bullet"/>
+      <w:lvlText w:val=""/>
+      <w:lvlJc w:val="left"/>
+      <w:pPr>
+        <w:ind w:left="4320" w:hanging="360"/>
+      </w:pPr>
+      <w:rPr>
+        <w:rFonts w:ascii="Wingdings" w:hAnsi="Wingdings" w:hint="default"/>
+      </w:rPr>
+    </w:lvl>
+    <w:lvl w:ilvl="6" w:tplc="10000001" w:tentative="1">
+      <w:start w:val="1"/>
+      <w:numFmt w:val="bullet"/>
+      <w:lvlText w:val=""/>
+      <w:lvlJc w:val="left"/>
+      <w:pPr>
+        <w:ind w:left="5040" w:hanging="360"/>
+      </w:pPr>
+      <w:rPr>
+        <w:rFonts w:ascii="Symbol" w:hAnsi="Symbol" w:hint="default"/>
+      </w:rPr>
+    </w:lvl>
+    <w:lvl w:ilvl="7" w:tplc="10000003" w:tentative="1">
+      <w:start w:val="1"/>
+      <w:numFmt w:val="bullet"/>
+      <w:lvlText w:val="o"/>
+      <w:lvlJc w:val="left"/>
+      <w:pPr>
+        <w:ind w:left="5760" w:hanging="360"/>
+      </w:pPr>
+      <w:rPr>
+        <w:rFonts w:ascii="Courier New" w:hAnsi="Courier New" w:cs="Courier New" w:hint="default"/>
+      </w:rPr>
+    </w:lvl>
+    <w:lvl w:ilvl="8" w:tplc="10000005" w:tentative="1">
+      <w:start w:val="1"/>
+      <w:numFmt w:val="bullet"/>
+      <w:lvlText w:val=""/>
+      <w:lvlJc w:val="left"/>
+      <w:pPr>
+        <w:ind w:left="6480" w:hanging="360"/>
+      </w:pPr>
+      <w:rPr>
+        <w:rFonts w:ascii="Wingdings" w:hAnsi="Wingdings" w:hint="default"/>
+      </w:rPr>
+    </w:lvl>
+  </w:abstractNum>
+  <w:abstractNum w:abstractNumId="14" w15:restartNumberingAfterBreak="0">
+    <w:nsid w:val="4E4C04F2"/>
+    <w:multiLevelType w:val="hybridMultilevel"/>
+    <w:tmpl w:val="E36678B8"/>
+    <w:lvl w:ilvl="0" w:tplc="10000001">
+      <w:start w:val="1"/>
+      <w:numFmt w:val="bullet"/>
+      <w:lvlText w:val=""/>
+      <w:lvlJc w:val="left"/>
+      <w:pPr>
+        <w:ind w:left="720" w:hanging="360"/>
+      </w:pPr>
+      <w:rPr>
+        <w:rFonts w:ascii="Symbol" w:hAnsi="Symbol" w:hint="default"/>
+      </w:rPr>
+    </w:lvl>
+    <w:lvl w:ilvl="1" w:tplc="10000003" w:tentative="1">
+      <w:start w:val="1"/>
+      <w:numFmt w:val="bullet"/>
+      <w:lvlText w:val="o"/>
+      <w:lvlJc w:val="left"/>
+      <w:pPr>
+        <w:ind w:left="1440" w:hanging="360"/>
+      </w:pPr>
+      <w:rPr>
+        <w:rFonts w:ascii="Courier New" w:hAnsi="Courier New" w:cs="Courier New" w:hint="default"/>
+      </w:rPr>
+    </w:lvl>
+    <w:lvl w:ilvl="2" w:tplc="10000005" w:tentative="1">
+      <w:start w:val="1"/>
+      <w:numFmt w:val="bullet"/>
+      <w:lvlText w:val=""/>
+      <w:lvlJc w:val="left"/>
+      <w:pPr>
+        <w:ind w:left="2160" w:hanging="360"/>
+      </w:pPr>
+      <w:rPr>
+        <w:rFonts w:ascii="Wingdings" w:hAnsi="Wingdings" w:hint="default"/>
+      </w:rPr>
+    </w:lvl>
+    <w:lvl w:ilvl="3" w:tplc="10000001" w:tentative="1">
+      <w:start w:val="1"/>
+      <w:numFmt w:val="bullet"/>
+      <w:lvlText w:val=""/>
+      <w:lvlJc w:val="left"/>
+      <w:pPr>
+        <w:ind w:left="2880" w:hanging="360"/>
+      </w:pPr>
+      <w:rPr>
+        <w:rFonts w:ascii="Symbol" w:hAnsi="Symbol" w:hint="default"/>
+      </w:rPr>
+    </w:lvl>
+    <w:lvl w:ilvl="4" w:tplc="10000003" w:tentative="1">
+      <w:start w:val="1"/>
+      <w:numFmt w:val="bullet"/>
+      <w:lvlText w:val="o"/>
+      <w:lvlJc w:val="left"/>
+      <w:pPr>
+        <w:ind w:left="3600" w:hanging="360"/>
+      </w:pPr>
+      <w:rPr>
+        <w:rFonts w:ascii="Courier New" w:hAnsi="Courier New" w:cs="Courier New" w:hint="default"/>
+      </w:rPr>
+    </w:lvl>
+    <w:lvl w:ilvl="5" w:tplc="10000005" w:tentative="1">
+      <w:start w:val="1"/>
+      <w:numFmt w:val="bullet"/>
+      <w:lvlText w:val=""/>
+      <w:lvlJc w:val="left"/>
+      <w:pPr>
+        <w:ind w:left="4320" w:hanging="360"/>
+      </w:pPr>
+      <w:rPr>
+        <w:rFonts w:ascii="Wingdings" w:hAnsi="Wingdings" w:hint="default"/>
+      </w:rPr>
+    </w:lvl>
+    <w:lvl w:ilvl="6" w:tplc="10000001" w:tentative="1">
+      <w:start w:val="1"/>
+      <w:numFmt w:val="bullet"/>
+      <w:lvlText w:val=""/>
+      <w:lvlJc w:val="left"/>
+      <w:pPr>
+        <w:ind w:left="5040" w:hanging="360"/>
+      </w:pPr>
+      <w:rPr>
+        <w:rFonts w:ascii="Symbol" w:hAnsi="Symbol" w:hint="default"/>
+      </w:rPr>
+    </w:lvl>
+    <w:lvl w:ilvl="7" w:tplc="10000003" w:tentative="1">
+      <w:start w:val="1"/>
+      <w:numFmt w:val="bullet"/>
+      <w:lvlText w:val="o"/>
+      <w:lvlJc w:val="left"/>
+      <w:pPr>
+        <w:ind w:left="5760" w:hanging="360"/>
+      </w:pPr>
+      <w:rPr>
+        <w:rFonts w:ascii="Courier New" w:hAnsi="Courier New" w:cs="Courier New" w:hint="default"/>
+      </w:rPr>
+    </w:lvl>
+    <w:lvl w:ilvl="8" w:tplc="10000005" w:tentative="1">
+      <w:start w:val="1"/>
+      <w:numFmt w:val="bullet"/>
+      <w:lvlText w:val=""/>
+      <w:lvlJc w:val="left"/>
+      <w:pPr>
+        <w:ind w:left="6480" w:hanging="360"/>
+      </w:pPr>
+      <w:rPr>
+        <w:rFonts w:ascii="Wingdings" w:hAnsi="Wingdings" w:hint="default"/>
+      </w:rPr>
+    </w:lvl>
+  </w:abstractNum>
+  <w:abstractNum w:abstractNumId="15" w15:restartNumberingAfterBreak="0">
+    <w:nsid w:val="4EF12CC1"/>
+    <w:multiLevelType w:val="hybridMultilevel"/>
+    <w:tmpl w:val="5FB65700"/>
+    <w:lvl w:ilvl="0" w:tplc="10000001">
+      <w:start w:val="1"/>
+      <w:numFmt w:val="bullet"/>
+      <w:lvlText w:val=""/>
+      <w:lvlJc w:val="left"/>
+      <w:pPr>
+        <w:ind w:left="720" w:hanging="360"/>
+      </w:pPr>
+      <w:rPr>
+        <w:rFonts w:ascii="Symbol" w:hAnsi="Symbol" w:hint="default"/>
+      </w:rPr>
+    </w:lvl>
+    <w:lvl w:ilvl="1" w:tplc="10000003" w:tentative="1">
+      <w:start w:val="1"/>
+      <w:numFmt w:val="bullet"/>
+      <w:lvlText w:val="o"/>
+      <w:lvlJc w:val="left"/>
+      <w:pPr>
+        <w:ind w:left="1440" w:hanging="360"/>
+      </w:pPr>
+      <w:rPr>
+        <w:rFonts w:ascii="Courier New" w:hAnsi="Courier New" w:cs="Courier New" w:hint="default"/>
+      </w:rPr>
+    </w:lvl>
+    <w:lvl w:ilvl="2" w:tplc="10000005" w:tentative="1">
+      <w:start w:val="1"/>
+      <w:numFmt w:val="bullet"/>
+      <w:lvlText w:val=""/>
+      <w:lvlJc w:val="left"/>
+      <w:pPr>
+        <w:ind w:left="2160" w:hanging="360"/>
+      </w:pPr>
+      <w:rPr>
+        <w:rFonts w:ascii="Wingdings" w:hAnsi="Wingdings" w:hint="default"/>
+      </w:rPr>
+    </w:lvl>
+    <w:lvl w:ilvl="3" w:tplc="10000001" w:tentative="1">
+      <w:start w:val="1"/>
+      <w:numFmt w:val="bullet"/>
+      <w:lvlText w:val=""/>
+      <w:lvlJc w:val="left"/>
+      <w:pPr>
+        <w:ind w:left="2880" w:hanging="360"/>
+      </w:pPr>
+      <w:rPr>
+        <w:rFonts w:ascii="Symbol" w:hAnsi="Symbol" w:hint="default"/>
+      </w:rPr>
+    </w:lvl>
+    <w:lvl w:ilvl="4" w:tplc="10000003" w:tentative="1">
+      <w:start w:val="1"/>
+      <w:numFmt w:val="bullet"/>
+      <w:lvlText w:val="o"/>
+      <w:lvlJc w:val="left"/>
+      <w:pPr>
+        <w:ind w:left="3600" w:hanging="360"/>
+      </w:pPr>
+      <w:rPr>
+        <w:rFonts w:ascii="Courier New" w:hAnsi="Courier New" w:cs="Courier New" w:hint="default"/>
+      </w:rPr>
+    </w:lvl>
+    <w:lvl w:ilvl="5" w:tplc="10000005" w:tentative="1">
+      <w:start w:val="1"/>
+      <w:numFmt w:val="bullet"/>
+      <w:lvlText w:val=""/>
+      <w:lvlJc w:val="left"/>
+      <w:pPr>
+        <w:ind w:left="4320" w:hanging="360"/>
+      </w:pPr>
+      <w:rPr>
+        <w:rFonts w:ascii="Wingdings" w:hAnsi="Wingdings" w:hint="default"/>
+      </w:rPr>
+    </w:lvl>
+    <w:lvl w:ilvl="6" w:tplc="10000001" w:tentative="1">
+      <w:start w:val="1"/>
+      <w:numFmt w:val="bullet"/>
+      <w:lvlText w:val=""/>
+      <w:lvlJc w:val="left"/>
+      <w:pPr>
+        <w:ind w:left="5040" w:hanging="360"/>
+      </w:pPr>
+      <w:rPr>
+        <w:rFonts w:ascii="Symbol" w:hAnsi="Symbol" w:hint="default"/>
+      </w:rPr>
+    </w:lvl>
+    <w:lvl w:ilvl="7" w:tplc="10000003" w:tentative="1">
+      <w:start w:val="1"/>
+      <w:numFmt w:val="bullet"/>
+      <w:lvlText w:val="o"/>
+      <w:lvlJc w:val="left"/>
+      <w:pPr>
+        <w:ind w:left="5760" w:hanging="360"/>
+      </w:pPr>
+      <w:rPr>
+        <w:rFonts w:ascii="Courier New" w:hAnsi="Courier New" w:cs="Courier New" w:hint="default"/>
+      </w:rPr>
+    </w:lvl>
+    <w:lvl w:ilvl="8" w:tplc="10000005" w:tentative="1">
+      <w:start w:val="1"/>
+      <w:numFmt w:val="bullet"/>
+      <w:lvlText w:val=""/>
+      <w:lvlJc w:val="left"/>
+      <w:pPr>
+        <w:ind w:left="6480" w:hanging="360"/>
+      </w:pPr>
+      <w:rPr>
+        <w:rFonts w:ascii="Wingdings" w:hAnsi="Wingdings" w:hint="default"/>
+      </w:rPr>
+    </w:lvl>
+  </w:abstractNum>
+  <w:abstractNum w:abstractNumId="16" w15:restartNumberingAfterBreak="0">
+    <w:nsid w:val="51626A06"/>
+    <w:multiLevelType w:val="hybridMultilevel"/>
+    <w:tmpl w:val="25FCAD38"/>
+    <w:lvl w:ilvl="0" w:tplc="10000001">
+      <w:start w:val="1"/>
+      <w:numFmt w:val="bullet"/>
+      <w:lvlText w:val=""/>
+      <w:lvlJc w:val="left"/>
+      <w:pPr>
+        <w:ind w:left="720" w:hanging="360"/>
+      </w:pPr>
+      <w:rPr>
+        <w:rFonts w:ascii="Symbol" w:hAnsi="Symbol" w:hint="default"/>
+      </w:rPr>
+    </w:lvl>
+    <w:lvl w:ilvl="1" w:tplc="FFFFFFFF" w:tentative="1">
+      <w:start w:val="1"/>
+      <w:numFmt w:val="bullet"/>
+      <w:lvlText w:val="o"/>
+      <w:lvlJc w:val="left"/>
+      <w:pPr>
+        <w:ind w:left="1440" w:hanging="360"/>
+      </w:pPr>
+      <w:rPr>
+        <w:rFonts w:ascii="Courier New" w:hAnsi="Courier New" w:cs="Courier New" w:hint="default"/>
+      </w:rPr>
+    </w:lvl>
+    <w:lvl w:ilvl="2" w:tplc="FFFFFFFF" w:tentative="1">
+      <w:start w:val="1"/>
+      <w:numFmt w:val="bullet"/>
+      <w:lvlText w:val=""/>
+      <w:lvlJc w:val="left"/>
+      <w:pPr>
+        <w:ind w:left="2160" w:hanging="360"/>
+      </w:pPr>
+      <w:rPr>
+        <w:rFonts w:ascii="Wingdings" w:hAnsi="Wingdings" w:hint="default"/>
+      </w:rPr>
+    </w:lvl>
+    <w:lvl w:ilvl="3" w:tplc="FFFFFFFF" w:tentative="1">
+      <w:start w:val="1"/>
+      <w:numFmt w:val="bullet"/>
+      <w:lvlText w:val=""/>
+      <w:lvlJc w:val="left"/>
+      <w:pPr>
+        <w:ind w:left="2880" w:hanging="360"/>
+      </w:pPr>
+      <w:rPr>
+        <w:rFonts w:ascii="Symbol" w:hAnsi="Symbol" w:hint="default"/>
+      </w:rPr>
+    </w:lvl>
+    <w:lvl w:ilvl="4" w:tplc="FFFFFFFF" w:tentative="1">
+      <w:start w:val="1"/>
+      <w:numFmt w:val="bullet"/>
+      <w:lvlText w:val="o"/>
+      <w:lvlJc w:val="left"/>
+      <w:pPr>
+        <w:ind w:left="3600" w:hanging="360"/>
+      </w:pPr>
+      <w:rPr>
+        <w:rFonts w:ascii="Courier New" w:hAnsi="Courier New" w:cs="Courier New" w:hint="default"/>
+      </w:rPr>
+    </w:lvl>
+    <w:lvl w:ilvl="5" w:tplc="FFFFFFFF" w:tentative="1">
+      <w:start w:val="1"/>
+      <w:numFmt w:val="bullet"/>
+      <w:lvlText w:val=""/>
+      <w:lvlJc w:val="left"/>
+      <w:pPr>
+        <w:ind w:left="4320" w:hanging="360"/>
+      </w:pPr>
+      <w:rPr>
+        <w:rFonts w:ascii="Wingdings" w:hAnsi="Wingdings" w:hint="default"/>
+      </w:rPr>
+    </w:lvl>
+    <w:lvl w:ilvl="6" w:tplc="FFFFFFFF" w:tentative="1">
+      <w:start w:val="1"/>
+      <w:numFmt w:val="bullet"/>
+      <w:lvlText w:val=""/>
+      <w:lvlJc w:val="left"/>
+      <w:pPr>
+        <w:ind w:left="5040" w:hanging="360"/>
+      </w:pPr>
+      <w:rPr>
+        <w:rFonts w:ascii="Symbol" w:hAnsi="Symbol" w:hint="default"/>
+      </w:rPr>
+    </w:lvl>
+    <w:lvl w:ilvl="7" w:tplc="FFFFFFFF" w:tentative="1">
+      <w:start w:val="1"/>
+      <w:numFmt w:val="bullet"/>
+      <w:lvlText w:val="o"/>
+      <w:lvlJc w:val="left"/>
+      <w:pPr>
+        <w:ind w:left="5760" w:hanging="360"/>
+      </w:pPr>
+      <w:rPr>
+        <w:rFonts w:ascii="Courier New" w:hAnsi="Courier New" w:cs="Courier New" w:hint="default"/>
+      </w:rPr>
+    </w:lvl>
+    <w:lvl w:ilvl="8" w:tplc="FFFFFFFF" w:tentative="1">
+      <w:start w:val="1"/>
+      <w:numFmt w:val="bullet"/>
+      <w:lvlText w:val=""/>
+      <w:lvlJc w:val="left"/>
+      <w:pPr>
+        <w:ind w:left="6480" w:hanging="360"/>
+      </w:pPr>
+      <w:rPr>
+        <w:rFonts w:ascii="Wingdings" w:hAnsi="Wingdings" w:hint="default"/>
+      </w:rPr>
+    </w:lvl>
+  </w:abstractNum>
+  <w:abstractNum w:abstractNumId="17" w15:restartNumberingAfterBreak="0">
+    <w:nsid w:val="64281AA5"/>
+    <w:multiLevelType w:val="hybridMultilevel"/>
+    <w:tmpl w:val="A4A60B9C"/>
+    <w:lvl w:ilvl="0" w:tplc="10000001">
+      <w:start w:val="1"/>
+      <w:numFmt w:val="bullet"/>
+      <w:lvlText w:val=""/>
+      <w:lvlJc w:val="left"/>
+      <w:pPr>
+        <w:ind w:left="720" w:hanging="360"/>
+      </w:pPr>
+      <w:rPr>
+        <w:rFonts w:ascii="Symbol" w:hAnsi="Symbol" w:hint="default"/>
+      </w:rPr>
+    </w:lvl>
+    <w:lvl w:ilvl="1" w:tplc="FFFFFFFF" w:tentative="1">
+      <w:start w:val="1"/>
+      <w:numFmt w:val="bullet"/>
+      <w:lvlText w:val="o"/>
+      <w:lvlJc w:val="left"/>
+      <w:pPr>
+        <w:ind w:left="1440" w:hanging="360"/>
+      </w:pPr>
+      <w:rPr>
+        <w:rFonts w:ascii="Courier New" w:hAnsi="Courier New" w:cs="Courier New" w:hint="default"/>
+      </w:rPr>
+    </w:lvl>
+    <w:lvl w:ilvl="2" w:tplc="FFFFFFFF" w:tentative="1">
+      <w:start w:val="1"/>
+      <w:numFmt w:val="bullet"/>
+      <w:lvlText w:val=""/>
+      <w:lvlJc w:val="left"/>
+      <w:pPr>
+        <w:ind w:left="2160" w:hanging="360"/>
+      </w:pPr>
+      <w:rPr>
+        <w:rFonts w:ascii="Wingdings" w:hAnsi="Wingdings" w:hint="default"/>
+      </w:rPr>
+    </w:lvl>
+    <w:lvl w:ilvl="3" w:tplc="FFFFFFFF" w:tentative="1">
+      <w:start w:val="1"/>
+      <w:numFmt w:val="bullet"/>
+      <w:lvlText w:val=""/>
+      <w:lvlJc w:val="left"/>
+      <w:pPr>
+        <w:ind w:left="2880" w:hanging="360"/>
+      </w:pPr>
+      <w:rPr>
+        <w:rFonts w:ascii="Symbol" w:hAnsi="Symbol" w:hint="default"/>
+      </w:rPr>
+    </w:lvl>
+    <w:lvl w:ilvl="4" w:tplc="FFFFFFFF" w:tentative="1">
+      <w:start w:val="1"/>
+      <w:numFmt w:val="bullet"/>
+      <w:lvlText w:val="o"/>
+      <w:lvlJc w:val="left"/>
+      <w:pPr>
+        <w:ind w:left="3600" w:hanging="360"/>
+      </w:pPr>
+      <w:rPr>
+        <w:rFonts w:ascii="Courier New" w:hAnsi="Courier New" w:cs="Courier New" w:hint="default"/>
+      </w:rPr>
+    </w:lvl>
+    <w:lvl w:ilvl="5" w:tplc="FFFFFFFF" w:tentative="1">
+      <w:start w:val="1"/>
+      <w:numFmt w:val="bullet"/>
+      <w:lvlText w:val=""/>
+      <w:lvlJc w:val="left"/>
+      <w:pPr>
+        <w:ind w:left="4320" w:hanging="360"/>
+      </w:pPr>
+      <w:rPr>
+        <w:rFonts w:ascii="Wingdings" w:hAnsi="Wingdings" w:hint="default"/>
+      </w:rPr>
+    </w:lvl>
+    <w:lvl w:ilvl="6" w:tplc="FFFFFFFF" w:tentative="1">
+      <w:start w:val="1"/>
+      <w:numFmt w:val="bullet"/>
+      <w:lvlText w:val=""/>
+      <w:lvlJc w:val="left"/>
+      <w:pPr>
+        <w:ind w:left="5040" w:hanging="360"/>
+      </w:pPr>
+      <w:rPr>
+        <w:rFonts w:ascii="Symbol" w:hAnsi="Symbol" w:hint="default"/>
+      </w:rPr>
+    </w:lvl>
+    <w:lvl w:ilvl="7" w:tplc="FFFFFFFF" w:tentative="1">
+      <w:start w:val="1"/>
+      <w:numFmt w:val="bullet"/>
+      <w:lvlText w:val="o"/>
+      <w:lvlJc w:val="left"/>
+      <w:pPr>
+        <w:ind w:left="5760" w:hanging="360"/>
+      </w:pPr>
+      <w:rPr>
+        <w:rFonts w:ascii="Courier New" w:hAnsi="Courier New" w:cs="Courier New" w:hint="default"/>
+      </w:rPr>
+    </w:lvl>
+    <w:lvl w:ilvl="8" w:tplc="FFFFFFFF" w:tentative="1">
+      <w:start w:val="1"/>
+      <w:numFmt w:val="bullet"/>
+      <w:lvlText w:val=""/>
+      <w:lvlJc w:val="left"/>
+      <w:pPr>
+        <w:ind w:left="6480" w:hanging="360"/>
+      </w:pPr>
+      <w:rPr>
+        <w:rFonts w:ascii="Wingdings" w:hAnsi="Wingdings" w:hint="default"/>
+      </w:rPr>
+    </w:lvl>
+  </w:abstractNum>
+  <w:abstractNum w:abstractNumId="18" w15:restartNumberingAfterBreak="0">
+    <w:nsid w:val="6D116A99"/>
+    <w:multiLevelType w:val="hybridMultilevel"/>
+    <w:tmpl w:val="83749F64"/>
+    <w:lvl w:ilvl="0" w:tplc="10000001">
+      <w:start w:val="1"/>
+      <w:numFmt w:val="bullet"/>
+      <w:lvlText w:val=""/>
+      <w:lvlJc w:val="left"/>
+      <w:pPr>
+        <w:ind w:left="720" w:hanging="360"/>
+      </w:pPr>
+      <w:rPr>
+        <w:rFonts w:ascii="Symbol" w:hAnsi="Symbol" w:hint="default"/>
+      </w:rPr>
+    </w:lvl>
+    <w:lvl w:ilvl="1" w:tplc="FFFFFFFF" w:tentative="1">
+      <w:start w:val="1"/>
+      <w:numFmt w:val="bullet"/>
+      <w:lvlText w:val="o"/>
+      <w:lvlJc w:val="left"/>
+      <w:pPr>
+        <w:ind w:left="1440" w:hanging="360"/>
+      </w:pPr>
+      <w:rPr>
+        <w:rFonts w:ascii="Courier New" w:hAnsi="Courier New" w:cs="Courier New" w:hint="default"/>
+      </w:rPr>
+    </w:lvl>
+    <w:lvl w:ilvl="2" w:tplc="FFFFFFFF" w:tentative="1">
+      <w:start w:val="1"/>
+      <w:numFmt w:val="bullet"/>
+      <w:lvlText w:val=""/>
+      <w:lvlJc w:val="left"/>
+      <w:pPr>
+        <w:ind w:left="2160" w:hanging="360"/>
+      </w:pPr>
+      <w:rPr>
+        <w:rFonts w:ascii="Wingdings" w:hAnsi="Wingdings" w:hint="default"/>
+      </w:rPr>
+    </w:lvl>
+    <w:lvl w:ilvl="3" w:tplc="FFFFFFFF" w:tentative="1">
+      <w:start w:val="1"/>
+      <w:numFmt w:val="bullet"/>
+      <w:lvlText w:val=""/>
+      <w:lvlJc w:val="left"/>
+      <w:pPr>
+        <w:ind w:left="2880" w:hanging="360"/>
+      </w:pPr>
+      <w:rPr>
+        <w:rFonts w:ascii="Symbol" w:hAnsi="Symbol" w:hint="default"/>
+      </w:rPr>
+    </w:lvl>
+    <w:lvl w:ilvl="4" w:tplc="FFFFFFFF" w:tentative="1">
+      <w:start w:val="1"/>
+      <w:numFmt w:val="bullet"/>
+      <w:lvlText w:val="o"/>
+      <w:lvlJc w:val="left"/>
+      <w:pPr>
+        <w:ind w:left="3600" w:hanging="360"/>
+      </w:pPr>
+      <w:rPr>
+        <w:rFonts w:ascii="Courier New" w:hAnsi="Courier New" w:cs="Courier New" w:hint="default"/>
+      </w:rPr>
+    </w:lvl>
+    <w:lvl w:ilvl="5" w:tplc="FFFFFFFF" w:tentative="1">
+      <w:start w:val="1"/>
+      <w:numFmt w:val="bullet"/>
+      <w:lvlText w:val=""/>
+      <w:lvlJc w:val="left"/>
+      <w:pPr>
+        <w:ind w:left="4320" w:hanging="360"/>
+      </w:pPr>
+      <w:rPr>
+        <w:rFonts w:ascii="Wingdings" w:hAnsi="Wingdings" w:hint="default"/>
+      </w:rPr>
+    </w:lvl>
+    <w:lvl w:ilvl="6" w:tplc="FFFFFFFF" w:tentative="1">
+      <w:start w:val="1"/>
+      <w:numFmt w:val="bullet"/>
+      <w:lvlText w:val=""/>
+      <w:lvlJc w:val="left"/>
+      <w:pPr>
+        <w:ind w:left="5040" w:hanging="360"/>
+      </w:pPr>
+      <w:rPr>
+        <w:rFonts w:ascii="Symbol" w:hAnsi="Symbol" w:hint="default"/>
+      </w:rPr>
+    </w:lvl>
+    <w:lvl w:ilvl="7" w:tplc="FFFFFFFF" w:tentative="1">
+      <w:start w:val="1"/>
+      <w:numFmt w:val="bullet"/>
+      <w:lvlText w:val="o"/>
+      <w:lvlJc w:val="left"/>
+      <w:pPr>
+        <w:ind w:left="5760" w:hanging="360"/>
+      </w:pPr>
+      <w:rPr>
+        <w:rFonts w:ascii="Courier New" w:hAnsi="Courier New" w:cs="Courier New" w:hint="default"/>
+      </w:rPr>
+    </w:lvl>
+    <w:lvl w:ilvl="8" w:tplc="FFFFFFFF" w:tentative="1">
+      <w:start w:val="1"/>
+      <w:numFmt w:val="bullet"/>
+      <w:lvlText w:val=""/>
+      <w:lvlJc w:val="left"/>
+      <w:pPr>
+        <w:ind w:left="6480" w:hanging="360"/>
+      </w:pPr>
+      <w:rPr>
+        <w:rFonts w:ascii="Wingdings" w:hAnsi="Wingdings" w:hint="default"/>
+      </w:rPr>
+    </w:lvl>
+  </w:abstractNum>
+  <w:abstractNum w:abstractNumId="19" w15:restartNumberingAfterBreak="0">
+    <w:nsid w:val="726E24C0"/>
+    <w:multiLevelType w:val="hybridMultilevel"/>
+    <w:tmpl w:val="0100B60C"/>
+    <w:lvl w:ilvl="0" w:tplc="10000001">
+      <w:start w:val="1"/>
+      <w:numFmt w:val="bullet"/>
+      <w:lvlText w:val=""/>
+      <w:lvlJc w:val="left"/>
+      <w:pPr>
+        <w:ind w:left="1440" w:hanging="360"/>
+      </w:pPr>
+      <w:rPr>
+        <w:rFonts w:ascii="Symbol" w:hAnsi="Symbol" w:hint="default"/>
+      </w:rPr>
+    </w:lvl>
+    <w:lvl w:ilvl="1" w:tplc="10000003" w:tentative="1">
+      <w:start w:val="1"/>
+      <w:numFmt w:val="bullet"/>
+      <w:lvlText w:val="o"/>
+      <w:lvlJc w:val="left"/>
+      <w:pPr>
+        <w:ind w:left="2160" w:hanging="360"/>
+      </w:pPr>
+      <w:rPr>
+        <w:rFonts w:ascii="Courier New" w:hAnsi="Courier New" w:cs="Courier New" w:hint="default"/>
+      </w:rPr>
+    </w:lvl>
+    <w:lvl w:ilvl="2" w:tplc="10000005" w:tentative="1">
+      <w:start w:val="1"/>
+      <w:numFmt w:val="bullet"/>
+      <w:lvlText w:val=""/>
+      <w:lvlJc w:val="left"/>
+      <w:pPr>
+        <w:ind w:left="2880" w:hanging="360"/>
+      </w:pPr>
+      <w:rPr>
+        <w:rFonts w:ascii="Wingdings" w:hAnsi="Wingdings" w:hint="default"/>
+      </w:rPr>
+    </w:lvl>
+    <w:lvl w:ilvl="3" w:tplc="10000001" w:tentative="1">
+      <w:start w:val="1"/>
+      <w:numFmt w:val="bullet"/>
+      <w:lvlText w:val=""/>
+      <w:lvlJc w:val="left"/>
+      <w:pPr>
+        <w:ind w:left="3600" w:hanging="360"/>
+      </w:pPr>
+      <w:rPr>
+        <w:rFonts w:ascii="Symbol" w:hAnsi="Symbol" w:hint="default"/>
+      </w:rPr>
+    </w:lvl>
+    <w:lvl w:ilvl="4" w:tplc="10000003" w:tentative="1">
+      <w:start w:val="1"/>
+      <w:numFmt w:val="bullet"/>
+      <w:lvlText w:val="o"/>
+      <w:lvlJc w:val="left"/>
+      <w:pPr>
+        <w:ind w:left="4320" w:hanging="360"/>
+      </w:pPr>
+      <w:rPr>
+        <w:rFonts w:ascii="Courier New" w:hAnsi="Courier New" w:cs="Courier New" w:hint="default"/>
+      </w:rPr>
+    </w:lvl>
+    <w:lvl w:ilvl="5" w:tplc="10000005" w:tentative="1">
+      <w:start w:val="1"/>
+      <w:numFmt w:val="bullet"/>
+      <w:lvlText w:val=""/>
+      <w:lvlJc w:val="left"/>
+      <w:pPr>
+        <w:ind w:left="5040" w:hanging="360"/>
+      </w:pPr>
+      <w:rPr>
+        <w:rFonts w:ascii="Wingdings" w:hAnsi="Wingdings" w:hint="default"/>
+      </w:rPr>
+    </w:lvl>
+    <w:lvl w:ilvl="6" w:tplc="10000001" w:tentative="1">
+      <w:start w:val="1"/>
+      <w:numFmt w:val="bullet"/>
+      <w:lvlText w:val=""/>
+      <w:lvlJc w:val="left"/>
+      <w:pPr>
+        <w:ind w:left="5760" w:hanging="360"/>
+      </w:pPr>
+      <w:rPr>
+        <w:rFonts w:ascii="Symbol" w:hAnsi="Symbol" w:hint="default"/>
+      </w:rPr>
+    </w:lvl>
+    <w:lvl w:ilvl="7" w:tplc="10000003" w:tentative="1">
+      <w:start w:val="1"/>
+      <w:numFmt w:val="bullet"/>
+      <w:lvlText w:val="o"/>
+      <w:lvlJc w:val="left"/>
+      <w:pPr>
+        <w:ind w:left="6480" w:hanging="360"/>
+      </w:pPr>
+      <w:rPr>
+        <w:rFonts w:ascii="Courier New" w:hAnsi="Courier New" w:cs="Courier New" w:hint="default"/>
+      </w:rPr>
+    </w:lvl>
+    <w:lvl w:ilvl="8" w:tplc="10000005" w:tentative="1">
+      <w:start w:val="1"/>
+      <w:numFmt w:val="bullet"/>
+      <w:lvlText w:val=""/>
+      <w:lvlJc w:val="left"/>
+      <w:pPr>
+        <w:ind w:left="7200" w:hanging="360"/>
+      </w:pPr>
+      <w:rPr>
+        <w:rFonts w:ascii="Wingdings" w:hAnsi="Wingdings" w:hint="default"/>
+      </w:rPr>
+    </w:lvl>
+  </w:abstractNum>
+  <w:abstractNum w:abstractNumId="20" w15:restartNumberingAfterBreak="0">
+    <w:nsid w:val="74CE62EC"/>
+    <w:multiLevelType w:val="hybridMultilevel"/>
+    <w:tmpl w:val="97900C0E"/>
+    <w:lvl w:ilvl="0" w:tplc="10000001">
+      <w:start w:val="1"/>
+      <w:numFmt w:val="bullet"/>
+      <w:lvlText w:val=""/>
+      <w:lvlJc w:val="left"/>
+      <w:pPr>
+        <w:ind w:left="720" w:hanging="360"/>
+      </w:pPr>
+      <w:rPr>
+        <w:rFonts w:ascii="Symbol" w:hAnsi="Symbol" w:hint="default"/>
+      </w:rPr>
+    </w:lvl>
+    <w:lvl w:ilvl="1" w:tplc="FFFFFFFF" w:tentative="1">
+      <w:start w:val="1"/>
+      <w:numFmt w:val="bullet"/>
+      <w:lvlText w:val="o"/>
+      <w:lvlJc w:val="left"/>
+      <w:pPr>
+        <w:ind w:left="1440" w:hanging="360"/>
+      </w:pPr>
+      <w:rPr>
+        <w:rFonts w:ascii="Courier New" w:hAnsi="Courier New" w:cs="Courier New" w:hint="default"/>
+      </w:rPr>
+    </w:lvl>
+    <w:lvl w:ilvl="2" w:tplc="FFFFFFFF" w:tentative="1">
+      <w:start w:val="1"/>
+      <w:numFmt w:val="bullet"/>
+      <w:lvlText w:val=""/>
+      <w:lvlJc w:val="left"/>
+      <w:pPr>
+        <w:ind w:left="2160" w:hanging="360"/>
+      </w:pPr>
+      <w:rPr>
+        <w:rFonts w:ascii="Wingdings" w:hAnsi="Wingdings" w:hint="default"/>
+      </w:rPr>
+    </w:lvl>
+    <w:lvl w:ilvl="3" w:tplc="FFFFFFFF" w:tentative="1">
+      <w:start w:val="1"/>
+      <w:numFmt w:val="bullet"/>
+      <w:lvlText w:val=""/>
+      <w:lvlJc w:val="left"/>
+      <w:pPr>
+        <w:ind w:left="2880" w:hanging="360"/>
+      </w:pPr>
+      <w:rPr>
+        <w:rFonts w:ascii="Symbol" w:hAnsi="Symbol" w:hint="default"/>
+      </w:rPr>
+    </w:lvl>
+    <w:lvl w:ilvl="4" w:tplc="FFFFFFFF" w:tentative="1">
+      <w:start w:val="1"/>
+      <w:numFmt w:val="bullet"/>
+      <w:lvlText w:val="o"/>
+      <w:lvlJc w:val="left"/>
+      <w:pPr>
+        <w:ind w:left="3600" w:hanging="360"/>
+      </w:pPr>
+      <w:rPr>
+        <w:rFonts w:ascii="Courier New" w:hAnsi="Courier New" w:cs="Courier New" w:hint="default"/>
+      </w:rPr>
+    </w:lvl>
+    <w:lvl w:ilvl="5" w:tplc="FFFFFFFF" w:tentative="1">
+      <w:start w:val="1"/>
+      <w:numFmt w:val="bullet"/>
+      <w:lvlText w:val=""/>
+      <w:lvlJc w:val="left"/>
+      <w:pPr>
+        <w:ind w:left="4320" w:hanging="360"/>
+      </w:pPr>
+      <w:rPr>
+        <w:rFonts w:ascii="Wingdings" w:hAnsi="Wingdings" w:hint="default"/>
+      </w:rPr>
+    </w:lvl>
+    <w:lvl w:ilvl="6" w:tplc="FFFFFFFF" w:tentative="1">
+      <w:start w:val="1"/>
+      <w:numFmt w:val="bullet"/>
+      <w:lvlText w:val=""/>
+      <w:lvlJc w:val="left"/>
+      <w:pPr>
+        <w:ind w:left="5040" w:hanging="360"/>
+      </w:pPr>
+      <w:rPr>
+        <w:rFonts w:ascii="Symbol" w:hAnsi="Symbol" w:hint="default"/>
+      </w:rPr>
+    </w:lvl>
+    <w:lvl w:ilvl="7" w:tplc="FFFFFFFF" w:tentative="1">
+      <w:start w:val="1"/>
+      <w:numFmt w:val="bullet"/>
+      <w:lvlText w:val="o"/>
+      <w:lvlJc w:val="left"/>
+      <w:pPr>
+        <w:ind w:left="5760" w:hanging="360"/>
+      </w:pPr>
+      <w:rPr>
+        <w:rFonts w:ascii="Courier New" w:hAnsi="Courier New" w:cs="Courier New" w:hint="default"/>
+      </w:rPr>
+    </w:lvl>
+    <w:lvl w:ilvl="8" w:tplc="FFFFFFFF" w:tentative="1">
+      <w:start w:val="1"/>
+      <w:numFmt w:val="bullet"/>
+      <w:lvlText w:val=""/>
+      <w:lvlJc w:val="left"/>
+      <w:pPr>
+        <w:ind w:left="6480" w:hanging="360"/>
+      </w:pPr>
+      <w:rPr>
+        <w:rFonts w:ascii="Wingdings" w:hAnsi="Wingdings" w:hint="default"/>
+      </w:rPr>
+    </w:lvl>
+  </w:abstractNum>
+  <w:abstractNum w:abstractNumId="21" w15:restartNumberingAfterBreak="0">
+    <w:nsid w:val="7F0D6EE5"/>
+    <w:multiLevelType w:val="hybridMultilevel"/>
+    <w:tmpl w:val="66789378"/>
+    <w:lvl w:ilvl="0" w:tplc="10000001">
+      <w:start w:val="1"/>
+      <w:numFmt w:val="bullet"/>
+      <w:lvlText w:val=""/>
+      <w:lvlJc w:val="left"/>
+      <w:pPr>
+        <w:ind w:left="720" w:hanging="360"/>
+      </w:pPr>
+      <w:rPr>
+        <w:rFonts w:ascii="Symbol" w:hAnsi="Symbol" w:hint="default"/>
+      </w:rPr>
+    </w:lvl>
+    <w:lvl w:ilvl="1" w:tplc="FFFFFFFF" w:tentative="1">
+      <w:start w:val="1"/>
+      <w:numFmt w:val="bullet"/>
+      <w:lvlText w:val="o"/>
+      <w:lvlJc w:val="left"/>
+      <w:pPr>
+        <w:ind w:left="1440" w:hanging="360"/>
+      </w:pPr>
+      <w:rPr>
+        <w:rFonts w:ascii="Courier New" w:hAnsi="Courier New" w:cs="Courier New" w:hint="default"/>
+      </w:rPr>
+    </w:lvl>
+    <w:lvl w:ilvl="2" w:tplc="FFFFFFFF" w:tentative="1">
+      <w:start w:val="1"/>
+      <w:numFmt w:val="bullet"/>
+      <w:lvlText w:val=""/>
+      <w:lvlJc w:val="left"/>
+      <w:pPr>
+        <w:ind w:left="2160" w:hanging="360"/>
+      </w:pPr>
+      <w:rPr>
+        <w:rFonts w:ascii="Wingdings" w:hAnsi="Wingdings" w:hint="default"/>
+      </w:rPr>
+    </w:lvl>
+    <w:lvl w:ilvl="3" w:tplc="FFFFFFFF" w:tentative="1">
+      <w:start w:val="1"/>
+      <w:numFmt w:val="bullet"/>
+      <w:lvlText w:val=""/>
+      <w:lvlJc w:val="left"/>
+      <w:pPr>
+        <w:ind w:left="2880" w:hanging="360"/>
+      </w:pPr>
+      <w:rPr>
+        <w:rFonts w:ascii="Symbol" w:hAnsi="Symbol" w:hint="default"/>
+      </w:rPr>
+    </w:lvl>
+    <w:lvl w:ilvl="4" w:tplc="FFFFFFFF" w:tentative="1">
+      <w:start w:val="1"/>
+      <w:numFmt w:val="bullet"/>
+      <w:lvlText w:val="o"/>
+      <w:lvlJc w:val="left"/>
+      <w:pPr>
+        <w:ind w:left="3600" w:hanging="360"/>
+      </w:pPr>
+      <w:rPr>
+        <w:rFonts w:ascii="Courier New" w:hAnsi="Courier New" w:cs="Courier New" w:hint="default"/>
+      </w:rPr>
+    </w:lvl>
+    <w:lvl w:ilvl="5" w:tplc="FFFFFFFF" w:tentative="1">
+      <w:start w:val="1"/>
+      <w:numFmt w:val="bullet"/>
+      <w:lvlText w:val=""/>
+      <w:lvlJc w:val="left"/>
+      <w:pPr>
+        <w:ind w:left="4320" w:hanging="360"/>
+      </w:pPr>
+      <w:rPr>
+        <w:rFonts w:ascii="Wingdings" w:hAnsi="Wingdings" w:hint="default"/>
+      </w:rPr>
+    </w:lvl>
+    <w:lvl w:ilvl="6" w:tplc="FFFFFFFF" w:tentative="1">
+      <w:start w:val="1"/>
+      <w:numFmt w:val="bullet"/>
+      <w:lvlText w:val=""/>
+      <w:lvlJc w:val="left"/>
+      <w:pPr>
+        <w:ind w:left="5040" w:hanging="360"/>
+      </w:pPr>
+      <w:rPr>
+        <w:rFonts w:ascii="Symbol" w:hAnsi="Symbol" w:hint="default"/>
+      </w:rPr>
+    </w:lvl>
+    <w:lvl w:ilvl="7" w:tplc="FFFFFFFF" w:tentative="1">
+      <w:start w:val="1"/>
+      <w:numFmt w:val="bullet"/>
+      <w:lvlText w:val="o"/>
+      <w:lvlJc w:val="left"/>
+      <w:pPr>
+        <w:ind w:left="5760" w:hanging="360"/>
+      </w:pPr>
+      <w:rPr>
+        <w:rFonts w:ascii="Courier New" w:hAnsi="Courier New" w:cs="Courier New" w:hint="default"/>
+      </w:rPr>
+    </w:lvl>
+    <w:lvl w:ilvl="8" w:tplc="FFFFFFFF" w:tentative="1">
+      <w:start w:val="1"/>
+      <w:numFmt w:val="bullet"/>
+      <w:lvlText w:val=""/>
+      <w:lvlJc w:val="left"/>
+      <w:pPr>
+        <w:ind w:left="6480" w:hanging="360"/>
+      </w:pPr>
+      <w:rPr>
+        <w:rFonts w:ascii="Wingdings" w:hAnsi="Wingdings" w:hint="default"/>
+      </w:rPr>
+    </w:lvl>
+  </w:abstractNum>
   <w:num w:numId="1" w16cid:durableId="887060979">
+    <w:abstractNumId w:val="8"/>
+  </w:num>
+  <w:num w:numId="2" w16cid:durableId="456801545">
+    <w:abstractNumId w:val="11"/>
+  </w:num>
+  <w:num w:numId="3" w16cid:durableId="633559250">
+    <w:abstractNumId w:val="5"/>
+  </w:num>
+  <w:num w:numId="4" w16cid:durableId="1502768727">
+    <w:abstractNumId w:val="7"/>
+  </w:num>
+  <w:num w:numId="5" w16cid:durableId="861944108">
+    <w:abstractNumId w:val="16"/>
+  </w:num>
+  <w:num w:numId="6" w16cid:durableId="447743136">
+    <w:abstractNumId w:val="1"/>
+  </w:num>
+  <w:num w:numId="7" w16cid:durableId="1924028316">
+    <w:abstractNumId w:val="6"/>
+  </w:num>
+  <w:num w:numId="8" w16cid:durableId="962006123">
+    <w:abstractNumId w:val="3"/>
+  </w:num>
+  <w:num w:numId="9" w16cid:durableId="1726444209">
+    <w:abstractNumId w:val="9"/>
+  </w:num>
+  <w:num w:numId="10" w16cid:durableId="1830780257">
+    <w:abstractNumId w:val="17"/>
+  </w:num>
+  <w:num w:numId="11" w16cid:durableId="1514569025">
+    <w:abstractNumId w:val="19"/>
+  </w:num>
+  <w:num w:numId="12" w16cid:durableId="845485218">
+    <w:abstractNumId w:val="2"/>
+  </w:num>
+  <w:num w:numId="13" w16cid:durableId="847601995">
+    <w:abstractNumId w:val="18"/>
+  </w:num>
+  <w:num w:numId="14" w16cid:durableId="881287566">
+    <w:abstractNumId w:val="14"/>
+  </w:num>
+  <w:num w:numId="15" w16cid:durableId="1681925787">
+    <w:abstractNumId w:val="12"/>
+  </w:num>
+  <w:num w:numId="16" w16cid:durableId="861211084">
+    <w:abstractNumId w:val="10"/>
+  </w:num>
+  <w:num w:numId="17" w16cid:durableId="1136604101">
+    <w:abstractNumId w:val="20"/>
+  </w:num>
+  <w:num w:numId="18" w16cid:durableId="1608853833">
     <w:abstractNumId w:val="0"/>
   </w:num>
-  <w:num w:numId="2" w16cid:durableId="456801545">
-    <w:abstractNumId w:val="1"/>
+  <w:num w:numId="19" w16cid:durableId="506360778">
+    <w:abstractNumId w:val="15"/>
+  </w:num>
+  <w:num w:numId="20" w16cid:durableId="1946956391">
+    <w:abstractNumId w:val="4"/>
+  </w:num>
+  <w:num w:numId="21" w16cid:durableId="648562493">
+    <w:abstractNumId w:val="21"/>
+  </w:num>
+  <w:num w:numId="22" w16cid:durableId="1675302794">
+    <w:abstractNumId w:val="13"/>
   </w:num>
 </w:numbering>
 </file>

--- a/public/assets/tds/NSMB.docx
+++ b/public/assets/tds/NSMB.docx
@@ -10,22 +10,23 @@
         <w:rPr>
           <w:rFonts w:ascii="Aptos Display" w:hAnsi="Aptos Display"/>
           <w:b/>
+          <w:noProof/>
           <w:color w:val="101820"/>
           <w:sz w:val="62"/>
         </w:rPr>
         <w:drawing>
-          <wp:anchor distT="0" distB="0" distL="114300" distR="114300" simplePos="0" relativeHeight="251658240" behindDoc="0" locked="0" layoutInCell="1" allowOverlap="1" wp14:anchorId="2795FCEE" wp14:editId="181EE3C6">
+          <wp:anchor distT="0" distB="0" distL="114300" distR="114300" simplePos="0" relativeHeight="251658240" behindDoc="0" locked="0" layoutInCell="1" allowOverlap="1" wp14:anchorId="620379CF" wp14:editId="532A3469">
             <wp:simplePos x="0" y="0"/>
             <wp:positionH relativeFrom="margin">
-              <wp:posOffset>2842260</wp:posOffset>
+              <wp:posOffset>3093720</wp:posOffset>
             </wp:positionH>
             <wp:positionV relativeFrom="margin">
-              <wp:posOffset>483235</wp:posOffset>
+              <wp:posOffset>544195</wp:posOffset>
             </wp:positionV>
-            <wp:extent cx="3887470" cy="1379220"/>
+            <wp:extent cx="3757295" cy="1584960"/>
             <wp:effectExtent l="0" t="0" r="0" b="0"/>
             <wp:wrapSquare wrapText="bothSides"/>
-            <wp:docPr id="440185050" name="Picture 1"/>
+            <wp:docPr id="1596862487" name="Picture 1"/>
             <wp:cNvGraphicFramePr>
               <a:graphicFrameLocks xmlns:a="http://schemas.openxmlformats.org/drawingml/2006/main" noChangeAspect="1"/>
             </wp:cNvGraphicFramePr>
@@ -33,11 +34,11 @@
               <a:graphicData uri="http://schemas.openxmlformats.org/drawingml/2006/picture">
                 <pic:pic xmlns:pic="http://schemas.openxmlformats.org/drawingml/2006/picture">
                   <pic:nvPicPr>
-                    <pic:cNvPr id="440185050" name=""/>
+                    <pic:cNvPr id="1596862487" name=""/>
                     <pic:cNvPicPr/>
                   </pic:nvPicPr>
                   <pic:blipFill>
-                    <a:blip r:embed="rId7">
+                    <a:blip r:embed="rId7" cstate="print">
                       <a:extLst>
                         <a:ext uri="{28A0092B-C50C-407E-A947-70E740481C1C}">
                           <a14:useLocalDpi xmlns:a14="http://schemas.microsoft.com/office/drawing/2010/main" val="0"/>
@@ -51,7 +52,7 @@
                   <pic:spPr>
                     <a:xfrm>
                       <a:off x="0" y="0"/>
-                      <a:ext cx="3887470" cy="1379220"/>
+                      <a:ext cx="3757295" cy="1584960"/>
                     </a:xfrm>
                     <a:prstGeom prst="rect">
                       <a:avLst/>
@@ -94,7 +95,7 @@
           <w:color w:val="101820"/>
           <w:sz w:val="62"/>
         </w:rPr>
-        <w:t>H</w:t>
+        <w:t>MM-B</w:t>
       </w:r>
       <w:r>
         <w:t xml:space="preserve"> </w:t>
@@ -111,7 +112,7 @@
           <w:color w:val="FC6B00"/>
           <w:sz w:val="26"/>
         </w:rPr>
-        <w:t>Clear Heat Sealable Film</w:t>
+        <w:t>Metallized BOPP Film, Both Sides C. T</w:t>
       </w:r>
     </w:p>
     <w:p>
@@ -148,14 +149,21 @@
           <w:sz w:val="20"/>
           <w:szCs w:val="20"/>
         </w:rPr>
-        <w:t xml:space="preserve">NSH is coextruded BOPP film, heat sealable &amp; high COF suitable for food packaging and intended specially for pouches </w:t>
+        <w:t>NSM</w:t>
       </w:r>
       <w:r>
         <w:rPr>
           <w:sz w:val="20"/>
           <w:szCs w:val="20"/>
         </w:rPr>
-        <w:t>stacking.</w:t>
+        <w:t>M</w:t>
+      </w:r>
+      <w:r>
+        <w:rPr>
+          <w:sz w:val="20"/>
+          <w:szCs w:val="20"/>
+        </w:rPr>
+        <w:t>- B, is Co-extruded BOPP film, one side metallized and Both sides Corona Treated, Film is dedicated for Trible Lamination and has moderate barrier suitable for food packaging as well goods with general use.</w:t>
       </w:r>
     </w:p>
     <w:p>
@@ -214,16 +222,15 @@
         <w:pStyle w:val="ListParagraph"/>
         <w:numPr>
           <w:ilvl w:val="0"/>
-          <w:numId w:val="21"/>
+          <w:numId w:val="23"/>
         </w:numPr>
         <w:spacing w:before="120" w:after="60"/>
         <w:rPr>
-          <w:rFonts w:ascii="Aptos" w:hAnsi="Aptos"/>
-          <w:bCs/>
-          <w:color w:val="101820"/>
+          <w:rFonts w:ascii="Aptos Display" w:hAnsi="Aptos Display"/>
+          <w:b/>
+          <w:color w:val="FC6B00"/>
           <w:sz w:val="20"/>
           <w:szCs w:val="20"/>
-          <w:lang/>
         </w:rPr>
       </w:pPr>
       <w:r>
@@ -233,9 +240,8 @@
           <w:color w:val="101820"/>
           <w:sz w:val="20"/>
           <w:szCs w:val="20"/>
-          <w:lang/>
         </w:rPr>
-        <w:t xml:space="preserve">Excellent transparency &amp; gloss </w:t>
+        <w:t xml:space="preserve">Excellent metal adhesion &amp; homogeneous deposition </w:t>
       </w:r>
     </w:p>
     <w:p>
@@ -243,16 +249,15 @@
         <w:pStyle w:val="ListParagraph"/>
         <w:numPr>
           <w:ilvl w:val="0"/>
-          <w:numId w:val="21"/>
+          <w:numId w:val="23"/>
         </w:numPr>
         <w:spacing w:before="120" w:after="60"/>
         <w:rPr>
-          <w:rFonts w:ascii="Aptos" w:hAnsi="Aptos"/>
-          <w:bCs/>
-          <w:color w:val="101820"/>
+          <w:rFonts w:ascii="Aptos Display" w:hAnsi="Aptos Display"/>
+          <w:b/>
+          <w:color w:val="FC6B00"/>
           <w:sz w:val="20"/>
           <w:szCs w:val="20"/>
-          <w:lang/>
         </w:rPr>
       </w:pPr>
       <w:r>
@@ -262,124 +267,8 @@
           <w:color w:val="101820"/>
           <w:sz w:val="20"/>
           <w:szCs w:val="20"/>
-          <w:lang/>
         </w:rPr>
-        <w:t xml:space="preserve">Wide sealing range &amp; good seal strength </w:t>
-      </w:r>
-    </w:p>
-    <w:p>
-      <w:pPr>
-        <w:pStyle w:val="ListParagraph"/>
-        <w:numPr>
-          <w:ilvl w:val="0"/>
-          <w:numId w:val="21"/>
-        </w:numPr>
-        <w:spacing w:before="120" w:after="60"/>
-        <w:rPr>
-          <w:rFonts w:ascii="Aptos" w:hAnsi="Aptos"/>
-          <w:bCs/>
-          <w:color w:val="101820"/>
-          <w:sz w:val="20"/>
-          <w:szCs w:val="20"/>
-          <w:lang/>
-        </w:rPr>
-      </w:pPr>
-      <w:r>
-        <w:rPr>
-          <w:rFonts w:ascii="Aptos" w:hAnsi="Aptos"/>
-          <w:bCs/>
-          <w:color w:val="101820"/>
-          <w:sz w:val="20"/>
-          <w:szCs w:val="20"/>
-          <w:lang/>
-        </w:rPr>
-        <w:t xml:space="preserve">Excellent hot tack </w:t>
-      </w:r>
-    </w:p>
-    <w:p>
-      <w:pPr>
-        <w:pStyle w:val="ListParagraph"/>
-        <w:numPr>
-          <w:ilvl w:val="0"/>
-          <w:numId w:val="21"/>
-        </w:numPr>
-        <w:spacing w:before="120" w:after="60"/>
-        <w:rPr>
-          <w:rFonts w:ascii="Aptos" w:hAnsi="Aptos"/>
-          <w:bCs/>
-          <w:color w:val="101820"/>
-          <w:sz w:val="20"/>
-          <w:szCs w:val="20"/>
-          <w:lang/>
-        </w:rPr>
-      </w:pPr>
-      <w:r>
-        <w:rPr>
-          <w:rFonts w:ascii="Aptos" w:hAnsi="Aptos"/>
-          <w:bCs/>
-          <w:color w:val="101820"/>
-          <w:sz w:val="20"/>
-          <w:szCs w:val="20"/>
-          <w:lang/>
-        </w:rPr>
-        <w:t xml:space="preserve">Excellent web flatness </w:t>
-      </w:r>
-    </w:p>
-    <w:p>
-      <w:pPr>
-        <w:pStyle w:val="ListParagraph"/>
-        <w:numPr>
-          <w:ilvl w:val="0"/>
-          <w:numId w:val="21"/>
-        </w:numPr>
-        <w:spacing w:before="120" w:after="60"/>
-        <w:rPr>
-          <w:rFonts w:ascii="Aptos" w:hAnsi="Aptos"/>
-          <w:bCs/>
-          <w:color w:val="101820"/>
-          <w:sz w:val="20"/>
-          <w:szCs w:val="20"/>
-          <w:lang/>
-        </w:rPr>
-      </w:pPr>
-      <w:r>
-        <w:rPr>
-          <w:rFonts w:ascii="Aptos" w:hAnsi="Aptos"/>
-          <w:bCs/>
-          <w:color w:val="101820"/>
-          <w:sz w:val="20"/>
-          <w:szCs w:val="20"/>
-          <w:lang/>
-        </w:rPr>
-        <w:t xml:space="preserve">High mechanical &amp; optical properties </w:t>
-      </w:r>
-    </w:p>
-    <w:p>
-      <w:pPr>
-        <w:pStyle w:val="ListParagraph"/>
-        <w:numPr>
-          <w:ilvl w:val="0"/>
-          <w:numId w:val="21"/>
-        </w:numPr>
-        <w:spacing w:before="120" w:after="60"/>
-        <w:rPr>
-          <w:rFonts w:ascii="Aptos" w:hAnsi="Aptos"/>
-          <w:bCs/>
-          <w:color w:val="101820"/>
-          <w:sz w:val="20"/>
-          <w:szCs w:val="20"/>
-        </w:rPr>
-      </w:pPr>
-      <w:r>
-        <w:rPr>
-          <w:rFonts w:ascii="Aptos" w:hAnsi="Aptos"/>
-          <w:bCs/>
-          <w:color w:val="101820"/>
-          <w:sz w:val="20"/>
-          <w:szCs w:val="20"/>
-          <w:lang/>
-        </w:rPr>
-        <w:t>High stiffness</w:t>
+        <w:t>Excellent web flatness</w:t>
       </w:r>
     </w:p>
     <w:p>
@@ -424,7 +313,7 @@
         <w:pStyle w:val="ListParagraph"/>
         <w:numPr>
           <w:ilvl w:val="0"/>
-          <w:numId w:val="21"/>
+          <w:numId w:val="23"/>
         </w:numPr>
         <w:spacing w:before="120" w:after="60"/>
         <w:rPr>
@@ -432,7 +321,6 @@
           <w:bCs/>
           <w:sz w:val="20"/>
           <w:szCs w:val="20"/>
-          <w:lang/>
         </w:rPr>
       </w:pPr>
       <w:r>
@@ -441,7 +329,6 @@
           <w:bCs/>
           <w:sz w:val="20"/>
           <w:szCs w:val="20"/>
-          <w:lang/>
         </w:rPr>
         <w:t xml:space="preserve">General-purpose packaging </w:t>
       </w:r>
@@ -451,7 +338,7 @@
         <w:pStyle w:val="ListParagraph"/>
         <w:numPr>
           <w:ilvl w:val="0"/>
-          <w:numId w:val="21"/>
+          <w:numId w:val="23"/>
         </w:numPr>
         <w:spacing w:before="120" w:after="60"/>
         <w:rPr>
@@ -459,7 +346,7 @@
           <w:bCs/>
           <w:sz w:val="20"/>
           <w:szCs w:val="20"/>
-          <w:lang/>
+          <w:lang w:val="fr-FR"/>
         </w:rPr>
       </w:pPr>
       <w:r>
@@ -468,25 +355,19 @@
           <w:bCs/>
           <w:sz w:val="20"/>
           <w:szCs w:val="20"/>
-          <w:lang/>
         </w:rPr>
-        <w:t xml:space="preserve">Lamination </w:t>
+        <w:t>Triple lamination</w:t>
       </w:r>
     </w:p>
     <w:p>
       <w:pPr>
-        <w:pStyle w:val="ListParagraph"/>
-        <w:numPr>
-          <w:ilvl w:val="0"/>
-          <w:numId w:val="21"/>
-        </w:numPr>
         <w:spacing w:before="120" w:after="60"/>
         <w:rPr>
           <w:rFonts w:ascii="Aptos Display" w:hAnsi="Aptos Display"/>
-          <w:bCs/>
+          <w:b/>
+          <w:color w:val="FC6B00"/>
           <w:sz w:val="20"/>
           <w:szCs w:val="20"/>
-          <w:lang/>
         </w:rPr>
         <w:sectPr>
           <w:type w:val="continuous"/>
@@ -496,16 +377,6 @@
           <w:docGrid w:linePitch="360"/>
         </w:sectPr>
       </w:pPr>
-      <w:r>
-        <w:rPr>
-          <w:rFonts w:ascii="Aptos Display" w:hAnsi="Aptos Display"/>
-          <w:bCs/>
-          <w:sz w:val="20"/>
-          <w:szCs w:val="20"/>
-          <w:lang/>
-        </w:rPr>
-        <w:t>High-quality rotogravure &amp; flexographic printing</w:t>
-      </w:r>
     </w:p>
     <w:p>
       <w:pPr>
@@ -544,17 +415,12 @@
         <w:tblLook w:val="04A0" w:firstRow="1" w:lastRow="0" w:firstColumn="1" w:lastColumn="0" w:noHBand="0" w:noVBand="1"/>
       </w:tblPr>
       <w:tblGrid>
-        <w:gridCol w:w="2631"/>
-        <w:gridCol w:w="980"/>
-        <w:gridCol w:w="1100"/>
-        <w:gridCol w:w="982"/>
-        <w:gridCol w:w="29"/>
-        <w:gridCol w:w="952"/>
-        <w:gridCol w:w="30"/>
-        <w:gridCol w:w="951"/>
-        <w:gridCol w:w="15"/>
-        <w:gridCol w:w="967"/>
-        <w:gridCol w:w="1820"/>
+        <w:gridCol w:w="2415"/>
+        <w:gridCol w:w="913"/>
+        <w:gridCol w:w="1722"/>
+        <w:gridCol w:w="1595"/>
+        <w:gridCol w:w="1594"/>
+        <w:gridCol w:w="2218"/>
       </w:tblGrid>
       <w:tr>
         <w:trPr>
@@ -563,7 +429,7 @@
         </w:trPr>
         <w:tc>
           <w:tcPr>
-            <w:tcW w:w="3611" w:type="dxa"/>
+            <w:tcW w:w="3330" w:type="dxa"/>
             <w:gridSpan w:val="2"/>
             <w:shd w:val="clear" w:color="auto" w:fill="101820"/>
             <w:vAlign w:val="center"/>
@@ -590,7 +456,7 @@
         </w:tc>
         <w:tc>
           <w:tcPr>
-            <w:tcW w:w="1100" w:type="dxa"/>
+            <w:tcW w:w="1722" w:type="dxa"/>
             <w:shd w:val="clear" w:color="auto" w:fill="101820"/>
             <w:vAlign w:val="center"/>
           </w:tcPr>
@@ -617,8 +483,8 @@
         </w:tc>
         <w:tc>
           <w:tcPr>
-            <w:tcW w:w="3926" w:type="dxa"/>
-            <w:gridSpan w:val="7"/>
+            <w:tcW w:w="3187" w:type="dxa"/>
+            <w:gridSpan w:val="2"/>
             <w:shd w:val="clear" w:color="auto" w:fill="101820"/>
             <w:vAlign w:val="center"/>
           </w:tcPr>
@@ -645,7 +511,7 @@
         </w:tc>
         <w:tc>
           <w:tcPr>
-            <w:tcW w:w="1820" w:type="dxa"/>
+            <w:tcW w:w="2218" w:type="dxa"/>
             <w:shd w:val="clear" w:color="auto" w:fill="101820"/>
             <w:vAlign w:val="center"/>
           </w:tcPr>
@@ -678,7 +544,7 @@
         </w:trPr>
         <w:tc>
           <w:tcPr>
-            <w:tcW w:w="3611" w:type="dxa"/>
+            <w:tcW w:w="3330" w:type="dxa"/>
             <w:gridSpan w:val="2"/>
             <w:vAlign w:val="center"/>
           </w:tcPr>
@@ -704,7 +570,7 @@
         </w:tc>
         <w:tc>
           <w:tcPr>
-            <w:tcW w:w="1100" w:type="dxa"/>
+            <w:tcW w:w="1722" w:type="dxa"/>
             <w:vAlign w:val="center"/>
           </w:tcPr>
           <w:p>
@@ -729,7 +595,7 @@
         </w:tc>
         <w:tc>
           <w:tcPr>
-            <w:tcW w:w="982" w:type="dxa"/>
+            <w:tcW w:w="1595" w:type="dxa"/>
             <w:vAlign w:val="center"/>
           </w:tcPr>
           <w:p>
@@ -748,14 +614,13 @@
                 <w:sz w:val="20"/>
                 <w:szCs w:val="20"/>
               </w:rPr>
-              <w:t>20</w:t>
+              <w:t>18</w:t>
             </w:r>
           </w:p>
         </w:tc>
         <w:tc>
           <w:tcPr>
-            <w:tcW w:w="981" w:type="dxa"/>
-            <w:gridSpan w:val="2"/>
+            <w:tcW w:w="1592" w:type="dxa"/>
             <w:vAlign w:val="center"/>
           </w:tcPr>
           <w:p>
@@ -774,20 +639,18 @@
                 <w:sz w:val="20"/>
                 <w:szCs w:val="20"/>
               </w:rPr>
-              <w:t>25</w:t>
+              <w:t>20</w:t>
             </w:r>
           </w:p>
         </w:tc>
         <w:tc>
           <w:tcPr>
-            <w:tcW w:w="981" w:type="dxa"/>
-            <w:gridSpan w:val="2"/>
+            <w:tcW w:w="2218" w:type="dxa"/>
             <w:vAlign w:val="center"/>
           </w:tcPr>
           <w:p>
             <w:pPr>
               <w:spacing w:after="0" w:line="360" w:lineRule="auto"/>
-              <w:jc w:val="center"/>
               <w:rPr>
                 <w:sz w:val="20"/>
                 <w:szCs w:val="20"/>
@@ -800,55 +663,7 @@
                 <w:sz w:val="20"/>
                 <w:szCs w:val="20"/>
               </w:rPr>
-              <w:t>30</w:t>
-            </w:r>
-          </w:p>
-        </w:tc>
-        <w:tc>
-          <w:tcPr>
-            <w:tcW w:w="982" w:type="dxa"/>
-            <w:gridSpan w:val="2"/>
-            <w:vAlign w:val="center"/>
-          </w:tcPr>
-          <w:p>
-            <w:pPr>
-              <w:spacing w:after="0" w:line="360" w:lineRule="auto"/>
-              <w:jc w:val="center"/>
-              <w:rPr>
-                <w:sz w:val="20"/>
-                <w:szCs w:val="20"/>
-              </w:rPr>
-            </w:pPr>
-            <w:r>
-              <w:rPr>
-                <w:sz w:val="20"/>
-                <w:szCs w:val="20"/>
-              </w:rPr>
-              <w:t>40</w:t>
-            </w:r>
-          </w:p>
-        </w:tc>
-        <w:tc>
-          <w:tcPr>
-            <w:tcW w:w="1820" w:type="dxa"/>
-            <w:vAlign w:val="center"/>
-          </w:tcPr>
-          <w:p>
-            <w:pPr>
-              <w:spacing w:after="0" w:line="360" w:lineRule="auto"/>
-              <w:rPr>
-                <w:sz w:val="20"/>
-                <w:szCs w:val="20"/>
-              </w:rPr>
-            </w:pPr>
-            <w:r>
-              <w:rPr>
-                <w:rFonts w:ascii="Aptos" w:hAnsi="Aptos"/>
-                <w:color w:val="101820"/>
-                <w:sz w:val="20"/>
-                <w:szCs w:val="20"/>
-              </w:rPr>
-              <w:t>NODA PLAST Lab</w:t>
+              <w:t>DIN ISO 4593</w:t>
             </w:r>
           </w:p>
         </w:tc>
@@ -860,7 +675,7 @@
         </w:trPr>
         <w:tc>
           <w:tcPr>
-            <w:tcW w:w="3611" w:type="dxa"/>
+            <w:tcW w:w="3330" w:type="dxa"/>
             <w:gridSpan w:val="2"/>
             <w:vAlign w:val="center"/>
           </w:tcPr>
@@ -886,7 +701,7 @@
         </w:tc>
         <w:tc>
           <w:tcPr>
-            <w:tcW w:w="1100" w:type="dxa"/>
+            <w:tcW w:w="1722" w:type="dxa"/>
             <w:vAlign w:val="center"/>
           </w:tcPr>
           <w:p>
@@ -911,7 +726,7 @@
         </w:tc>
         <w:tc>
           <w:tcPr>
-            <w:tcW w:w="982" w:type="dxa"/>
+            <w:tcW w:w="1595" w:type="dxa"/>
             <w:vAlign w:val="center"/>
           </w:tcPr>
           <w:p>
@@ -928,14 +743,13 @@
                 <w:sz w:val="20"/>
                 <w:szCs w:val="20"/>
               </w:rPr>
-              <w:t>18.2</w:t>
+              <w:t>16.4</w:t>
             </w:r>
           </w:p>
         </w:tc>
         <w:tc>
           <w:tcPr>
-            <w:tcW w:w="981" w:type="dxa"/>
-            <w:gridSpan w:val="2"/>
+            <w:tcW w:w="1592" w:type="dxa"/>
             <w:vAlign w:val="center"/>
           </w:tcPr>
           <w:p>
@@ -952,20 +766,18 @@
                 <w:sz w:val="20"/>
                 <w:szCs w:val="20"/>
               </w:rPr>
-              <w:t>22.7</w:t>
+              <w:t>18.2</w:t>
             </w:r>
           </w:p>
         </w:tc>
         <w:tc>
           <w:tcPr>
-            <w:tcW w:w="981" w:type="dxa"/>
-            <w:gridSpan w:val="2"/>
+            <w:tcW w:w="2218" w:type="dxa"/>
             <w:vAlign w:val="center"/>
           </w:tcPr>
           <w:p>
             <w:pPr>
               <w:spacing w:after="0" w:line="360" w:lineRule="auto"/>
-              <w:jc w:val="center"/>
               <w:rPr>
                 <w:sz w:val="20"/>
                 <w:szCs w:val="20"/>
@@ -973,58 +785,21 @@
             </w:pPr>
             <w:r>
               <w:rPr>
-                <w:sz w:val="20"/>
-                <w:szCs w:val="20"/>
-              </w:rPr>
-              <w:t>27.3</w:t>
-            </w:r>
-          </w:p>
-        </w:tc>
-        <w:tc>
-          <w:tcPr>
-            <w:tcW w:w="982" w:type="dxa"/>
-            <w:gridSpan w:val="2"/>
-            <w:vAlign w:val="center"/>
-          </w:tcPr>
-          <w:p>
-            <w:pPr>
-              <w:spacing w:after="0" w:line="360" w:lineRule="auto"/>
-              <w:jc w:val="center"/>
-              <w:rPr>
-                <w:sz w:val="20"/>
-                <w:szCs w:val="20"/>
-              </w:rPr>
-            </w:pPr>
-            <w:r>
-              <w:rPr>
-                <w:sz w:val="20"/>
-                <w:szCs w:val="20"/>
-              </w:rPr>
-              <w:t>36.5</w:t>
-            </w:r>
-          </w:p>
-        </w:tc>
-        <w:tc>
-          <w:tcPr>
-            <w:tcW w:w="1820" w:type="dxa"/>
-            <w:vAlign w:val="center"/>
-          </w:tcPr>
-          <w:p>
-            <w:pPr>
-              <w:spacing w:after="0" w:line="360" w:lineRule="auto"/>
-              <w:rPr>
-                <w:sz w:val="20"/>
-                <w:szCs w:val="20"/>
-              </w:rPr>
-            </w:pPr>
-            <w:r>
-              <w:rPr>
-                <w:rFonts w:ascii="Aptos" w:hAnsi="Aptos"/>
-                <w:color w:val="101820"/>
-                <w:sz w:val="20"/>
-                <w:szCs w:val="20"/>
-              </w:rPr>
-              <w:t>NODA PLAST Lab</w:t>
+                <w:rFonts w:ascii="Aptos" w:hAnsi="Aptos"/>
+                <w:color w:val="101820"/>
+                <w:sz w:val="20"/>
+                <w:szCs w:val="20"/>
+              </w:rPr>
+              <w:t xml:space="preserve">NODA PLAST </w:t>
+            </w:r>
+            <w:r>
+              <w:rPr>
+                <w:rFonts w:ascii="Aptos" w:hAnsi="Aptos"/>
+                <w:color w:val="101820"/>
+                <w:sz w:val="20"/>
+                <w:szCs w:val="20"/>
+              </w:rPr>
+              <w:t>Method</w:t>
             </w:r>
           </w:p>
         </w:tc>
@@ -1036,7 +811,7 @@
         </w:trPr>
         <w:tc>
           <w:tcPr>
-            <w:tcW w:w="3611" w:type="dxa"/>
+            <w:tcW w:w="3330" w:type="dxa"/>
             <w:gridSpan w:val="2"/>
             <w:vAlign w:val="center"/>
           </w:tcPr>
@@ -1062,7 +837,7 @@
         </w:tc>
         <w:tc>
           <w:tcPr>
-            <w:tcW w:w="1100" w:type="dxa"/>
+            <w:tcW w:w="1722" w:type="dxa"/>
             <w:vAlign w:val="center"/>
           </w:tcPr>
           <w:p>
@@ -1087,7 +862,7 @@
         </w:tc>
         <w:tc>
           <w:tcPr>
-            <w:tcW w:w="982" w:type="dxa"/>
+            <w:tcW w:w="1595" w:type="dxa"/>
             <w:vAlign w:val="center"/>
           </w:tcPr>
           <w:p>
@@ -1104,14 +879,13 @@
                 <w:sz w:val="20"/>
                 <w:szCs w:val="20"/>
               </w:rPr>
-              <w:t>55</w:t>
+              <w:t>60.97</w:t>
             </w:r>
           </w:p>
         </w:tc>
         <w:tc>
           <w:tcPr>
-            <w:tcW w:w="981" w:type="dxa"/>
-            <w:gridSpan w:val="2"/>
+            <w:tcW w:w="1592" w:type="dxa"/>
             <w:vAlign w:val="center"/>
           </w:tcPr>
           <w:p>
@@ -1128,20 +902,18 @@
                 <w:sz w:val="20"/>
                 <w:szCs w:val="20"/>
               </w:rPr>
-              <w:t>44</w:t>
+              <w:t>54.9</w:t>
             </w:r>
           </w:p>
         </w:tc>
         <w:tc>
           <w:tcPr>
-            <w:tcW w:w="981" w:type="dxa"/>
-            <w:gridSpan w:val="2"/>
+            <w:tcW w:w="2218" w:type="dxa"/>
             <w:vAlign w:val="center"/>
           </w:tcPr>
           <w:p>
             <w:pPr>
               <w:spacing w:after="0" w:line="360" w:lineRule="auto"/>
-              <w:jc w:val="center"/>
               <w:rPr>
                 <w:sz w:val="20"/>
                 <w:szCs w:val="20"/>
@@ -1149,58 +921,21 @@
             </w:pPr>
             <w:r>
               <w:rPr>
-                <w:sz w:val="20"/>
-                <w:szCs w:val="20"/>
-              </w:rPr>
-              <w:t>36.6</w:t>
-            </w:r>
-          </w:p>
-        </w:tc>
-        <w:tc>
-          <w:tcPr>
-            <w:tcW w:w="982" w:type="dxa"/>
-            <w:gridSpan w:val="2"/>
-            <w:vAlign w:val="center"/>
-          </w:tcPr>
-          <w:p>
-            <w:pPr>
-              <w:spacing w:after="0" w:line="360" w:lineRule="auto"/>
-              <w:jc w:val="center"/>
-              <w:rPr>
-                <w:sz w:val="20"/>
-                <w:szCs w:val="20"/>
-              </w:rPr>
-            </w:pPr>
-            <w:r>
-              <w:rPr>
-                <w:sz w:val="20"/>
-                <w:szCs w:val="20"/>
-              </w:rPr>
-              <w:t>27.4</w:t>
-            </w:r>
-          </w:p>
-        </w:tc>
-        <w:tc>
-          <w:tcPr>
-            <w:tcW w:w="1820" w:type="dxa"/>
-            <w:vAlign w:val="center"/>
-          </w:tcPr>
-          <w:p>
-            <w:pPr>
-              <w:spacing w:after="0" w:line="360" w:lineRule="auto"/>
-              <w:rPr>
-                <w:sz w:val="20"/>
-                <w:szCs w:val="20"/>
-              </w:rPr>
-            </w:pPr>
-            <w:r>
-              <w:rPr>
-                <w:rFonts w:ascii="Aptos" w:hAnsi="Aptos"/>
-                <w:color w:val="101820"/>
-                <w:sz w:val="20"/>
-                <w:szCs w:val="20"/>
-              </w:rPr>
-              <w:t>NODA PLAST Lab</w:t>
+                <w:rFonts w:ascii="Aptos" w:hAnsi="Aptos"/>
+                <w:color w:val="101820"/>
+                <w:sz w:val="20"/>
+                <w:szCs w:val="20"/>
+              </w:rPr>
+              <w:t xml:space="preserve">NODA PLAST </w:t>
+            </w:r>
+            <w:r>
+              <w:rPr>
+                <w:rFonts w:ascii="Aptos" w:hAnsi="Aptos"/>
+                <w:color w:val="101820"/>
+                <w:sz w:val="20"/>
+                <w:szCs w:val="20"/>
+              </w:rPr>
+              <w:t>Method</w:t>
             </w:r>
           </w:p>
         </w:tc>
@@ -1212,7 +947,7 @@
         </w:trPr>
         <w:tc>
           <w:tcPr>
-            <w:tcW w:w="3611" w:type="dxa"/>
+            <w:tcW w:w="3330" w:type="dxa"/>
             <w:gridSpan w:val="2"/>
             <w:vAlign w:val="center"/>
           </w:tcPr>
@@ -1241,7 +976,7 @@
         </w:tc>
         <w:tc>
           <w:tcPr>
-            <w:tcW w:w="1100" w:type="dxa"/>
+            <w:tcW w:w="1722" w:type="dxa"/>
             <w:vAlign w:val="center"/>
           </w:tcPr>
           <w:p>
@@ -1255,39 +990,32 @@
                 <w:szCs w:val="20"/>
               </w:rPr>
             </w:pPr>
-            <w:r>
-              <w:rPr>
-                <w:rFonts w:ascii="Aptos" w:hAnsi="Aptos"/>
-                <w:color w:val="101820"/>
-                <w:sz w:val="20"/>
-                <w:szCs w:val="20"/>
-              </w:rPr>
-              <w:t>D</w:t>
-            </w:r>
-            <w:r>
-              <w:rPr>
-                <w:rFonts w:ascii="Aptos" w:hAnsi="Aptos"/>
-                <w:color w:val="101820"/>
-                <w:sz w:val="20"/>
-                <w:szCs w:val="20"/>
-              </w:rPr>
-              <w:t>ynes</w:t>
-            </w:r>
-            <w:r>
-              <w:rPr>
-                <w:rFonts w:ascii="Aptos" w:hAnsi="Aptos"/>
-                <w:color w:val="101820"/>
-                <w:sz w:val="20"/>
-                <w:szCs w:val="20"/>
-              </w:rPr>
-              <w:t>/cm</w:t>
+            <w:proofErr w:type="spellStart"/>
+            <w:r>
+              <w:rPr>
+                <w:rFonts w:ascii="Aptos" w:hAnsi="Aptos"/>
+                <w:color w:val="101820"/>
+                <w:sz w:val="20"/>
+                <w:szCs w:val="20"/>
+              </w:rPr>
+              <w:t>mN</w:t>
+            </w:r>
+            <w:proofErr w:type="spellEnd"/>
+            <w:r>
+              <w:rPr>
+                <w:rFonts w:ascii="Aptos" w:hAnsi="Aptos"/>
+                <w:color w:val="101820"/>
+                <w:sz w:val="20"/>
+                <w:szCs w:val="20"/>
+              </w:rPr>
+              <w:t>/m</w:t>
             </w:r>
           </w:p>
         </w:tc>
         <w:tc>
           <w:tcPr>
-            <w:tcW w:w="3926" w:type="dxa"/>
-            <w:gridSpan w:val="7"/>
+            <w:tcW w:w="3187" w:type="dxa"/>
+            <w:gridSpan w:val="2"/>
             <w:vAlign w:val="center"/>
           </w:tcPr>
           <w:p>
@@ -1314,7 +1042,7 @@
         </w:tc>
         <w:tc>
           <w:tcPr>
-            <w:tcW w:w="1820" w:type="dxa"/>
+            <w:tcW w:w="2218" w:type="dxa"/>
             <w:vAlign w:val="center"/>
           </w:tcPr>
           <w:p>
@@ -1346,7 +1074,7 @@
         </w:trPr>
         <w:tc>
           <w:tcPr>
-            <w:tcW w:w="3611" w:type="dxa"/>
+            <w:tcW w:w="3330" w:type="dxa"/>
             <w:gridSpan w:val="2"/>
             <w:vAlign w:val="center"/>
           </w:tcPr>
@@ -1363,18 +1091,19 @@
             </w:pPr>
             <w:r>
               <w:rPr>
+                <w:rFonts w:ascii="Aptos" w:hAnsi="Aptos"/>
                 <w:b/>
-                <w:bCs/>
-                <w:sz w:val="20"/>
-                <w:szCs w:val="20"/>
-              </w:rPr>
-              <w:t>Haze</w:t>
+                <w:color w:val="101820"/>
+                <w:sz w:val="20"/>
+                <w:szCs w:val="20"/>
+              </w:rPr>
+              <w:t>Optical Density</w:t>
             </w:r>
           </w:p>
         </w:tc>
         <w:tc>
           <w:tcPr>
-            <w:tcW w:w="1100" w:type="dxa"/>
+            <w:tcW w:w="1722" w:type="dxa"/>
             <w:vAlign w:val="center"/>
           </w:tcPr>
           <w:p>
@@ -1390,17 +1119,20 @@
             </w:pPr>
             <w:r>
               <w:rPr>
-                <w:sz w:val="20"/>
-                <w:szCs w:val="20"/>
-              </w:rPr>
-              <w:t>%</w:t>
+                <w:rFonts w:ascii="Aptos" w:hAnsi="Aptos"/>
+                <w:color w:val="101820"/>
+                <w:sz w:val="20"/>
+                <w:szCs w:val="20"/>
+              </w:rPr>
+              <w:t>—</w:t>
             </w:r>
           </w:p>
         </w:tc>
         <w:tc>
           <w:tcPr>
-            <w:tcW w:w="1011" w:type="dxa"/>
+            <w:tcW w:w="3187" w:type="dxa"/>
             <w:gridSpan w:val="2"/>
+            <w:vAlign w:val="center"/>
           </w:tcPr>
           <w:p>
             <w:pPr>
@@ -1420,93 +1152,31 @@
                 <w:sz w:val="20"/>
                 <w:szCs w:val="20"/>
               </w:rPr>
-              <w:t>≤ 3.5</w:t>
+              <w:t>&gt;</w:t>
+            </w:r>
+            <w:r>
+              <w:rPr>
+                <w:rFonts w:ascii="Aptos" w:hAnsi="Aptos"/>
+                <w:color w:val="101820"/>
+                <w:sz w:val="20"/>
+                <w:szCs w:val="20"/>
+              </w:rPr>
+              <w:t xml:space="preserve"> </w:t>
+            </w:r>
+            <w:r>
+              <w:rPr>
+                <w:rFonts w:ascii="Aptos" w:hAnsi="Aptos"/>
+                <w:color w:val="101820"/>
+                <w:sz w:val="20"/>
+                <w:szCs w:val="20"/>
+              </w:rPr>
+              <w:t>2</w:t>
             </w:r>
           </w:p>
         </w:tc>
         <w:tc>
           <w:tcPr>
-            <w:tcW w:w="982" w:type="dxa"/>
-            <w:gridSpan w:val="2"/>
-          </w:tcPr>
-          <w:p>
-            <w:pPr>
-              <w:spacing w:after="0" w:line="360" w:lineRule="auto"/>
-              <w:jc w:val="center"/>
-              <w:rPr>
-                <w:rFonts w:ascii="Aptos" w:hAnsi="Aptos"/>
-                <w:color w:val="101820"/>
-                <w:sz w:val="20"/>
-                <w:szCs w:val="20"/>
-              </w:rPr>
-            </w:pPr>
-            <w:r>
-              <w:rPr>
-                <w:rFonts w:ascii="Aptos" w:hAnsi="Aptos"/>
-                <w:color w:val="101820"/>
-                <w:sz w:val="20"/>
-                <w:szCs w:val="20"/>
-              </w:rPr>
-              <w:t>≤ 3.5</w:t>
-            </w:r>
-          </w:p>
-        </w:tc>
-        <w:tc>
-          <w:tcPr>
-            <w:tcW w:w="966" w:type="dxa"/>
-            <w:gridSpan w:val="2"/>
-          </w:tcPr>
-          <w:p>
-            <w:pPr>
-              <w:spacing w:after="0" w:line="360" w:lineRule="auto"/>
-              <w:jc w:val="center"/>
-              <w:rPr>
-                <w:rFonts w:ascii="Aptos" w:hAnsi="Aptos"/>
-                <w:color w:val="101820"/>
-                <w:sz w:val="20"/>
-                <w:szCs w:val="20"/>
-              </w:rPr>
-            </w:pPr>
-            <w:r>
-              <w:rPr>
-                <w:rFonts w:ascii="Aptos" w:hAnsi="Aptos"/>
-                <w:color w:val="101820"/>
-                <w:sz w:val="20"/>
-                <w:szCs w:val="20"/>
-              </w:rPr>
-              <w:t>≤ 3.5</w:t>
-            </w:r>
-          </w:p>
-        </w:tc>
-        <w:tc>
-          <w:tcPr>
-            <w:tcW w:w="967" w:type="dxa"/>
-          </w:tcPr>
-          <w:p>
-            <w:pPr>
-              <w:spacing w:after="0" w:line="360" w:lineRule="auto"/>
-              <w:jc w:val="center"/>
-              <w:rPr>
-                <w:rFonts w:ascii="Aptos" w:hAnsi="Aptos"/>
-                <w:color w:val="101820"/>
-                <w:sz w:val="20"/>
-                <w:szCs w:val="20"/>
-              </w:rPr>
-            </w:pPr>
-            <w:r>
-              <w:rPr>
-                <w:rFonts w:ascii="Aptos" w:hAnsi="Aptos"/>
-                <w:color w:val="101820"/>
-                <w:sz w:val="20"/>
-                <w:szCs w:val="20"/>
-              </w:rPr>
-              <w:t>≤ 3.5</w:t>
-            </w:r>
-          </w:p>
-        </w:tc>
-        <w:tc>
-          <w:tcPr>
-            <w:tcW w:w="1820" w:type="dxa"/>
+            <w:tcW w:w="2218" w:type="dxa"/>
             <w:vAlign w:val="center"/>
           </w:tcPr>
           <w:p>
@@ -1526,16 +1196,7 @@
                 <w:sz w:val="20"/>
                 <w:szCs w:val="20"/>
               </w:rPr>
-              <w:t>ASTM D</w:t>
-            </w:r>
-            <w:r>
-              <w:rPr>
-                <w:rFonts w:ascii="Aptos" w:hAnsi="Aptos"/>
-                <w:color w:val="101820"/>
-                <w:sz w:val="20"/>
-                <w:szCs w:val="20"/>
-              </w:rPr>
-              <w:t>1003</w:t>
+              <w:t>Modus T&amp;D (T= Transmitted light)</w:t>
             </w:r>
           </w:p>
         </w:tc>
@@ -1547,7 +1208,7 @@
         </w:trPr>
         <w:tc>
           <w:tcPr>
-            <w:tcW w:w="3611" w:type="dxa"/>
+            <w:tcW w:w="3330" w:type="dxa"/>
             <w:gridSpan w:val="2"/>
             <w:vAlign w:val="center"/>
           </w:tcPr>
@@ -1555,35 +1216,27 @@
             <w:pPr>
               <w:spacing w:after="0" w:line="360" w:lineRule="auto"/>
               <w:rPr>
+                <w:rFonts w:ascii="Aptos" w:hAnsi="Aptos"/>
+                <w:b/>
+                <w:color w:val="101820"/>
                 <w:sz w:val="20"/>
                 <w:szCs w:val="20"/>
               </w:rPr>
             </w:pPr>
             <w:r>
               <w:rPr>
-                <w:rFonts w:ascii="Aptos" w:hAnsi="Aptos"/>
                 <w:b/>
-                <w:color w:val="101820"/>
-                <w:sz w:val="20"/>
-                <w:szCs w:val="20"/>
-              </w:rPr>
-              <w:t>Gloss</w:t>
-            </w:r>
-            <w:r>
-              <w:rPr>
-                <w:rFonts w:ascii="Aptos" w:hAnsi="Aptos"/>
-                <w:b/>
-                <w:color w:val="101820"/>
-                <w:sz w:val="20"/>
-                <w:szCs w:val="20"/>
-              </w:rPr>
-              <w:t xml:space="preserve"> 45°</w:t>
+                <w:bCs/>
+                <w:sz w:val="20"/>
+                <w:szCs w:val="20"/>
+              </w:rPr>
+              <w:t>OTR (23°C-0% RH</w:t>
             </w:r>
           </w:p>
         </w:tc>
         <w:tc>
           <w:tcPr>
-            <w:tcW w:w="1100" w:type="dxa"/>
+            <w:tcW w:w="1722" w:type="dxa"/>
             <w:vAlign w:val="center"/>
           </w:tcPr>
           <w:p>
@@ -1591,24 +1244,24 @@
               <w:spacing w:after="0" w:line="360" w:lineRule="auto"/>
               <w:jc w:val="center"/>
               <w:rPr>
+                <w:rFonts w:ascii="Aptos" w:hAnsi="Aptos"/>
+                <w:color w:val="101820"/>
                 <w:sz w:val="20"/>
                 <w:szCs w:val="20"/>
               </w:rPr>
             </w:pPr>
             <w:r>
               <w:rPr>
-                <w:rFonts w:ascii="Aptos" w:hAnsi="Aptos"/>
-                <w:color w:val="101820"/>
-                <w:sz w:val="20"/>
-                <w:szCs w:val="20"/>
-              </w:rPr>
-              <w:t>%</w:t>
+                <w:sz w:val="20"/>
+                <w:szCs w:val="20"/>
+              </w:rPr>
+              <w:t>cc/(m2*day*atm)</w:t>
             </w:r>
           </w:p>
         </w:tc>
         <w:tc>
           <w:tcPr>
-            <w:tcW w:w="1011" w:type="dxa"/>
+            <w:tcW w:w="3187" w:type="dxa"/>
             <w:gridSpan w:val="2"/>
           </w:tcPr>
           <w:p>
@@ -1616,117 +1269,34 @@
               <w:spacing w:after="0" w:line="360" w:lineRule="auto"/>
               <w:jc w:val="center"/>
               <w:rPr>
+                <w:rFonts w:ascii="Aptos" w:hAnsi="Aptos"/>
+                <w:color w:val="101820"/>
                 <w:sz w:val="20"/>
                 <w:szCs w:val="20"/>
               </w:rPr>
             </w:pPr>
             <w:r>
               <w:rPr>
-                <w:sz w:val="20"/>
-                <w:szCs w:val="20"/>
-              </w:rPr>
-              <w:t>8</w:t>
-            </w:r>
-            <w:r>
-              <w:rPr>
-                <w:sz w:val="20"/>
-                <w:szCs w:val="20"/>
-              </w:rPr>
-              <w:t>6</w:t>
+                <w:rFonts w:ascii="Aptos" w:hAnsi="Aptos"/>
+                <w:color w:val="101820"/>
+                <w:sz w:val="20"/>
+                <w:szCs w:val="20"/>
+              </w:rPr>
+              <w:t>&lt; 80</w:t>
             </w:r>
           </w:p>
         </w:tc>
         <w:tc>
           <w:tcPr>
-            <w:tcW w:w="982" w:type="dxa"/>
-            <w:gridSpan w:val="2"/>
-          </w:tcPr>
-          <w:p>
-            <w:pPr>
-              <w:spacing w:after="0" w:line="360" w:lineRule="auto"/>
-              <w:jc w:val="center"/>
-              <w:rPr>
-                <w:sz w:val="20"/>
-                <w:szCs w:val="20"/>
-              </w:rPr>
-            </w:pPr>
-            <w:r>
-              <w:rPr>
-                <w:sz w:val="20"/>
-                <w:szCs w:val="20"/>
-              </w:rPr>
-              <w:t>8</w:t>
-            </w:r>
-            <w:r>
-              <w:rPr>
-                <w:sz w:val="20"/>
-                <w:szCs w:val="20"/>
-              </w:rPr>
-              <w:t>5</w:t>
-            </w:r>
-          </w:p>
-        </w:tc>
-        <w:tc>
-          <w:tcPr>
-            <w:tcW w:w="966" w:type="dxa"/>
-            <w:gridSpan w:val="2"/>
-          </w:tcPr>
-          <w:p>
-            <w:pPr>
-              <w:spacing w:after="0" w:line="360" w:lineRule="auto"/>
-              <w:jc w:val="center"/>
-              <w:rPr>
-                <w:sz w:val="20"/>
-                <w:szCs w:val="20"/>
-              </w:rPr>
-            </w:pPr>
-            <w:r>
-              <w:rPr>
-                <w:sz w:val="20"/>
-                <w:szCs w:val="20"/>
-              </w:rPr>
-              <w:t>8</w:t>
-            </w:r>
-            <w:r>
-              <w:rPr>
-                <w:sz w:val="20"/>
-                <w:szCs w:val="20"/>
-              </w:rPr>
-              <w:t>2</w:t>
-            </w:r>
-          </w:p>
-        </w:tc>
-        <w:tc>
-          <w:tcPr>
-            <w:tcW w:w="967" w:type="dxa"/>
-          </w:tcPr>
-          <w:p>
-            <w:pPr>
-              <w:spacing w:after="0" w:line="360" w:lineRule="auto"/>
-              <w:jc w:val="center"/>
-              <w:rPr>
-                <w:sz w:val="20"/>
-                <w:szCs w:val="20"/>
-              </w:rPr>
-            </w:pPr>
-            <w:r>
-              <w:rPr>
-                <w:sz w:val="20"/>
-                <w:szCs w:val="20"/>
-              </w:rPr>
-              <w:t>82</w:t>
-            </w:r>
-          </w:p>
-        </w:tc>
-        <w:tc>
-          <w:tcPr>
-            <w:tcW w:w="1820" w:type="dxa"/>
+            <w:tcW w:w="2218" w:type="dxa"/>
             <w:vAlign w:val="center"/>
           </w:tcPr>
           <w:p>
             <w:pPr>
               <w:spacing w:after="0" w:line="360" w:lineRule="auto"/>
               <w:rPr>
+                <w:rFonts w:ascii="Aptos" w:hAnsi="Aptos"/>
+                <w:color w:val="101820"/>
                 <w:sz w:val="20"/>
                 <w:szCs w:val="20"/>
               </w:rPr>
@@ -1738,7 +1308,16 @@
                 <w:sz w:val="20"/>
                 <w:szCs w:val="20"/>
               </w:rPr>
-              <w:t>ASTM D2457</w:t>
+              <w:t>ASTM D</w:t>
+            </w:r>
+            <w:r>
+              <w:rPr>
+                <w:rFonts w:ascii="Aptos" w:hAnsi="Aptos"/>
+                <w:color w:val="101820"/>
+                <w:sz w:val="20"/>
+                <w:szCs w:val="20"/>
+              </w:rPr>
+              <w:t>3985</w:t>
             </w:r>
           </w:p>
         </w:tc>
@@ -1750,7 +1329,7 @@
         </w:trPr>
         <w:tc>
           <w:tcPr>
-            <w:tcW w:w="3611" w:type="dxa"/>
+            <w:tcW w:w="3330" w:type="dxa"/>
             <w:gridSpan w:val="2"/>
             <w:vAlign w:val="center"/>
           </w:tcPr>
@@ -1770,13 +1349,13 @@
                 <w:sz w:val="20"/>
                 <w:szCs w:val="20"/>
               </w:rPr>
-              <w:t>COF Dynamic F-F (U-U)</w:t>
+              <w:t>WVTR (38°C-90% RH)</w:t>
             </w:r>
           </w:p>
         </w:tc>
         <w:tc>
           <w:tcPr>
-            <w:tcW w:w="1100" w:type="dxa"/>
+            <w:tcW w:w="1722" w:type="dxa"/>
             <w:vAlign w:val="center"/>
           </w:tcPr>
           <w:p>
@@ -1795,20 +1374,41 @@
                 <w:sz w:val="20"/>
                 <w:szCs w:val="20"/>
               </w:rPr>
-              <w:t>—</w:t>
+              <w:t>g/(m2*day*atm)</w:t>
             </w:r>
           </w:p>
         </w:tc>
         <w:tc>
           <w:tcPr>
-            <w:tcW w:w="3926" w:type="dxa"/>
-            <w:gridSpan w:val="7"/>
+            <w:tcW w:w="3187" w:type="dxa"/>
+            <w:gridSpan w:val="2"/>
+          </w:tcPr>
+          <w:p>
+            <w:pPr>
+              <w:spacing w:after="0" w:line="360" w:lineRule="auto"/>
+              <w:jc w:val="center"/>
+              <w:rPr>
+                <w:sz w:val="20"/>
+                <w:szCs w:val="20"/>
+              </w:rPr>
+            </w:pPr>
+            <w:r>
+              <w:rPr>
+                <w:sz w:val="20"/>
+                <w:szCs w:val="20"/>
+              </w:rPr>
+              <w:t>&lt; 0.8</w:t>
+            </w:r>
+          </w:p>
+        </w:tc>
+        <w:tc>
+          <w:tcPr>
+            <w:tcW w:w="2218" w:type="dxa"/>
             <w:vAlign w:val="center"/>
           </w:tcPr>
           <w:p>
             <w:pPr>
               <w:spacing w:after="0" w:line="360" w:lineRule="auto"/>
-              <w:jc w:val="center"/>
               <w:rPr>
                 <w:sz w:val="20"/>
                 <w:szCs w:val="20"/>
@@ -1821,49 +1421,16 @@
                 <w:sz w:val="20"/>
                 <w:szCs w:val="20"/>
               </w:rPr>
-              <w:t>≤ 0.</w:t>
-            </w:r>
-            <w:r>
-              <w:rPr>
-                <w:rFonts w:ascii="Aptos" w:hAnsi="Aptos"/>
-                <w:color w:val="101820"/>
-                <w:sz w:val="20"/>
-                <w:szCs w:val="20"/>
-              </w:rPr>
-              <w:t>5</w:t>
-            </w:r>
-            <w:r>
-              <w:rPr>
-                <w:rFonts w:ascii="Aptos" w:hAnsi="Aptos"/>
-                <w:color w:val="101820"/>
-                <w:sz w:val="20"/>
-                <w:szCs w:val="20"/>
-              </w:rPr>
-              <w:t>0</w:t>
-            </w:r>
-          </w:p>
-        </w:tc>
-        <w:tc>
-          <w:tcPr>
-            <w:tcW w:w="1820" w:type="dxa"/>
-            <w:vAlign w:val="center"/>
-          </w:tcPr>
-          <w:p>
-            <w:pPr>
-              <w:spacing w:after="0" w:line="360" w:lineRule="auto"/>
-              <w:rPr>
-                <w:sz w:val="20"/>
-                <w:szCs w:val="20"/>
-              </w:rPr>
-            </w:pPr>
-            <w:r>
-              <w:rPr>
-                <w:rFonts w:ascii="Aptos" w:hAnsi="Aptos"/>
-                <w:color w:val="101820"/>
-                <w:sz w:val="20"/>
-                <w:szCs w:val="20"/>
-              </w:rPr>
-              <w:t>DIN EN ISO 8295</w:t>
+              <w:t xml:space="preserve">ASTM </w:t>
+            </w:r>
+            <w:r>
+              <w:rPr>
+                <w:rFonts w:ascii="Aptos" w:hAnsi="Aptos"/>
+                <w:color w:val="101820"/>
+                <w:sz w:val="20"/>
+                <w:szCs w:val="20"/>
+              </w:rPr>
+              <w:t>F 1249</w:t>
             </w:r>
           </w:p>
         </w:tc>
@@ -1875,8 +1442,8 @@
         </w:trPr>
         <w:tc>
           <w:tcPr>
-            <w:tcW w:w="2631" w:type="dxa"/>
-            <w:vMerge w:val="restart"/>
+            <w:tcW w:w="3330" w:type="dxa"/>
+            <w:gridSpan w:val="2"/>
             <w:vAlign w:val="center"/>
           </w:tcPr>
           <w:p>
@@ -1895,13 +1462,13 @@
                 <w:sz w:val="20"/>
                 <w:szCs w:val="20"/>
               </w:rPr>
-              <w:t>Tensile Strength</w:t>
+              <w:t>COF Dynamic F-F (U-U)</w:t>
             </w:r>
           </w:p>
         </w:tc>
         <w:tc>
           <w:tcPr>
-            <w:tcW w:w="980" w:type="dxa"/>
+            <w:tcW w:w="1722" w:type="dxa"/>
             <w:vAlign w:val="center"/>
           </w:tcPr>
           <w:p>
@@ -1916,19 +1483,17 @@
             <w:r>
               <w:rPr>
                 <w:rFonts w:ascii="Aptos" w:hAnsi="Aptos"/>
-                <w:b/>
-                <w:color w:val="101820"/>
-                <w:sz w:val="20"/>
-                <w:szCs w:val="20"/>
-              </w:rPr>
-              <w:t>MD</w:t>
+                <w:color w:val="101820"/>
+                <w:sz w:val="20"/>
+                <w:szCs w:val="20"/>
+              </w:rPr>
+              <w:t>—</w:t>
             </w:r>
           </w:p>
         </w:tc>
         <w:tc>
           <w:tcPr>
-            <w:tcW w:w="1100" w:type="dxa"/>
-            <w:vMerge w:val="restart"/>
+            <w:tcW w:w="1593" w:type="dxa"/>
             <w:vAlign w:val="center"/>
           </w:tcPr>
           <w:p>
@@ -1947,13 +1512,22 @@
                 <w:sz w:val="20"/>
                 <w:szCs w:val="20"/>
               </w:rPr>
-              <w:t>MPa</w:t>
+              <w:t>≤ 0.</w:t>
+            </w:r>
+            <w:r>
+              <w:rPr>
+                <w:rFonts w:ascii="Aptos" w:hAnsi="Aptos"/>
+                <w:color w:val="101820"/>
+                <w:sz w:val="20"/>
+                <w:szCs w:val="20"/>
+              </w:rPr>
+              <w:t>30</w:t>
             </w:r>
           </w:p>
         </w:tc>
         <w:tc>
           <w:tcPr>
-            <w:tcW w:w="982" w:type="dxa"/>
+            <w:tcW w:w="1594" w:type="dxa"/>
             <w:vAlign w:val="center"/>
           </w:tcPr>
           <w:p>
@@ -1972,20 +1546,27 @@
                 <w:sz w:val="20"/>
                 <w:szCs w:val="20"/>
               </w:rPr>
-              <w:t>150</w:t>
+              <w:t>≤</w:t>
+            </w:r>
+            <w:r>
+              <w:rPr>
+                <w:rFonts w:ascii="Aptos" w:hAnsi="Aptos"/>
+                <w:color w:val="101820"/>
+                <w:sz w:val="20"/>
+                <w:szCs w:val="20"/>
+              </w:rPr>
+              <w:t xml:space="preserve"> 0.31</w:t>
             </w:r>
           </w:p>
         </w:tc>
         <w:tc>
           <w:tcPr>
-            <w:tcW w:w="981" w:type="dxa"/>
-            <w:gridSpan w:val="2"/>
+            <w:tcW w:w="2218" w:type="dxa"/>
             <w:vAlign w:val="center"/>
           </w:tcPr>
           <w:p>
             <w:pPr>
               <w:spacing w:after="0" w:line="360" w:lineRule="auto"/>
-              <w:jc w:val="center"/>
               <w:rPr>
                 <w:sz w:val="20"/>
                 <w:szCs w:val="20"/>
@@ -1998,83 +1579,7 @@
                 <w:sz w:val="20"/>
                 <w:szCs w:val="20"/>
               </w:rPr>
-              <w:t>140</w:t>
-            </w:r>
-          </w:p>
-        </w:tc>
-        <w:tc>
-          <w:tcPr>
-            <w:tcW w:w="981" w:type="dxa"/>
-            <w:gridSpan w:val="2"/>
-            <w:vAlign w:val="center"/>
-          </w:tcPr>
-          <w:p>
-            <w:pPr>
-              <w:spacing w:after="0" w:line="360" w:lineRule="auto"/>
-              <w:jc w:val="center"/>
-              <w:rPr>
-                <w:sz w:val="20"/>
-                <w:szCs w:val="20"/>
-              </w:rPr>
-            </w:pPr>
-            <w:r>
-              <w:rPr>
-                <w:rFonts w:ascii="Aptos" w:hAnsi="Aptos"/>
-                <w:color w:val="101820"/>
-                <w:sz w:val="20"/>
-                <w:szCs w:val="20"/>
-              </w:rPr>
-              <w:t>140</w:t>
-            </w:r>
-          </w:p>
-        </w:tc>
-        <w:tc>
-          <w:tcPr>
-            <w:tcW w:w="982" w:type="dxa"/>
-            <w:gridSpan w:val="2"/>
-            <w:vAlign w:val="center"/>
-          </w:tcPr>
-          <w:p>
-            <w:pPr>
-              <w:spacing w:after="0" w:line="360" w:lineRule="auto"/>
-              <w:jc w:val="center"/>
-              <w:rPr>
-                <w:sz w:val="20"/>
-                <w:szCs w:val="20"/>
-              </w:rPr>
-            </w:pPr>
-            <w:r>
-              <w:rPr>
-                <w:rFonts w:ascii="Aptos" w:hAnsi="Aptos"/>
-                <w:color w:val="101820"/>
-                <w:sz w:val="20"/>
-                <w:szCs w:val="20"/>
-              </w:rPr>
-              <w:t>140</w:t>
-            </w:r>
-          </w:p>
-        </w:tc>
-        <w:tc>
-          <w:tcPr>
-            <w:tcW w:w="1820" w:type="dxa"/>
-            <w:vAlign w:val="center"/>
-          </w:tcPr>
-          <w:p>
-            <w:pPr>
-              <w:spacing w:after="0" w:line="360" w:lineRule="auto"/>
-              <w:rPr>
-                <w:sz w:val="20"/>
-                <w:szCs w:val="20"/>
-              </w:rPr>
-            </w:pPr>
-            <w:r>
-              <w:rPr>
-                <w:rFonts w:ascii="Aptos" w:hAnsi="Aptos"/>
-                <w:color w:val="101820"/>
-                <w:sz w:val="20"/>
-                <w:szCs w:val="20"/>
-              </w:rPr>
-              <w:t>ASTM D882</w:t>
+              <w:t>DIN EN ISO 8295</w:t>
             </w:r>
           </w:p>
         </w:tc>
@@ -2086,8 +1591,8 @@
         </w:trPr>
         <w:tc>
           <w:tcPr>
-            <w:tcW w:w="2631" w:type="dxa"/>
-            <w:vMerge/>
+            <w:tcW w:w="2417" w:type="dxa"/>
+            <w:vMerge w:val="restart"/>
             <w:vAlign w:val="center"/>
           </w:tcPr>
           <w:p>
@@ -2098,11 +1603,21 @@
                 <w:szCs w:val="20"/>
               </w:rPr>
             </w:pPr>
+            <w:r>
+              <w:rPr>
+                <w:rFonts w:ascii="Aptos" w:hAnsi="Aptos"/>
+                <w:b/>
+                <w:color w:val="101820"/>
+                <w:sz w:val="20"/>
+                <w:szCs w:val="20"/>
+              </w:rPr>
+              <w:t>Tensile Strength</w:t>
+            </w:r>
           </w:p>
         </w:tc>
         <w:tc>
           <w:tcPr>
-            <w:tcW w:w="980" w:type="dxa"/>
+            <w:tcW w:w="913" w:type="dxa"/>
             <w:vAlign w:val="center"/>
           </w:tcPr>
           <w:p>
@@ -2122,14 +1637,14 @@
                 <w:sz w:val="20"/>
                 <w:szCs w:val="20"/>
               </w:rPr>
-              <w:t>TD</w:t>
+              <w:t>MD</w:t>
             </w:r>
           </w:p>
         </w:tc>
         <w:tc>
           <w:tcPr>
-            <w:tcW w:w="1100" w:type="dxa"/>
-            <w:vMerge/>
+            <w:tcW w:w="1722" w:type="dxa"/>
+            <w:vMerge w:val="restart"/>
             <w:vAlign w:val="center"/>
           </w:tcPr>
           <w:p>
@@ -2141,36 +1656,20 @@
                 <w:szCs w:val="20"/>
               </w:rPr>
             </w:pPr>
+            <w:r>
+              <w:rPr>
+                <w:rFonts w:ascii="Aptos" w:hAnsi="Aptos"/>
+                <w:color w:val="101820"/>
+                <w:sz w:val="20"/>
+                <w:szCs w:val="20"/>
+              </w:rPr>
+              <w:t>MPa</w:t>
+            </w:r>
           </w:p>
         </w:tc>
         <w:tc>
           <w:tcPr>
-            <w:tcW w:w="982" w:type="dxa"/>
-            <w:vAlign w:val="center"/>
-          </w:tcPr>
-          <w:p>
-            <w:pPr>
-              <w:spacing w:after="0" w:line="360" w:lineRule="auto"/>
-              <w:jc w:val="center"/>
-              <w:rPr>
-                <w:sz w:val="20"/>
-                <w:szCs w:val="20"/>
-              </w:rPr>
-            </w:pPr>
-            <w:r>
-              <w:rPr>
-                <w:rFonts w:ascii="Aptos" w:hAnsi="Aptos"/>
-                <w:color w:val="101820"/>
-                <w:sz w:val="20"/>
-                <w:szCs w:val="20"/>
-              </w:rPr>
-              <w:t>290</w:t>
-            </w:r>
-          </w:p>
-        </w:tc>
-        <w:tc>
-          <w:tcPr>
-            <w:tcW w:w="981" w:type="dxa"/>
+            <w:tcW w:w="3187" w:type="dxa"/>
             <w:gridSpan w:val="2"/>
             <w:vAlign w:val="center"/>
           </w:tcPr>
@@ -2190,65 +1689,13 @@
                 <w:sz w:val="20"/>
                 <w:szCs w:val="20"/>
               </w:rPr>
-              <w:t>290</w:t>
+              <w:t>150</w:t>
             </w:r>
           </w:p>
         </w:tc>
         <w:tc>
           <w:tcPr>
-            <w:tcW w:w="981" w:type="dxa"/>
-            <w:gridSpan w:val="2"/>
-            <w:vAlign w:val="center"/>
-          </w:tcPr>
-          <w:p>
-            <w:pPr>
-              <w:spacing w:after="0" w:line="360" w:lineRule="auto"/>
-              <w:jc w:val="center"/>
-              <w:rPr>
-                <w:sz w:val="20"/>
-                <w:szCs w:val="20"/>
-              </w:rPr>
-            </w:pPr>
-            <w:r>
-              <w:rPr>
-                <w:rFonts w:ascii="Aptos" w:hAnsi="Aptos"/>
-                <w:color w:val="101820"/>
-                <w:sz w:val="20"/>
-                <w:szCs w:val="20"/>
-              </w:rPr>
-              <w:t>290</w:t>
-            </w:r>
-          </w:p>
-        </w:tc>
-        <w:tc>
-          <w:tcPr>
-            <w:tcW w:w="982" w:type="dxa"/>
-            <w:gridSpan w:val="2"/>
-            <w:vAlign w:val="center"/>
-          </w:tcPr>
-          <w:p>
-            <w:pPr>
-              <w:spacing w:after="0" w:line="360" w:lineRule="auto"/>
-              <w:jc w:val="center"/>
-              <w:rPr>
-                <w:sz w:val="20"/>
-                <w:szCs w:val="20"/>
-              </w:rPr>
-            </w:pPr>
-            <w:r>
-              <w:rPr>
-                <w:rFonts w:ascii="Aptos" w:hAnsi="Aptos"/>
-                <w:color w:val="101820"/>
-                <w:sz w:val="20"/>
-                <w:szCs w:val="20"/>
-              </w:rPr>
-              <w:t>290</w:t>
-            </w:r>
-          </w:p>
-        </w:tc>
-        <w:tc>
-          <w:tcPr>
-            <w:tcW w:w="1820" w:type="dxa"/>
+            <w:tcW w:w="2218" w:type="dxa"/>
             <w:vAlign w:val="center"/>
           </w:tcPr>
           <w:p>
@@ -2278,8 +1725,8 @@
         </w:trPr>
         <w:tc>
           <w:tcPr>
-            <w:tcW w:w="2631" w:type="dxa"/>
-            <w:vMerge w:val="restart"/>
+            <w:tcW w:w="2417" w:type="dxa"/>
+            <w:vMerge/>
             <w:vAlign w:val="center"/>
           </w:tcPr>
           <w:p>
@@ -2290,21 +1737,11 @@
                 <w:szCs w:val="20"/>
               </w:rPr>
             </w:pPr>
-            <w:r>
-              <w:rPr>
-                <w:rFonts w:ascii="Aptos" w:hAnsi="Aptos"/>
-                <w:b/>
-                <w:color w:val="101820"/>
-                <w:sz w:val="20"/>
-                <w:szCs w:val="20"/>
-              </w:rPr>
-              <w:t>Elongation at Break</w:t>
-            </w:r>
           </w:p>
         </w:tc>
         <w:tc>
           <w:tcPr>
-            <w:tcW w:w="980" w:type="dxa"/>
+            <w:tcW w:w="913" w:type="dxa"/>
             <w:vAlign w:val="center"/>
           </w:tcPr>
           <w:p>
@@ -2324,14 +1761,14 @@
                 <w:sz w:val="20"/>
                 <w:szCs w:val="20"/>
               </w:rPr>
-              <w:t>MD</w:t>
+              <w:t>TD</w:t>
             </w:r>
           </w:p>
         </w:tc>
         <w:tc>
           <w:tcPr>
-            <w:tcW w:w="1100" w:type="dxa"/>
-            <w:vMerge w:val="restart"/>
+            <w:tcW w:w="1722" w:type="dxa"/>
+            <w:vMerge/>
             <w:vAlign w:val="center"/>
           </w:tcPr>
           <w:p>
@@ -2343,21 +1780,12 @@
                 <w:szCs w:val="20"/>
               </w:rPr>
             </w:pPr>
-            <w:r>
-              <w:rPr>
-                <w:rFonts w:ascii="Aptos" w:hAnsi="Aptos"/>
-                <w:color w:val="101820"/>
-                <w:sz w:val="20"/>
-                <w:szCs w:val="20"/>
-              </w:rPr>
-              <w:t>%</w:t>
-            </w:r>
           </w:p>
         </w:tc>
         <w:tc>
           <w:tcPr>
-            <w:tcW w:w="3926" w:type="dxa"/>
-            <w:gridSpan w:val="7"/>
+            <w:tcW w:w="3187" w:type="dxa"/>
+            <w:gridSpan w:val="2"/>
             <w:vAlign w:val="center"/>
           </w:tcPr>
           <w:p>
@@ -2376,22 +1804,13 @@
                 <w:sz w:val="20"/>
                 <w:szCs w:val="20"/>
               </w:rPr>
-              <w:t>20</w:t>
-            </w:r>
-            <w:r>
-              <w:rPr>
-                <w:rFonts w:ascii="Aptos" w:hAnsi="Aptos"/>
-                <w:color w:val="101820"/>
-                <w:sz w:val="20"/>
-                <w:szCs w:val="20"/>
-              </w:rPr>
-              <w:t>0</w:t>
+              <w:t>290</w:t>
             </w:r>
           </w:p>
         </w:tc>
         <w:tc>
           <w:tcPr>
-            <w:tcW w:w="1820" w:type="dxa"/>
+            <w:tcW w:w="2218" w:type="dxa"/>
             <w:vAlign w:val="center"/>
           </w:tcPr>
           <w:p>
@@ -2421,8 +1840,8 @@
         </w:trPr>
         <w:tc>
           <w:tcPr>
-            <w:tcW w:w="2631" w:type="dxa"/>
-            <w:vMerge/>
+            <w:tcW w:w="2417" w:type="dxa"/>
+            <w:vMerge w:val="restart"/>
             <w:vAlign w:val="center"/>
           </w:tcPr>
           <w:p>
@@ -2433,11 +1852,21 @@
                 <w:szCs w:val="20"/>
               </w:rPr>
             </w:pPr>
+            <w:r>
+              <w:rPr>
+                <w:rFonts w:ascii="Aptos" w:hAnsi="Aptos"/>
+                <w:b/>
+                <w:color w:val="101820"/>
+                <w:sz w:val="20"/>
+                <w:szCs w:val="20"/>
+              </w:rPr>
+              <w:t>Elongation at Break</w:t>
+            </w:r>
           </w:p>
         </w:tc>
         <w:tc>
           <w:tcPr>
-            <w:tcW w:w="980" w:type="dxa"/>
+            <w:tcW w:w="913" w:type="dxa"/>
             <w:vAlign w:val="center"/>
           </w:tcPr>
           <w:p>
@@ -2457,14 +1886,14 @@
                 <w:sz w:val="20"/>
                 <w:szCs w:val="20"/>
               </w:rPr>
-              <w:t>TD</w:t>
+              <w:t>MD</w:t>
             </w:r>
           </w:p>
         </w:tc>
         <w:tc>
           <w:tcPr>
-            <w:tcW w:w="1100" w:type="dxa"/>
-            <w:vMerge/>
+            <w:tcW w:w="1722" w:type="dxa"/>
+            <w:vMerge w:val="restart"/>
             <w:vAlign w:val="center"/>
           </w:tcPr>
           <w:p>
@@ -2476,12 +1905,21 @@
                 <w:szCs w:val="20"/>
               </w:rPr>
             </w:pPr>
+            <w:r>
+              <w:rPr>
+                <w:rFonts w:ascii="Aptos" w:hAnsi="Aptos"/>
+                <w:color w:val="101820"/>
+                <w:sz w:val="20"/>
+                <w:szCs w:val="20"/>
+              </w:rPr>
+              <w:t>%</w:t>
+            </w:r>
           </w:p>
         </w:tc>
         <w:tc>
           <w:tcPr>
-            <w:tcW w:w="3926" w:type="dxa"/>
-            <w:gridSpan w:val="7"/>
+            <w:tcW w:w="3187" w:type="dxa"/>
+            <w:gridSpan w:val="2"/>
             <w:vAlign w:val="center"/>
           </w:tcPr>
           <w:p>
@@ -2500,22 +1938,13 @@
                 <w:sz w:val="20"/>
                 <w:szCs w:val="20"/>
               </w:rPr>
-              <w:t>5</w:t>
-            </w:r>
-            <w:r>
-              <w:rPr>
-                <w:rFonts w:ascii="Aptos" w:hAnsi="Aptos"/>
-                <w:color w:val="101820"/>
-                <w:sz w:val="20"/>
-                <w:szCs w:val="20"/>
-              </w:rPr>
-              <w:t>0</w:t>
+              <w:t>180</w:t>
             </w:r>
           </w:p>
         </w:tc>
         <w:tc>
           <w:tcPr>
-            <w:tcW w:w="1820" w:type="dxa"/>
+            <w:tcW w:w="2218" w:type="dxa"/>
             <w:vAlign w:val="center"/>
           </w:tcPr>
           <w:p>
@@ -2545,43 +1974,23 @@
         </w:trPr>
         <w:tc>
           <w:tcPr>
-            <w:tcW w:w="2631" w:type="dxa"/>
-            <w:vMerge w:val="restart"/>
+            <w:tcW w:w="2417" w:type="dxa"/>
+            <w:vMerge/>
             <w:vAlign w:val="center"/>
           </w:tcPr>
           <w:p>
             <w:pPr>
               <w:spacing w:after="0" w:line="360" w:lineRule="auto"/>
               <w:rPr>
-                <w:b/>
-                <w:bCs/>
                 <w:sz w:val="20"/>
                 <w:szCs w:val="20"/>
               </w:rPr>
             </w:pPr>
-            <w:r>
-              <w:rPr>
-                <w:b/>
-                <w:bCs/>
-                <w:sz w:val="20"/>
-                <w:szCs w:val="20"/>
-              </w:rPr>
-              <w:t>Thermal Shrinkage</w:t>
-            </w:r>
-            <w:r>
-              <w:rPr>
-                <w:b/>
-                <w:bCs/>
-                <w:sz w:val="20"/>
-                <w:szCs w:val="20"/>
-              </w:rPr>
-              <w:t xml:space="preserve"> </w:t>
-            </w:r>
           </w:p>
         </w:tc>
         <w:tc>
           <w:tcPr>
-            <w:tcW w:w="980" w:type="dxa"/>
+            <w:tcW w:w="913" w:type="dxa"/>
             <w:vAlign w:val="center"/>
           </w:tcPr>
           <w:p>
@@ -2589,29 +1998,26 @@
               <w:spacing w:after="0" w:line="360" w:lineRule="auto"/>
               <w:jc w:val="center"/>
               <w:rPr>
+                <w:sz w:val="20"/>
+                <w:szCs w:val="20"/>
+              </w:rPr>
+            </w:pPr>
+            <w:r>
+              <w:rPr>
                 <w:rFonts w:ascii="Aptos" w:hAnsi="Aptos"/>
                 <w:b/>
                 <w:color w:val="101820"/>
                 <w:sz w:val="20"/>
                 <w:szCs w:val="20"/>
               </w:rPr>
-            </w:pPr>
-            <w:r>
-              <w:rPr>
-                <w:rFonts w:ascii="Aptos" w:hAnsi="Aptos"/>
-                <w:b/>
-                <w:color w:val="101820"/>
-                <w:sz w:val="20"/>
-                <w:szCs w:val="20"/>
-              </w:rPr>
-              <w:t>MD</w:t>
+              <w:t>TD</w:t>
             </w:r>
           </w:p>
         </w:tc>
         <w:tc>
           <w:tcPr>
-            <w:tcW w:w="1100" w:type="dxa"/>
-            <w:vMerge w:val="restart"/>
+            <w:tcW w:w="1722" w:type="dxa"/>
+            <w:vMerge/>
             <w:vAlign w:val="center"/>
           </w:tcPr>
           <w:p>
@@ -2619,27 +2025,16 @@
               <w:spacing w:after="0" w:line="360" w:lineRule="auto"/>
               <w:jc w:val="center"/>
               <w:rPr>
-                <w:rFonts w:ascii="Aptos" w:hAnsi="Aptos"/>
-                <w:color w:val="101820"/>
                 <w:sz w:val="20"/>
                 <w:szCs w:val="20"/>
               </w:rPr>
             </w:pPr>
-            <w:r>
-              <w:rPr>
-                <w:rFonts w:ascii="Aptos" w:hAnsi="Aptos"/>
-                <w:color w:val="101820"/>
-                <w:sz w:val="20"/>
-                <w:szCs w:val="20"/>
-              </w:rPr>
-              <w:t>%</w:t>
-            </w:r>
           </w:p>
         </w:tc>
         <w:tc>
           <w:tcPr>
-            <w:tcW w:w="3926" w:type="dxa"/>
-            <w:gridSpan w:val="7"/>
+            <w:tcW w:w="3187" w:type="dxa"/>
+            <w:gridSpan w:val="2"/>
             <w:vAlign w:val="center"/>
           </w:tcPr>
           <w:p>
@@ -2647,8 +2042,6 @@
               <w:spacing w:after="0" w:line="360" w:lineRule="auto"/>
               <w:jc w:val="center"/>
               <w:rPr>
-                <w:rFonts w:ascii="Aptos" w:hAnsi="Aptos"/>
-                <w:color w:val="101820"/>
                 <w:sz w:val="20"/>
                 <w:szCs w:val="20"/>
               </w:rPr>
@@ -2660,35 +2053,40 @@
                 <w:sz w:val="20"/>
                 <w:szCs w:val="20"/>
               </w:rPr>
-              <w:t>≤</w:t>
-            </w:r>
-            <w:r>
-              <w:rPr>
-                <w:rFonts w:ascii="Aptos" w:hAnsi="Aptos"/>
-                <w:color w:val="101820"/>
-                <w:sz w:val="20"/>
-                <w:szCs w:val="20"/>
-              </w:rPr>
-              <w:t xml:space="preserve"> 5</w:t>
+              <w:t>6</w:t>
+            </w:r>
+            <w:r>
+              <w:rPr>
+                <w:rFonts w:ascii="Aptos" w:hAnsi="Aptos"/>
+                <w:color w:val="101820"/>
+                <w:sz w:val="20"/>
+                <w:szCs w:val="20"/>
+              </w:rPr>
+              <w:t>0</w:t>
             </w:r>
           </w:p>
         </w:tc>
         <w:tc>
           <w:tcPr>
-            <w:tcW w:w="1820" w:type="dxa"/>
+            <w:tcW w:w="2218" w:type="dxa"/>
+            <w:vAlign w:val="center"/>
           </w:tcPr>
           <w:p>
             <w:pPr>
               <w:spacing w:after="0" w:line="360" w:lineRule="auto"/>
               <w:rPr>
-                <w:rFonts w:ascii="Aptos" w:hAnsi="Aptos"/>
-                <w:color w:val="101820"/>
                 <w:sz w:val="20"/>
                 <w:szCs w:val="20"/>
               </w:rPr>
             </w:pPr>
             <w:r>
-              <w:t xml:space="preserve">BMS TT 0.2 </w:t>
+              <w:rPr>
+                <w:rFonts w:ascii="Aptos" w:hAnsi="Aptos"/>
+                <w:color w:val="101820"/>
+                <w:sz w:val="20"/>
+                <w:szCs w:val="20"/>
+              </w:rPr>
+              <w:t>ASTM D882</w:t>
             </w:r>
           </w:p>
         </w:tc>
@@ -2700,23 +2098,43 @@
         </w:trPr>
         <w:tc>
           <w:tcPr>
-            <w:tcW w:w="2631" w:type="dxa"/>
-            <w:vMerge/>
+            <w:tcW w:w="2417" w:type="dxa"/>
+            <w:vMerge w:val="restart"/>
             <w:vAlign w:val="center"/>
           </w:tcPr>
           <w:p>
             <w:pPr>
               <w:spacing w:after="0" w:line="360" w:lineRule="auto"/>
               <w:rPr>
+                <w:b/>
+                <w:bCs/>
                 <w:sz w:val="20"/>
                 <w:szCs w:val="20"/>
               </w:rPr>
             </w:pPr>
+            <w:r>
+              <w:rPr>
+                <w:b/>
+                <w:bCs/>
+                <w:sz w:val="20"/>
+                <w:szCs w:val="20"/>
+              </w:rPr>
+              <w:t>Thermal Shrinkage</w:t>
+            </w:r>
+            <w:r>
+              <w:rPr>
+                <w:b/>
+                <w:bCs/>
+                <w:sz w:val="20"/>
+                <w:szCs w:val="20"/>
+              </w:rPr>
+              <w:t xml:space="preserve"> </w:t>
+            </w:r>
           </w:p>
         </w:tc>
         <w:tc>
           <w:tcPr>
-            <w:tcW w:w="980" w:type="dxa"/>
+            <w:tcW w:w="913" w:type="dxa"/>
             <w:vAlign w:val="center"/>
           </w:tcPr>
           <w:p>
@@ -2739,14 +2157,14 @@
                 <w:sz w:val="20"/>
                 <w:szCs w:val="20"/>
               </w:rPr>
-              <w:t>TD</w:t>
+              <w:t>MD</w:t>
             </w:r>
           </w:p>
         </w:tc>
         <w:tc>
           <w:tcPr>
-            <w:tcW w:w="1100" w:type="dxa"/>
-            <w:vMerge/>
+            <w:tcW w:w="1722" w:type="dxa"/>
+            <w:vMerge w:val="restart"/>
             <w:vAlign w:val="center"/>
           </w:tcPr>
           <w:p>
@@ -2760,12 +2178,21 @@
                 <w:szCs w:val="20"/>
               </w:rPr>
             </w:pPr>
+            <w:r>
+              <w:rPr>
+                <w:rFonts w:ascii="Aptos" w:hAnsi="Aptos"/>
+                <w:color w:val="101820"/>
+                <w:sz w:val="20"/>
+                <w:szCs w:val="20"/>
+              </w:rPr>
+              <w:t>%</w:t>
+            </w:r>
           </w:p>
         </w:tc>
         <w:tc>
           <w:tcPr>
-            <w:tcW w:w="3926" w:type="dxa"/>
-            <w:gridSpan w:val="7"/>
+            <w:tcW w:w="3187" w:type="dxa"/>
+            <w:gridSpan w:val="2"/>
             <w:vAlign w:val="center"/>
           </w:tcPr>
           <w:p>
@@ -2795,13 +2222,13 @@
                 <w:sz w:val="20"/>
                 <w:szCs w:val="20"/>
               </w:rPr>
-              <w:t xml:space="preserve"> 3</w:t>
+              <w:t xml:space="preserve"> 5</w:t>
             </w:r>
           </w:p>
         </w:tc>
         <w:tc>
           <w:tcPr>
-            <w:tcW w:w="1820" w:type="dxa"/>
+            <w:tcW w:w="2218" w:type="dxa"/>
           </w:tcPr>
           <w:p>
             <w:pPr>
@@ -2814,7 +2241,7 @@
               </w:rPr>
             </w:pPr>
             <w:r>
-              <w:t xml:space="preserve">BMS TT 0.2 </w:t>
+              <w:t>Noda-Plast Method</w:t>
             </w:r>
           </w:p>
         </w:tc>
@@ -2826,17 +2253,80 @@
         </w:trPr>
         <w:tc>
           <w:tcPr>
-            <w:tcW w:w="3611" w:type="dxa"/>
+            <w:tcW w:w="2417" w:type="dxa"/>
+            <w:vMerge/>
+            <w:vAlign w:val="center"/>
+          </w:tcPr>
+          <w:p>
+            <w:pPr>
+              <w:spacing w:after="0" w:line="360" w:lineRule="auto"/>
+              <w:rPr>
+                <w:sz w:val="20"/>
+                <w:szCs w:val="20"/>
+              </w:rPr>
+            </w:pPr>
+          </w:p>
+        </w:tc>
+        <w:tc>
+          <w:tcPr>
+            <w:tcW w:w="913" w:type="dxa"/>
+            <w:vAlign w:val="center"/>
+          </w:tcPr>
+          <w:p>
+            <w:pPr>
+              <w:spacing w:after="0" w:line="360" w:lineRule="auto"/>
+              <w:jc w:val="center"/>
+              <w:rPr>
+                <w:rFonts w:ascii="Aptos" w:hAnsi="Aptos"/>
+                <w:b/>
+                <w:color w:val="101820"/>
+                <w:sz w:val="20"/>
+                <w:szCs w:val="20"/>
+              </w:rPr>
+            </w:pPr>
+            <w:r>
+              <w:rPr>
+                <w:rFonts w:ascii="Aptos" w:hAnsi="Aptos"/>
+                <w:b/>
+                <w:color w:val="101820"/>
+                <w:sz w:val="20"/>
+                <w:szCs w:val="20"/>
+              </w:rPr>
+              <w:t>TD</w:t>
+            </w:r>
+          </w:p>
+        </w:tc>
+        <w:tc>
+          <w:tcPr>
+            <w:tcW w:w="1722" w:type="dxa"/>
+            <w:vMerge/>
+            <w:vAlign w:val="center"/>
+          </w:tcPr>
+          <w:p>
+            <w:pPr>
+              <w:spacing w:after="0" w:line="360" w:lineRule="auto"/>
+              <w:jc w:val="center"/>
+              <w:rPr>
+                <w:rFonts w:ascii="Aptos" w:hAnsi="Aptos"/>
+                <w:color w:val="101820"/>
+                <w:sz w:val="20"/>
+                <w:szCs w:val="20"/>
+              </w:rPr>
+            </w:pPr>
+          </w:p>
+        </w:tc>
+        <w:tc>
+          <w:tcPr>
+            <w:tcW w:w="3187" w:type="dxa"/>
             <w:gridSpan w:val="2"/>
             <w:vAlign w:val="center"/>
           </w:tcPr>
           <w:p>
             <w:pPr>
               <w:spacing w:after="0" w:line="360" w:lineRule="auto"/>
-              <w:rPr>
-                <w:rFonts w:ascii="Aptos" w:hAnsi="Aptos"/>
-                <w:b/>
-                <w:bCs/>
+              <w:jc w:val="center"/>
+              <w:rPr>
+                <w:rFonts w:ascii="Aptos" w:hAnsi="Aptos"/>
                 <w:color w:val="101820"/>
                 <w:sz w:val="20"/>
                 <w:szCs w:val="20"/>
@@ -2844,24 +2334,31 @@
             </w:pPr>
             <w:r>
               <w:rPr>
-                <w:b/>
-                <w:bCs/>
-                <w:sz w:val="20"/>
-                <w:szCs w:val="20"/>
-              </w:rPr>
-              <w:t>Heat Seal Range (U-U)</w:t>
+                <w:rFonts w:ascii="Aptos" w:hAnsi="Aptos"/>
+                <w:color w:val="101820"/>
+                <w:sz w:val="20"/>
+                <w:szCs w:val="20"/>
+              </w:rPr>
+              <w:t>≤</w:t>
+            </w:r>
+            <w:r>
+              <w:rPr>
+                <w:rFonts w:ascii="Aptos" w:hAnsi="Aptos"/>
+                <w:color w:val="101820"/>
+                <w:sz w:val="20"/>
+                <w:szCs w:val="20"/>
+              </w:rPr>
+              <w:t xml:space="preserve"> 3</w:t>
             </w:r>
           </w:p>
         </w:tc>
         <w:tc>
           <w:tcPr>
-            <w:tcW w:w="1100" w:type="dxa"/>
-            <w:vAlign w:val="center"/>
+            <w:tcW w:w="2218" w:type="dxa"/>
           </w:tcPr>
           <w:p>
             <w:pPr>
               <w:spacing w:after="0" w:line="360" w:lineRule="auto"/>
-              <w:jc w:val="center"/>
               <w:rPr>
                 <w:rFonts w:ascii="Aptos" w:hAnsi="Aptos"/>
                 <w:color w:val="101820"/>
@@ -2870,67 +2367,7 @@
               </w:rPr>
             </w:pPr>
             <w:r>
-              <w:rPr>
-                <w:rFonts w:ascii="Aptos" w:hAnsi="Aptos"/>
-                <w:color w:val="101820"/>
-                <w:sz w:val="20"/>
-                <w:szCs w:val="20"/>
-              </w:rPr>
-              <w:t>°C</w:t>
-            </w:r>
-          </w:p>
-        </w:tc>
-        <w:tc>
-          <w:tcPr>
-            <w:tcW w:w="3926" w:type="dxa"/>
-            <w:gridSpan w:val="7"/>
-            <w:vAlign w:val="center"/>
-          </w:tcPr>
-          <w:p>
-            <w:pPr>
-              <w:spacing w:after="0" w:line="360" w:lineRule="auto"/>
-              <w:jc w:val="center"/>
-              <w:rPr>
-                <w:rFonts w:ascii="Aptos" w:hAnsi="Aptos"/>
-                <w:color w:val="101820"/>
-                <w:sz w:val="20"/>
-                <w:szCs w:val="20"/>
-              </w:rPr>
-            </w:pPr>
-            <w:r>
-              <w:rPr>
-                <w:rFonts w:ascii="Aptos" w:hAnsi="Aptos"/>
-                <w:color w:val="101820"/>
-                <w:sz w:val="20"/>
-                <w:szCs w:val="20"/>
-              </w:rPr>
-              <w:t>105-140</w:t>
-            </w:r>
-          </w:p>
-        </w:tc>
-        <w:tc>
-          <w:tcPr>
-            <w:tcW w:w="1820" w:type="dxa"/>
-            <w:vAlign w:val="center"/>
-          </w:tcPr>
-          <w:p>
-            <w:pPr>
-              <w:spacing w:after="0" w:line="360" w:lineRule="auto"/>
-              <w:rPr>
-                <w:rFonts w:ascii="Aptos" w:hAnsi="Aptos"/>
-                <w:color w:val="101820"/>
-                <w:sz w:val="20"/>
-                <w:szCs w:val="20"/>
-              </w:rPr>
-            </w:pPr>
-            <w:r>
-              <w:rPr>
-                <w:rFonts w:ascii="Aptos" w:hAnsi="Aptos"/>
-                <w:color w:val="101820"/>
-                <w:sz w:val="20"/>
-                <w:szCs w:val="20"/>
-              </w:rPr>
-              <w:t>NODA PLAST Lab</w:t>
+              <w:t>Noda-Plast Method</w:t>
             </w:r>
           </w:p>
         </w:tc>
@@ -3296,6 +2733,120 @@
     </w:lvl>
   </w:abstractNum>
   <w:abstractNum w:abstractNumId="1" w15:restartNumberingAfterBreak="0">
+    <w:nsid w:val="194D52DA"/>
+    <w:multiLevelType w:val="hybridMultilevel"/>
+    <w:tmpl w:val="38906CDE"/>
+    <w:lvl w:ilvl="0" w:tplc="DBB09BAC">
+      <w:start w:val="1"/>
+      <w:numFmt w:val="bullet"/>
+      <w:lvlText w:val=""/>
+      <w:lvlJc w:val="left"/>
+      <w:pPr>
+        <w:ind w:left="720" w:hanging="360"/>
+      </w:pPr>
+      <w:rPr>
+        <w:rFonts w:ascii="Symbol" w:hAnsi="Symbol" w:hint="default"/>
+        <w:color w:val="auto"/>
+      </w:rPr>
+    </w:lvl>
+    <w:lvl w:ilvl="1" w:tplc="10000003" w:tentative="1">
+      <w:start w:val="1"/>
+      <w:numFmt w:val="bullet"/>
+      <w:lvlText w:val="o"/>
+      <w:lvlJc w:val="left"/>
+      <w:pPr>
+        <w:ind w:left="1440" w:hanging="360"/>
+      </w:pPr>
+      <w:rPr>
+        <w:rFonts w:ascii="Courier New" w:hAnsi="Courier New" w:cs="Courier New" w:hint="default"/>
+      </w:rPr>
+    </w:lvl>
+    <w:lvl w:ilvl="2" w:tplc="10000005" w:tentative="1">
+      <w:start w:val="1"/>
+      <w:numFmt w:val="bullet"/>
+      <w:lvlText w:val=""/>
+      <w:lvlJc w:val="left"/>
+      <w:pPr>
+        <w:ind w:left="2160" w:hanging="360"/>
+      </w:pPr>
+      <w:rPr>
+        <w:rFonts w:ascii="Wingdings" w:hAnsi="Wingdings" w:hint="default"/>
+      </w:rPr>
+    </w:lvl>
+    <w:lvl w:ilvl="3" w:tplc="10000001" w:tentative="1">
+      <w:start w:val="1"/>
+      <w:numFmt w:val="bullet"/>
+      <w:lvlText w:val=""/>
+      <w:lvlJc w:val="left"/>
+      <w:pPr>
+        <w:ind w:left="2880" w:hanging="360"/>
+      </w:pPr>
+      <w:rPr>
+        <w:rFonts w:ascii="Symbol" w:hAnsi="Symbol" w:hint="default"/>
+      </w:rPr>
+    </w:lvl>
+    <w:lvl w:ilvl="4" w:tplc="10000003" w:tentative="1">
+      <w:start w:val="1"/>
+      <w:numFmt w:val="bullet"/>
+      <w:lvlText w:val="o"/>
+      <w:lvlJc w:val="left"/>
+      <w:pPr>
+        <w:ind w:left="3600" w:hanging="360"/>
+      </w:pPr>
+      <w:rPr>
+        <w:rFonts w:ascii="Courier New" w:hAnsi="Courier New" w:cs="Courier New" w:hint="default"/>
+      </w:rPr>
+    </w:lvl>
+    <w:lvl w:ilvl="5" w:tplc="10000005" w:tentative="1">
+      <w:start w:val="1"/>
+      <w:numFmt w:val="bullet"/>
+      <w:lvlText w:val=""/>
+      <w:lvlJc w:val="left"/>
+      <w:pPr>
+        <w:ind w:left="4320" w:hanging="360"/>
+      </w:pPr>
+      <w:rPr>
+        <w:rFonts w:ascii="Wingdings" w:hAnsi="Wingdings" w:hint="default"/>
+      </w:rPr>
+    </w:lvl>
+    <w:lvl w:ilvl="6" w:tplc="10000001" w:tentative="1">
+      <w:start w:val="1"/>
+      <w:numFmt w:val="bullet"/>
+      <w:lvlText w:val=""/>
+      <w:lvlJc w:val="left"/>
+      <w:pPr>
+        <w:ind w:left="5040" w:hanging="360"/>
+      </w:pPr>
+      <w:rPr>
+        <w:rFonts w:ascii="Symbol" w:hAnsi="Symbol" w:hint="default"/>
+      </w:rPr>
+    </w:lvl>
+    <w:lvl w:ilvl="7" w:tplc="10000003" w:tentative="1">
+      <w:start w:val="1"/>
+      <w:numFmt w:val="bullet"/>
+      <w:lvlText w:val="o"/>
+      <w:lvlJc w:val="left"/>
+      <w:pPr>
+        <w:ind w:left="5760" w:hanging="360"/>
+      </w:pPr>
+      <w:rPr>
+        <w:rFonts w:ascii="Courier New" w:hAnsi="Courier New" w:cs="Courier New" w:hint="default"/>
+      </w:rPr>
+    </w:lvl>
+    <w:lvl w:ilvl="8" w:tplc="10000005" w:tentative="1">
+      <w:start w:val="1"/>
+      <w:numFmt w:val="bullet"/>
+      <w:lvlText w:val=""/>
+      <w:lvlJc w:val="left"/>
+      <w:pPr>
+        <w:ind w:left="6480" w:hanging="360"/>
+      </w:pPr>
+      <w:rPr>
+        <w:rFonts w:ascii="Wingdings" w:hAnsi="Wingdings" w:hint="default"/>
+      </w:rPr>
+    </w:lvl>
+  </w:abstractNum>
+  <w:abstractNum w:abstractNumId="2" w15:restartNumberingAfterBreak="0">
     <w:nsid w:val="1BFB1FF1"/>
     <w:multiLevelType w:val="hybridMultilevel"/>
     <w:tmpl w:val="22265CDC"/>
@@ -3408,7 +2959,7 @@
       </w:rPr>
     </w:lvl>
   </w:abstractNum>
-  <w:abstractNum w:abstractNumId="2" w15:restartNumberingAfterBreak="0">
+  <w:abstractNum w:abstractNumId="3" w15:restartNumberingAfterBreak="0">
     <w:nsid w:val="1C040D72"/>
     <w:multiLevelType w:val="hybridMultilevel"/>
     <w:tmpl w:val="FABA3C32"/>
@@ -3520,7 +3071,7 @@
       </w:rPr>
     </w:lvl>
   </w:abstractNum>
-  <w:abstractNum w:abstractNumId="3" w15:restartNumberingAfterBreak="0">
+  <w:abstractNum w:abstractNumId="4" w15:restartNumberingAfterBreak="0">
     <w:nsid w:val="1F762EDA"/>
     <w:multiLevelType w:val="hybridMultilevel"/>
     <w:tmpl w:val="471EC2F4"/>
@@ -3633,7 +3184,7 @@
       </w:rPr>
     </w:lvl>
   </w:abstractNum>
-  <w:abstractNum w:abstractNumId="4" w15:restartNumberingAfterBreak="0">
+  <w:abstractNum w:abstractNumId="5" w15:restartNumberingAfterBreak="0">
     <w:nsid w:val="28E17828"/>
     <w:multiLevelType w:val="hybridMultilevel"/>
     <w:tmpl w:val="F27AE2A0"/>
@@ -3745,7 +3296,7 @@
       </w:rPr>
     </w:lvl>
   </w:abstractNum>
-  <w:abstractNum w:abstractNumId="5" w15:restartNumberingAfterBreak="0">
+  <w:abstractNum w:abstractNumId="6" w15:restartNumberingAfterBreak="0">
     <w:nsid w:val="2C271E88"/>
     <w:multiLevelType w:val="hybridMultilevel"/>
     <w:tmpl w:val="E190013E"/>
@@ -3858,7 +3409,7 @@
       </w:rPr>
     </w:lvl>
   </w:abstractNum>
-  <w:abstractNum w:abstractNumId="6" w15:restartNumberingAfterBreak="0">
+  <w:abstractNum w:abstractNumId="7" w15:restartNumberingAfterBreak="0">
     <w:nsid w:val="313F0591"/>
     <w:multiLevelType w:val="hybridMultilevel"/>
     <w:tmpl w:val="DD7EEFBA"/>
@@ -3971,7 +3522,7 @@
       </w:rPr>
     </w:lvl>
   </w:abstractNum>
-  <w:abstractNum w:abstractNumId="7" w15:restartNumberingAfterBreak="0">
+  <w:abstractNum w:abstractNumId="8" w15:restartNumberingAfterBreak="0">
     <w:nsid w:val="3536148C"/>
     <w:multiLevelType w:val="hybridMultilevel"/>
     <w:tmpl w:val="37BC922E"/>
@@ -4083,7 +3634,7 @@
       </w:rPr>
     </w:lvl>
   </w:abstractNum>
-  <w:abstractNum w:abstractNumId="8" w15:restartNumberingAfterBreak="0">
+  <w:abstractNum w:abstractNumId="9" w15:restartNumberingAfterBreak="0">
     <w:nsid w:val="3BD518A2"/>
     <w:multiLevelType w:val="hybridMultilevel"/>
     <w:tmpl w:val="723CED92"/>
@@ -4196,7 +3747,7 @@
       </w:rPr>
     </w:lvl>
   </w:abstractNum>
-  <w:abstractNum w:abstractNumId="9" w15:restartNumberingAfterBreak="0">
+  <w:abstractNum w:abstractNumId="10" w15:restartNumberingAfterBreak="0">
     <w:nsid w:val="4108168A"/>
     <w:multiLevelType w:val="hybridMultilevel"/>
     <w:tmpl w:val="763AF57C"/>
@@ -4308,7 +3859,121 @@
       </w:rPr>
     </w:lvl>
   </w:abstractNum>
-  <w:abstractNum w:abstractNumId="10" w15:restartNumberingAfterBreak="0">
+  <w:abstractNum w:abstractNumId="11" w15:restartNumberingAfterBreak="0">
+    <w:nsid w:val="442F0F78"/>
+    <w:multiLevelType w:val="hybridMultilevel"/>
+    <w:tmpl w:val="350C596E"/>
+    <w:lvl w:ilvl="0" w:tplc="DBB09BAC">
+      <w:start w:val="1"/>
+      <w:numFmt w:val="bullet"/>
+      <w:lvlText w:val=""/>
+      <w:lvlJc w:val="left"/>
+      <w:pPr>
+        <w:ind w:left="720" w:hanging="360"/>
+      </w:pPr>
+      <w:rPr>
+        <w:rFonts w:ascii="Symbol" w:hAnsi="Symbol" w:hint="default"/>
+        <w:color w:val="auto"/>
+      </w:rPr>
+    </w:lvl>
+    <w:lvl w:ilvl="1" w:tplc="10000003" w:tentative="1">
+      <w:start w:val="1"/>
+      <w:numFmt w:val="bullet"/>
+      <w:lvlText w:val="o"/>
+      <w:lvlJc w:val="left"/>
+      <w:pPr>
+        <w:ind w:left="1440" w:hanging="360"/>
+      </w:pPr>
+      <w:rPr>
+        <w:rFonts w:ascii="Courier New" w:hAnsi="Courier New" w:cs="Courier New" w:hint="default"/>
+      </w:rPr>
+    </w:lvl>
+    <w:lvl w:ilvl="2" w:tplc="10000005" w:tentative="1">
+      <w:start w:val="1"/>
+      <w:numFmt w:val="bullet"/>
+      <w:lvlText w:val=""/>
+      <w:lvlJc w:val="left"/>
+      <w:pPr>
+        <w:ind w:left="2160" w:hanging="360"/>
+      </w:pPr>
+      <w:rPr>
+        <w:rFonts w:ascii="Wingdings" w:hAnsi="Wingdings" w:hint="default"/>
+      </w:rPr>
+    </w:lvl>
+    <w:lvl w:ilvl="3" w:tplc="10000001" w:tentative="1">
+      <w:start w:val="1"/>
+      <w:numFmt w:val="bullet"/>
+      <w:lvlText w:val=""/>
+      <w:lvlJc w:val="left"/>
+      <w:pPr>
+        <w:ind w:left="2880" w:hanging="360"/>
+      </w:pPr>
+      <w:rPr>
+        <w:rFonts w:ascii="Symbol" w:hAnsi="Symbol" w:hint="default"/>
+      </w:rPr>
+    </w:lvl>
+    <w:lvl w:ilvl="4" w:tplc="10000003" w:tentative="1">
+      <w:start w:val="1"/>
+      <w:numFmt w:val="bullet"/>
+      <w:lvlText w:val="o"/>
+      <w:lvlJc w:val="left"/>
+      <w:pPr>
+        <w:ind w:left="3600" w:hanging="360"/>
+      </w:pPr>
+      <w:rPr>
+        <w:rFonts w:ascii="Courier New" w:hAnsi="Courier New" w:cs="Courier New" w:hint="default"/>
+      </w:rPr>
+    </w:lvl>
+    <w:lvl w:ilvl="5" w:tplc="10000005" w:tentative="1">
+      <w:start w:val="1"/>
+      <w:numFmt w:val="bullet"/>
+      <w:lvlText w:val=""/>
+      <w:lvlJc w:val="left"/>
+      <w:pPr>
+        <w:ind w:left="4320" w:hanging="360"/>
+      </w:pPr>
+      <w:rPr>
+        <w:rFonts w:ascii="Wingdings" w:hAnsi="Wingdings" w:hint="default"/>
+      </w:rPr>
+    </w:lvl>
+    <w:lvl w:ilvl="6" w:tplc="10000001" w:tentative="1">
+      <w:start w:val="1"/>
+      <w:numFmt w:val="bullet"/>
+      <w:lvlText w:val=""/>
+      <w:lvlJc w:val="left"/>
+      <w:pPr>
+        <w:ind w:left="5040" w:hanging="360"/>
+      </w:pPr>
+      <w:rPr>
+        <w:rFonts w:ascii="Symbol" w:hAnsi="Symbol" w:hint="default"/>
+      </w:rPr>
+    </w:lvl>
+    <w:lvl w:ilvl="7" w:tplc="10000003" w:tentative="1">
+      <w:start w:val="1"/>
+      <w:numFmt w:val="bullet"/>
+      <w:lvlText w:val="o"/>
+      <w:lvlJc w:val="left"/>
+      <w:pPr>
+        <w:ind w:left="5760" w:hanging="360"/>
+      </w:pPr>
+      <w:rPr>
+        <w:rFonts w:ascii="Courier New" w:hAnsi="Courier New" w:cs="Courier New" w:hint="default"/>
+      </w:rPr>
+    </w:lvl>
+    <w:lvl w:ilvl="8" w:tplc="10000005" w:tentative="1">
+      <w:start w:val="1"/>
+      <w:numFmt w:val="bullet"/>
+      <w:lvlText w:val=""/>
+      <w:lvlJc w:val="left"/>
+      <w:pPr>
+        <w:ind w:left="6480" w:hanging="360"/>
+      </w:pPr>
+      <w:rPr>
+        <w:rFonts w:ascii="Wingdings" w:hAnsi="Wingdings" w:hint="default"/>
+      </w:rPr>
+    </w:lvl>
+  </w:abstractNum>
+  <w:abstractNum w:abstractNumId="12" w15:restartNumberingAfterBreak="0">
     <w:nsid w:val="458B27F5"/>
     <w:multiLevelType w:val="hybridMultilevel"/>
     <w:tmpl w:val="86109318"/>
@@ -4420,7 +4085,120 @@
       </w:rPr>
     </w:lvl>
   </w:abstractNum>
-  <w:abstractNum w:abstractNumId="11" w15:restartNumberingAfterBreak="0">
+  <w:abstractNum w:abstractNumId="13" w15:restartNumberingAfterBreak="0">
+    <w:nsid w:val="46160882"/>
+    <w:multiLevelType w:val="hybridMultilevel"/>
+    <w:tmpl w:val="B0146768"/>
+    <w:lvl w:ilvl="0" w:tplc="5A76B790">
+      <w:start w:val="16"/>
+      <w:numFmt w:val="bullet"/>
+      <w:lvlText w:val=""/>
+      <w:lvlJc w:val="left"/>
+      <w:pPr>
+        <w:ind w:left="720" w:hanging="360"/>
+      </w:pPr>
+      <w:rPr>
+        <w:rFonts w:ascii="Wingdings" w:eastAsiaTheme="minorEastAsia" w:hAnsi="Wingdings" w:cstheme="minorBidi" w:hint="default"/>
+      </w:rPr>
+    </w:lvl>
+    <w:lvl w:ilvl="1" w:tplc="10000003" w:tentative="1">
+      <w:start w:val="1"/>
+      <w:numFmt w:val="bullet"/>
+      <w:lvlText w:val="o"/>
+      <w:lvlJc w:val="left"/>
+      <w:pPr>
+        <w:ind w:left="1440" w:hanging="360"/>
+      </w:pPr>
+      <w:rPr>
+        <w:rFonts w:ascii="Courier New" w:hAnsi="Courier New" w:cs="Courier New" w:hint="default"/>
+      </w:rPr>
+    </w:lvl>
+    <w:lvl w:ilvl="2" w:tplc="10000005" w:tentative="1">
+      <w:start w:val="1"/>
+      <w:numFmt w:val="bullet"/>
+      <w:lvlText w:val=""/>
+      <w:lvlJc w:val="left"/>
+      <w:pPr>
+        <w:ind w:left="2160" w:hanging="360"/>
+      </w:pPr>
+      <w:rPr>
+        <w:rFonts w:ascii="Wingdings" w:hAnsi="Wingdings" w:hint="default"/>
+      </w:rPr>
+    </w:lvl>
+    <w:lvl w:ilvl="3" w:tplc="10000001" w:tentative="1">
+      <w:start w:val="1"/>
+      <w:numFmt w:val="bullet"/>
+      <w:lvlText w:val=""/>
+      <w:lvlJc w:val="left"/>
+      <w:pPr>
+        <w:ind w:left="2880" w:hanging="360"/>
+      </w:pPr>
+      <w:rPr>
+        <w:rFonts w:ascii="Symbol" w:hAnsi="Symbol" w:hint="default"/>
+      </w:rPr>
+    </w:lvl>
+    <w:lvl w:ilvl="4" w:tplc="10000003" w:tentative="1">
+      <w:start w:val="1"/>
+      <w:numFmt w:val="bullet"/>
+      <w:lvlText w:val="o"/>
+      <w:lvlJc w:val="left"/>
+      <w:pPr>
+        <w:ind w:left="3600" w:hanging="360"/>
+      </w:pPr>
+      <w:rPr>
+        <w:rFonts w:ascii="Courier New" w:hAnsi="Courier New" w:cs="Courier New" w:hint="default"/>
+      </w:rPr>
+    </w:lvl>
+    <w:lvl w:ilvl="5" w:tplc="10000005" w:tentative="1">
+      <w:start w:val="1"/>
+      <w:numFmt w:val="bullet"/>
+      <w:lvlText w:val=""/>
+      <w:lvlJc w:val="left"/>
+      <w:pPr>
+        <w:ind w:left="4320" w:hanging="360"/>
+      </w:pPr>
+      <w:rPr>
+        <w:rFonts w:ascii="Wingdings" w:hAnsi="Wingdings" w:hint="default"/>
+      </w:rPr>
+    </w:lvl>
+    <w:lvl w:ilvl="6" w:tplc="10000001" w:tentative="1">
+      <w:start w:val="1"/>
+      <w:numFmt w:val="bullet"/>
+      <w:lvlText w:val=""/>
+      <w:lvlJc w:val="left"/>
+      <w:pPr>
+        <w:ind w:left="5040" w:hanging="360"/>
+      </w:pPr>
+      <w:rPr>
+        <w:rFonts w:ascii="Symbol" w:hAnsi="Symbol" w:hint="default"/>
+      </w:rPr>
+    </w:lvl>
+    <w:lvl w:ilvl="7" w:tplc="10000003" w:tentative="1">
+      <w:start w:val="1"/>
+      <w:numFmt w:val="bullet"/>
+      <w:lvlText w:val="o"/>
+      <w:lvlJc w:val="left"/>
+      <w:pPr>
+        <w:ind w:left="5760" w:hanging="360"/>
+      </w:pPr>
+      <w:rPr>
+        <w:rFonts w:ascii="Courier New" w:hAnsi="Courier New" w:cs="Courier New" w:hint="default"/>
+      </w:rPr>
+    </w:lvl>
+    <w:lvl w:ilvl="8" w:tplc="10000005" w:tentative="1">
+      <w:start w:val="1"/>
+      <w:numFmt w:val="bullet"/>
+      <w:lvlText w:val=""/>
+      <w:lvlJc w:val="left"/>
+      <w:pPr>
+        <w:ind w:left="6480" w:hanging="360"/>
+      </w:pPr>
+      <w:rPr>
+        <w:rFonts w:ascii="Wingdings" w:hAnsi="Wingdings" w:hint="default"/>
+      </w:rPr>
+    </w:lvl>
+  </w:abstractNum>
+  <w:abstractNum w:abstractNumId="14" w15:restartNumberingAfterBreak="0">
     <w:nsid w:val="49173AC4"/>
     <w:multiLevelType w:val="hybridMultilevel"/>
     <w:tmpl w:val="704EDBCC"/>
@@ -4533,7 +4311,119 @@
       </w:rPr>
     </w:lvl>
   </w:abstractNum>
-  <w:abstractNum w:abstractNumId="12" w15:restartNumberingAfterBreak="0">
+  <w:abstractNum w:abstractNumId="15" w15:restartNumberingAfterBreak="0">
+    <w:nsid w:val="4A4F04E5"/>
+    <w:multiLevelType w:val="hybridMultilevel"/>
+    <w:tmpl w:val="35822288"/>
+    <w:lvl w:ilvl="0" w:tplc="DA101D38">
+      <w:numFmt w:val="bullet"/>
+      <w:lvlText w:val=""/>
+      <w:lvlJc w:val="left"/>
+      <w:pPr>
+        <w:ind w:left="720" w:hanging="360"/>
+      </w:pPr>
+      <w:rPr>
+        <w:rFonts w:ascii="Wingdings" w:eastAsiaTheme="minorEastAsia" w:hAnsi="Wingdings" w:cstheme="minorBidi" w:hint="default"/>
+      </w:rPr>
+    </w:lvl>
+    <w:lvl w:ilvl="1" w:tplc="10000003" w:tentative="1">
+      <w:start w:val="1"/>
+      <w:numFmt w:val="bullet"/>
+      <w:lvlText w:val="o"/>
+      <w:lvlJc w:val="left"/>
+      <w:pPr>
+        <w:ind w:left="1440" w:hanging="360"/>
+      </w:pPr>
+      <w:rPr>
+        <w:rFonts w:ascii="Courier New" w:hAnsi="Courier New" w:cs="Courier New" w:hint="default"/>
+      </w:rPr>
+    </w:lvl>
+    <w:lvl w:ilvl="2" w:tplc="10000005" w:tentative="1">
+      <w:start w:val="1"/>
+      <w:numFmt w:val="bullet"/>
+      <w:lvlText w:val=""/>
+      <w:lvlJc w:val="left"/>
+      <w:pPr>
+        <w:ind w:left="2160" w:hanging="360"/>
+      </w:pPr>
+      <w:rPr>
+        <w:rFonts w:ascii="Wingdings" w:hAnsi="Wingdings" w:hint="default"/>
+      </w:rPr>
+    </w:lvl>
+    <w:lvl w:ilvl="3" w:tplc="10000001" w:tentative="1">
+      <w:start w:val="1"/>
+      <w:numFmt w:val="bullet"/>
+      <w:lvlText w:val=""/>
+      <w:lvlJc w:val="left"/>
+      <w:pPr>
+        <w:ind w:left="2880" w:hanging="360"/>
+      </w:pPr>
+      <w:rPr>
+        <w:rFonts w:ascii="Symbol" w:hAnsi="Symbol" w:hint="default"/>
+      </w:rPr>
+    </w:lvl>
+    <w:lvl w:ilvl="4" w:tplc="10000003" w:tentative="1">
+      <w:start w:val="1"/>
+      <w:numFmt w:val="bullet"/>
+      <w:lvlText w:val="o"/>
+      <w:lvlJc w:val="left"/>
+      <w:pPr>
+        <w:ind w:left="3600" w:hanging="360"/>
+      </w:pPr>
+      <w:rPr>
+        <w:rFonts w:ascii="Courier New" w:hAnsi="Courier New" w:cs="Courier New" w:hint="default"/>
+      </w:rPr>
+    </w:lvl>
+    <w:lvl w:ilvl="5" w:tplc="10000005" w:tentative="1">
+      <w:start w:val="1"/>
+      <w:numFmt w:val="bullet"/>
+      <w:lvlText w:val=""/>
+      <w:lvlJc w:val="left"/>
+      <w:pPr>
+        <w:ind w:left="4320" w:hanging="360"/>
+      </w:pPr>
+      <w:rPr>
+        <w:rFonts w:ascii="Wingdings" w:hAnsi="Wingdings" w:hint="default"/>
+      </w:rPr>
+    </w:lvl>
+    <w:lvl w:ilvl="6" w:tplc="10000001" w:tentative="1">
+      <w:start w:val="1"/>
+      <w:numFmt w:val="bullet"/>
+      <w:lvlText w:val=""/>
+      <w:lvlJc w:val="left"/>
+      <w:pPr>
+        <w:ind w:left="5040" w:hanging="360"/>
+      </w:pPr>
+      <w:rPr>
+        <w:rFonts w:ascii="Symbol" w:hAnsi="Symbol" w:hint="default"/>
+      </w:rPr>
+    </w:lvl>
+    <w:lvl w:ilvl="7" w:tplc="10000003" w:tentative="1">
+      <w:start w:val="1"/>
+      <w:numFmt w:val="bullet"/>
+      <w:lvlText w:val="o"/>
+      <w:lvlJc w:val="left"/>
+      <w:pPr>
+        <w:ind w:left="5760" w:hanging="360"/>
+      </w:pPr>
+      <w:rPr>
+        <w:rFonts w:ascii="Courier New" w:hAnsi="Courier New" w:cs="Courier New" w:hint="default"/>
+      </w:rPr>
+    </w:lvl>
+    <w:lvl w:ilvl="8" w:tplc="10000005" w:tentative="1">
+      <w:start w:val="1"/>
+      <w:numFmt w:val="bullet"/>
+      <w:lvlText w:val=""/>
+      <w:lvlJc w:val="left"/>
+      <w:pPr>
+        <w:ind w:left="6480" w:hanging="360"/>
+      </w:pPr>
+      <w:rPr>
+        <w:rFonts w:ascii="Wingdings" w:hAnsi="Wingdings" w:hint="default"/>
+      </w:rPr>
+    </w:lvl>
+  </w:abstractNum>
+  <w:abstractNum w:abstractNumId="16" w15:restartNumberingAfterBreak="0">
     <w:nsid w:val="4D0035EC"/>
     <w:multiLevelType w:val="hybridMultilevel"/>
     <w:tmpl w:val="D1D695A4"/>
@@ -4646,7 +4536,7 @@
       </w:rPr>
     </w:lvl>
   </w:abstractNum>
-  <w:abstractNum w:abstractNumId="13" w15:restartNumberingAfterBreak="0">
+  <w:abstractNum w:abstractNumId="17" w15:restartNumberingAfterBreak="0">
     <w:nsid w:val="4D0F7A82"/>
     <w:multiLevelType w:val="hybridMultilevel"/>
     <w:tmpl w:val="5A1688D8"/>
@@ -4759,7 +4649,7 @@
       </w:rPr>
     </w:lvl>
   </w:abstractNum>
-  <w:abstractNum w:abstractNumId="14" w15:restartNumberingAfterBreak="0">
+  <w:abstractNum w:abstractNumId="18" w15:restartNumberingAfterBreak="0">
     <w:nsid w:val="4E4C04F2"/>
     <w:multiLevelType w:val="hybridMultilevel"/>
     <w:tmpl w:val="E36678B8"/>
@@ -4872,7 +4762,7 @@
       </w:rPr>
     </w:lvl>
   </w:abstractNum>
-  <w:abstractNum w:abstractNumId="15" w15:restartNumberingAfterBreak="0">
+  <w:abstractNum w:abstractNumId="19" w15:restartNumberingAfterBreak="0">
     <w:nsid w:val="4EF12CC1"/>
     <w:multiLevelType w:val="hybridMultilevel"/>
     <w:tmpl w:val="5FB65700"/>
@@ -4985,7 +4875,7 @@
       </w:rPr>
     </w:lvl>
   </w:abstractNum>
-  <w:abstractNum w:abstractNumId="16" w15:restartNumberingAfterBreak="0">
+  <w:abstractNum w:abstractNumId="20" w15:restartNumberingAfterBreak="0">
     <w:nsid w:val="51626A06"/>
     <w:multiLevelType w:val="hybridMultilevel"/>
     <w:tmpl w:val="25FCAD38"/>
@@ -5098,7 +4988,7 @@
       </w:rPr>
     </w:lvl>
   </w:abstractNum>
-  <w:abstractNum w:abstractNumId="17" w15:restartNumberingAfterBreak="0">
+  <w:abstractNum w:abstractNumId="21" w15:restartNumberingAfterBreak="0">
     <w:nsid w:val="64281AA5"/>
     <w:multiLevelType w:val="hybridMultilevel"/>
     <w:tmpl w:val="A4A60B9C"/>
@@ -5211,7 +5101,7 @@
       </w:rPr>
     </w:lvl>
   </w:abstractNum>
-  <w:abstractNum w:abstractNumId="18" w15:restartNumberingAfterBreak="0">
+  <w:abstractNum w:abstractNumId="22" w15:restartNumberingAfterBreak="0">
     <w:nsid w:val="6D116A99"/>
     <w:multiLevelType w:val="hybridMultilevel"/>
     <w:tmpl w:val="83749F64"/>
@@ -5324,7 +5214,7 @@
       </w:rPr>
     </w:lvl>
   </w:abstractNum>
-  <w:abstractNum w:abstractNumId="19" w15:restartNumberingAfterBreak="0">
+  <w:abstractNum w:abstractNumId="23" w15:restartNumberingAfterBreak="0">
     <w:nsid w:val="726E24C0"/>
     <w:multiLevelType w:val="hybridMultilevel"/>
     <w:tmpl w:val="0100B60C"/>
@@ -5437,7 +5327,7 @@
       </w:rPr>
     </w:lvl>
   </w:abstractNum>
-  <w:abstractNum w:abstractNumId="20" w15:restartNumberingAfterBreak="0">
+  <w:abstractNum w:abstractNumId="24" w15:restartNumberingAfterBreak="0">
     <w:nsid w:val="74CE62EC"/>
     <w:multiLevelType w:val="hybridMultilevel"/>
     <w:tmpl w:val="97900C0E"/>
@@ -5550,7 +5440,7 @@
       </w:rPr>
     </w:lvl>
   </w:abstractNum>
-  <w:abstractNum w:abstractNumId="21" w15:restartNumberingAfterBreak="0">
+  <w:abstractNum w:abstractNumId="25" w15:restartNumberingAfterBreak="0">
     <w:nsid w:val="7F0D6EE5"/>
     <w:multiLevelType w:val="hybridMultilevel"/>
     <w:tmpl w:val="66789378"/>
@@ -5664,69 +5554,81 @@
     </w:lvl>
   </w:abstractNum>
   <w:num w:numId="1" w16cid:durableId="887060979">
+    <w:abstractNumId w:val="9"/>
+  </w:num>
+  <w:num w:numId="2" w16cid:durableId="456801545">
+    <w:abstractNumId w:val="14"/>
+  </w:num>
+  <w:num w:numId="3" w16cid:durableId="633559250">
+    <w:abstractNumId w:val="6"/>
+  </w:num>
+  <w:num w:numId="4" w16cid:durableId="1502768727">
     <w:abstractNumId w:val="8"/>
   </w:num>
-  <w:num w:numId="2" w16cid:durableId="456801545">
-    <w:abstractNumId w:val="11"/>
+  <w:num w:numId="5" w16cid:durableId="861944108">
+    <w:abstractNumId w:val="20"/>
   </w:num>
-  <w:num w:numId="3" w16cid:durableId="633559250">
-    <w:abstractNumId w:val="5"/>
+  <w:num w:numId="6" w16cid:durableId="447743136">
+    <w:abstractNumId w:val="2"/>
   </w:num>
-  <w:num w:numId="4" w16cid:durableId="1502768727">
+  <w:num w:numId="7" w16cid:durableId="1924028316">
     <w:abstractNumId w:val="7"/>
   </w:num>
-  <w:num w:numId="5" w16cid:durableId="861944108">
+  <w:num w:numId="8" w16cid:durableId="962006123">
+    <w:abstractNumId w:val="4"/>
+  </w:num>
+  <w:num w:numId="9" w16cid:durableId="1726444209">
+    <w:abstractNumId w:val="10"/>
+  </w:num>
+  <w:num w:numId="10" w16cid:durableId="1830780257">
+    <w:abstractNumId w:val="21"/>
+  </w:num>
+  <w:num w:numId="11" w16cid:durableId="1514569025">
+    <w:abstractNumId w:val="23"/>
+  </w:num>
+  <w:num w:numId="12" w16cid:durableId="845485218">
+    <w:abstractNumId w:val="3"/>
+  </w:num>
+  <w:num w:numId="13" w16cid:durableId="847601995">
+    <w:abstractNumId w:val="22"/>
+  </w:num>
+  <w:num w:numId="14" w16cid:durableId="881287566">
+    <w:abstractNumId w:val="18"/>
+  </w:num>
+  <w:num w:numId="15" w16cid:durableId="1681925787">
     <w:abstractNumId w:val="16"/>
   </w:num>
-  <w:num w:numId="6" w16cid:durableId="447743136">
-    <w:abstractNumId w:val="1"/>
-  </w:num>
-  <w:num w:numId="7" w16cid:durableId="1924028316">
-    <w:abstractNumId w:val="6"/>
-  </w:num>
-  <w:num w:numId="8" w16cid:durableId="962006123">
-    <w:abstractNumId w:val="3"/>
-  </w:num>
-  <w:num w:numId="9" w16cid:durableId="1726444209">
-    <w:abstractNumId w:val="9"/>
-  </w:num>
-  <w:num w:numId="10" w16cid:durableId="1830780257">
-    <w:abstractNumId w:val="17"/>
-  </w:num>
-  <w:num w:numId="11" w16cid:durableId="1514569025">
-    <w:abstractNumId w:val="19"/>
-  </w:num>
-  <w:num w:numId="12" w16cid:durableId="845485218">
-    <w:abstractNumId w:val="2"/>
-  </w:num>
-  <w:num w:numId="13" w16cid:durableId="847601995">
-    <w:abstractNumId w:val="18"/>
-  </w:num>
-  <w:num w:numId="14" w16cid:durableId="881287566">
-    <w:abstractNumId w:val="14"/>
-  </w:num>
-  <w:num w:numId="15" w16cid:durableId="1681925787">
+  <w:num w:numId="16" w16cid:durableId="861211084">
     <w:abstractNumId w:val="12"/>
   </w:num>
-  <w:num w:numId="16" w16cid:durableId="861211084">
-    <w:abstractNumId w:val="10"/>
-  </w:num>
   <w:num w:numId="17" w16cid:durableId="1136604101">
-    <w:abstractNumId w:val="20"/>
+    <w:abstractNumId w:val="24"/>
   </w:num>
   <w:num w:numId="18" w16cid:durableId="1608853833">
     <w:abstractNumId w:val="0"/>
   </w:num>
   <w:num w:numId="19" w16cid:durableId="506360778">
+    <w:abstractNumId w:val="19"/>
+  </w:num>
+  <w:num w:numId="20" w16cid:durableId="1946956391">
+    <w:abstractNumId w:val="5"/>
+  </w:num>
+  <w:num w:numId="21" w16cid:durableId="648562493">
+    <w:abstractNumId w:val="25"/>
+  </w:num>
+  <w:num w:numId="22" w16cid:durableId="1675302794">
+    <w:abstractNumId w:val="17"/>
+  </w:num>
+  <w:num w:numId="23" w16cid:durableId="966667567">
+    <w:abstractNumId w:val="1"/>
+  </w:num>
+  <w:num w:numId="24" w16cid:durableId="1129736830">
+    <w:abstractNumId w:val="11"/>
+  </w:num>
+  <w:num w:numId="25" w16cid:durableId="419716628">
     <w:abstractNumId w:val="15"/>
   </w:num>
-  <w:num w:numId="20" w16cid:durableId="1946956391">
-    <w:abstractNumId w:val="4"/>
-  </w:num>
-  <w:num w:numId="21" w16cid:durableId="648562493">
-    <w:abstractNumId w:val="21"/>
-  </w:num>
-  <w:num w:numId="22" w16cid:durableId="1675302794">
+  <w:num w:numId="26" w16cid:durableId="456291293">
     <w:abstractNumId w:val="13"/>
   </w:num>
 </w:numbering>

--- a/public/assets/tds/NSMB.docx
+++ b/public/assets/tds/NSMB.docx
@@ -2413,6 +2413,44 @@
         <w:t>The numerical values reported in this data sheet are obtained from the average of the values recorded in our laboratory tests. Before final use, we recommend technical tests to ensure the film's suitability for the intended use. NODA PLAST Film is not responsible for inappropriate use of the product, and its liability is limited to the exclusive replacement of the product, excluding any compensation or damages of any kind.</w:t>
       </w:r>
     </w:p>
+    <w:p>
+      <w:pPr>
+        <w:rPr>
+          <w:rFonts w:ascii="Aptos" w:hAnsi="Aptos"/>
+          <w:sz w:val="20"/>
+          <w:szCs w:val="20"/>
+        </w:rPr>
+      </w:pPr>
+    </w:p>
+    <w:p>
+      <w:pPr>
+        <w:rPr>
+          <w:rFonts w:ascii="Aptos" w:hAnsi="Aptos"/>
+          <w:sz w:val="20"/>
+          <w:szCs w:val="20"/>
+        </w:rPr>
+      </w:pPr>
+    </w:p>
+    <w:p>
+      <w:pPr>
+        <w:tabs>
+          <w:tab w:val="left" w:pos="7380"/>
+        </w:tabs>
+        <w:rPr>
+          <w:rFonts w:ascii="Aptos" w:hAnsi="Aptos"/>
+          <w:sz w:val="20"/>
+          <w:szCs w:val="20"/>
+        </w:rPr>
+      </w:pPr>
+      <w:r>
+        <w:rPr>
+          <w:rFonts w:ascii="Aptos" w:hAnsi="Aptos"/>
+          <w:sz w:val="20"/>
+          <w:szCs w:val="20"/>
+        </w:rPr>
+        <w:tab/>
+      </w:r>
+    </w:p>
     <w:sectPr>
       <w:type w:val="continuous"/>
       <w:pgSz w:w="11906" w:h="16838"/>
@@ -2457,7 +2495,10 @@
       <w:jc w:val="center"/>
     </w:pPr>
     <w:r>
-      <w:t>NODA PLAST FILM • Technical Data Sheet • NLV</w:t>
+      <w:t>NODA PLAST FILM • Technical Data Sheet • N</w:t>
+    </w:r>
+    <w:r>
+      <w:t>SMM-B</w:t>
     </w:r>
   </w:p>
 </w:ftr>
@@ -6249,6 +6290,7 @@
   <w:style w:type="character" w:default="1" w:styleId="DefaultParagraphFont">
     <w:name w:val="Default Paragraph Font"/>
     <w:uiPriority w:val="1"/>
+    <w:semiHidden/>
     <w:unhideWhenUsed/>
   </w:style>
   <w:style w:type="table" w:default="1" w:styleId="TableNormal">

--- a/public/assets/tds/NSMB.docx
+++ b/public/assets/tds/NSMB.docx
@@ -12,18 +12,19 @@
           <w:b/>
           <w:noProof/>
           <w:color w:val="101820"/>
-          <w:sz w:val="62"/>
+          <w:sz w:val="44"/>
+          <w:szCs w:val="44"/>
         </w:rPr>
         <w:drawing>
-          <wp:anchor distT="0" distB="0" distL="114300" distR="114300" simplePos="0" relativeHeight="251658240" behindDoc="0" locked="0" layoutInCell="1" allowOverlap="1" wp14:anchorId="620379CF" wp14:editId="532A3469">
+          <wp:anchor distT="0" distB="0" distL="114300" distR="114300" simplePos="0" relativeHeight="251658240" behindDoc="0" locked="0" layoutInCell="1" allowOverlap="1" wp14:anchorId="620379CF" wp14:editId="07F5CD8D">
             <wp:simplePos x="0" y="0"/>
             <wp:positionH relativeFrom="margin">
-              <wp:posOffset>3093720</wp:posOffset>
+              <wp:posOffset>3213100</wp:posOffset>
             </wp:positionH>
             <wp:positionV relativeFrom="margin">
-              <wp:posOffset>544195</wp:posOffset>
+              <wp:posOffset>295275</wp:posOffset>
             </wp:positionV>
-            <wp:extent cx="3757295" cy="1584960"/>
+            <wp:extent cx="3757295" cy="1454150"/>
             <wp:effectExtent l="0" t="0" r="0" b="0"/>
             <wp:wrapSquare wrapText="bothSides"/>
             <wp:docPr id="1596862487" name="Picture 1"/>
@@ -52,7 +53,7 @@
                   <pic:spPr>
                     <a:xfrm>
                       <a:off x="0" y="0"/>
-                      <a:ext cx="3757295" cy="1584960"/>
+                      <a:ext cx="3757295" cy="1454150"/>
                     </a:xfrm>
                     <a:prstGeom prst="rect">
                       <a:avLst/>
@@ -75,7 +76,8 @@
           <w:rFonts w:ascii="Aptos Display" w:hAnsi="Aptos Display"/>
           <w:b/>
           <w:color w:val="101820"/>
-          <w:sz w:val="62"/>
+          <w:sz w:val="44"/>
+          <w:szCs w:val="44"/>
         </w:rPr>
         <w:t>N</w:t>
       </w:r>
@@ -84,7 +86,8 @@
           <w:rFonts w:ascii="Aptos Display" w:hAnsi="Aptos Display"/>
           <w:b/>
           <w:color w:val="101820"/>
-          <w:sz w:val="62"/>
+          <w:sz w:val="44"/>
+          <w:szCs w:val="44"/>
         </w:rPr>
         <w:t>S</w:t>
       </w:r>
@@ -93,9 +96,20 @@
           <w:rFonts w:ascii="Aptos Display" w:hAnsi="Aptos Display"/>
           <w:b/>
           <w:color w:val="101820"/>
-          <w:sz w:val="62"/>
+          <w:sz w:val="44"/>
+          <w:szCs w:val="44"/>
         </w:rPr>
-        <w:t>MM-B</w:t>
+        <w:t>M-</w:t>
+      </w:r>
+      <w:r>
+        <w:rPr>
+          <w:rFonts w:ascii="Aptos Display" w:hAnsi="Aptos Display"/>
+          <w:b/>
+          <w:color w:val="101820"/>
+          <w:sz w:val="44"/>
+          <w:szCs w:val="44"/>
+        </w:rPr>
+        <w:t>BM</w:t>
       </w:r>
       <w:r>
         <w:t xml:space="preserve"> </w:t>
@@ -104,15 +118,12 @@
         <w:tab/>
       </w:r>
       <w:r>
-        <w:t xml:space="preserve">    </w:t>
-      </w:r>
-      <w:r>
         <w:rPr>
           <w:b/>
           <w:color w:val="FC6B00"/>
           <w:sz w:val="26"/>
         </w:rPr>
-        <w:t>Metallized BOPP Film, Both Sides C. T</w:t>
+        <w:t>Metallized BOPP Film</w:t>
       </w:r>
     </w:p>
     <w:p>
@@ -156,6 +167,20 @@
           <w:sz w:val="20"/>
           <w:szCs w:val="20"/>
         </w:rPr>
+        <w:t>-</w:t>
+      </w:r>
+      <w:r>
+        <w:rPr>
+          <w:sz w:val="20"/>
+          <w:szCs w:val="20"/>
+        </w:rPr>
+        <w:t>B</w:t>
+      </w:r>
+      <w:r>
+        <w:rPr>
+          <w:sz w:val="20"/>
+          <w:szCs w:val="20"/>
+        </w:rPr>
         <w:t>M</w:t>
       </w:r>
       <w:r>
@@ -163,17 +188,40 @@
           <w:sz w:val="20"/>
           <w:szCs w:val="20"/>
         </w:rPr>
-        <w:t>- B, is Co-extruded BOPP film, one side metallized and Both sides Corona Treated, Film is dedicated for Trible Lamination and has moderate barrier suitable for food packaging as well goods with general use.</w:t>
+        <w:t xml:space="preserve">, is Co-extruded BOPP film, one side metallized and Both </w:t>
       </w:r>
-    </w:p>
-    <w:p>
-      <w:pPr>
-        <w:spacing w:before="120" w:after="60"/>
+      <w:proofErr w:type="gramStart"/>
+      <w:r>
         <w:rPr>
           <w:sz w:val="20"/>
           <w:szCs w:val="20"/>
         </w:rPr>
-      </w:pPr>
+        <w:t>side</w:t>
+      </w:r>
+      <w:proofErr w:type="gramEnd"/>
+      <w:r>
+        <w:rPr>
+          <w:sz w:val="20"/>
+          <w:szCs w:val="20"/>
+        </w:rPr>
+        <w:t xml:space="preserve"> Treated, Film is dedicated for Trible Lamination and has moderate </w:t>
+      </w:r>
+      <w:proofErr w:type="gramStart"/>
+      <w:r>
+        <w:rPr>
+          <w:sz w:val="20"/>
+          <w:szCs w:val="20"/>
+        </w:rPr>
+        <w:t>barrier</w:t>
+      </w:r>
+      <w:proofErr w:type="gramEnd"/>
+      <w:r>
+        <w:rPr>
+          <w:sz w:val="20"/>
+          <w:szCs w:val="20"/>
+        </w:rPr>
+        <w:t xml:space="preserve"> suitable for food packaging as well goods with general use.</w:t>
+      </w:r>
     </w:p>
     <w:p>
       <w:pPr>
@@ -275,10 +323,11 @@
       <w:pPr>
         <w:pStyle w:val="ListParagraph"/>
         <w:spacing w:before="120" w:after="60"/>
+        <w:ind w:left="0"/>
         <w:rPr>
-          <w:rFonts w:ascii="Aptos" w:hAnsi="Aptos"/>
-          <w:bCs/>
-          <w:color w:val="101820"/>
+          <w:rFonts w:ascii="Aptos Display" w:hAnsi="Aptos Display"/>
+          <w:b/>
+          <w:color w:val="FC6B00"/>
           <w:sz w:val="20"/>
           <w:szCs w:val="20"/>
         </w:rPr>
@@ -429,7 +478,7 @@
         </w:trPr>
         <w:tc>
           <w:tcPr>
-            <w:tcW w:w="3330" w:type="dxa"/>
+            <w:tcW w:w="3328" w:type="dxa"/>
             <w:gridSpan w:val="2"/>
             <w:shd w:val="clear" w:color="auto" w:fill="101820"/>
             <w:vAlign w:val="center"/>
@@ -483,7 +532,7 @@
         </w:tc>
         <w:tc>
           <w:tcPr>
-            <w:tcW w:w="3187" w:type="dxa"/>
+            <w:tcW w:w="3189" w:type="dxa"/>
             <w:gridSpan w:val="2"/>
             <w:shd w:val="clear" w:color="auto" w:fill="101820"/>
             <w:vAlign w:val="center"/>
@@ -544,7 +593,7 @@
         </w:trPr>
         <w:tc>
           <w:tcPr>
-            <w:tcW w:w="3330" w:type="dxa"/>
+            <w:tcW w:w="3328" w:type="dxa"/>
             <w:gridSpan w:val="2"/>
             <w:vAlign w:val="center"/>
           </w:tcPr>
@@ -620,7 +669,7 @@
         </w:tc>
         <w:tc>
           <w:tcPr>
-            <w:tcW w:w="1592" w:type="dxa"/>
+            <w:tcW w:w="1594" w:type="dxa"/>
             <w:vAlign w:val="center"/>
           </w:tcPr>
           <w:p>
@@ -675,7 +724,7 @@
         </w:trPr>
         <w:tc>
           <w:tcPr>
-            <w:tcW w:w="3330" w:type="dxa"/>
+            <w:tcW w:w="3328" w:type="dxa"/>
             <w:gridSpan w:val="2"/>
             <w:vAlign w:val="center"/>
           </w:tcPr>
@@ -749,7 +798,7 @@
         </w:tc>
         <w:tc>
           <w:tcPr>
-            <w:tcW w:w="1592" w:type="dxa"/>
+            <w:tcW w:w="1594" w:type="dxa"/>
             <w:vAlign w:val="center"/>
           </w:tcPr>
           <w:p>
@@ -811,7 +860,7 @@
         </w:trPr>
         <w:tc>
           <w:tcPr>
-            <w:tcW w:w="3330" w:type="dxa"/>
+            <w:tcW w:w="3328" w:type="dxa"/>
             <w:gridSpan w:val="2"/>
             <w:vAlign w:val="center"/>
           </w:tcPr>
@@ -885,7 +934,7 @@
         </w:tc>
         <w:tc>
           <w:tcPr>
-            <w:tcW w:w="1592" w:type="dxa"/>
+            <w:tcW w:w="1594" w:type="dxa"/>
             <w:vAlign w:val="center"/>
           </w:tcPr>
           <w:p>
@@ -947,7 +996,7 @@
         </w:trPr>
         <w:tc>
           <w:tcPr>
-            <w:tcW w:w="3330" w:type="dxa"/>
+            <w:tcW w:w="3328" w:type="dxa"/>
             <w:gridSpan w:val="2"/>
             <w:vAlign w:val="center"/>
           </w:tcPr>
@@ -1014,7 +1063,7 @@
         </w:tc>
         <w:tc>
           <w:tcPr>
-            <w:tcW w:w="3187" w:type="dxa"/>
+            <w:tcW w:w="3189" w:type="dxa"/>
             <w:gridSpan w:val="2"/>
             <w:vAlign w:val="center"/>
           </w:tcPr>
@@ -1074,7 +1123,7 @@
         </w:trPr>
         <w:tc>
           <w:tcPr>
-            <w:tcW w:w="3330" w:type="dxa"/>
+            <w:tcW w:w="3328" w:type="dxa"/>
             <w:gridSpan w:val="2"/>
             <w:vAlign w:val="center"/>
           </w:tcPr>
@@ -1130,7 +1179,7 @@
         </w:tc>
         <w:tc>
           <w:tcPr>
-            <w:tcW w:w="3187" w:type="dxa"/>
+            <w:tcW w:w="3189" w:type="dxa"/>
             <w:gridSpan w:val="2"/>
             <w:vAlign w:val="center"/>
           </w:tcPr>
@@ -1208,7 +1257,7 @@
         </w:trPr>
         <w:tc>
           <w:tcPr>
-            <w:tcW w:w="3330" w:type="dxa"/>
+            <w:tcW w:w="3328" w:type="dxa"/>
             <w:gridSpan w:val="2"/>
             <w:vAlign w:val="center"/>
           </w:tcPr>
@@ -1261,7 +1310,7 @@
         </w:tc>
         <w:tc>
           <w:tcPr>
-            <w:tcW w:w="3187" w:type="dxa"/>
+            <w:tcW w:w="3189" w:type="dxa"/>
             <w:gridSpan w:val="2"/>
           </w:tcPr>
           <w:p>
@@ -1329,7 +1378,7 @@
         </w:trPr>
         <w:tc>
           <w:tcPr>
-            <w:tcW w:w="3330" w:type="dxa"/>
+            <w:tcW w:w="3328" w:type="dxa"/>
             <w:gridSpan w:val="2"/>
             <w:vAlign w:val="center"/>
           </w:tcPr>
@@ -1380,7 +1429,7 @@
         </w:tc>
         <w:tc>
           <w:tcPr>
-            <w:tcW w:w="3187" w:type="dxa"/>
+            <w:tcW w:w="3189" w:type="dxa"/>
             <w:gridSpan w:val="2"/>
           </w:tcPr>
           <w:p>
@@ -1442,7 +1491,7 @@
         </w:trPr>
         <w:tc>
           <w:tcPr>
-            <w:tcW w:w="3330" w:type="dxa"/>
+            <w:tcW w:w="3328" w:type="dxa"/>
             <w:gridSpan w:val="2"/>
             <w:vAlign w:val="center"/>
           </w:tcPr>
@@ -1493,7 +1542,7 @@
         </w:tc>
         <w:tc>
           <w:tcPr>
-            <w:tcW w:w="1593" w:type="dxa"/>
+            <w:tcW w:w="1595" w:type="dxa"/>
             <w:vAlign w:val="center"/>
           </w:tcPr>
           <w:p>
@@ -1591,7 +1640,7 @@
         </w:trPr>
         <w:tc>
           <w:tcPr>
-            <w:tcW w:w="2417" w:type="dxa"/>
+            <w:tcW w:w="2415" w:type="dxa"/>
             <w:vMerge w:val="restart"/>
             <w:vAlign w:val="center"/>
           </w:tcPr>
@@ -1669,7 +1718,7 @@
         </w:tc>
         <w:tc>
           <w:tcPr>
-            <w:tcW w:w="3187" w:type="dxa"/>
+            <w:tcW w:w="3189" w:type="dxa"/>
             <w:gridSpan w:val="2"/>
             <w:vAlign w:val="center"/>
           </w:tcPr>
@@ -1725,7 +1774,7 @@
         </w:trPr>
         <w:tc>
           <w:tcPr>
-            <w:tcW w:w="2417" w:type="dxa"/>
+            <w:tcW w:w="2415" w:type="dxa"/>
             <w:vMerge/>
             <w:vAlign w:val="center"/>
           </w:tcPr>
@@ -1784,7 +1833,7 @@
         </w:tc>
         <w:tc>
           <w:tcPr>
-            <w:tcW w:w="3187" w:type="dxa"/>
+            <w:tcW w:w="3189" w:type="dxa"/>
             <w:gridSpan w:val="2"/>
             <w:vAlign w:val="center"/>
           </w:tcPr>
@@ -1840,7 +1889,7 @@
         </w:trPr>
         <w:tc>
           <w:tcPr>
-            <w:tcW w:w="2417" w:type="dxa"/>
+            <w:tcW w:w="2415" w:type="dxa"/>
             <w:vMerge w:val="restart"/>
             <w:vAlign w:val="center"/>
           </w:tcPr>
@@ -1918,7 +1967,7 @@
         </w:tc>
         <w:tc>
           <w:tcPr>
-            <w:tcW w:w="3187" w:type="dxa"/>
+            <w:tcW w:w="3189" w:type="dxa"/>
             <w:gridSpan w:val="2"/>
             <w:vAlign w:val="center"/>
           </w:tcPr>
@@ -1974,7 +2023,7 @@
         </w:trPr>
         <w:tc>
           <w:tcPr>
-            <w:tcW w:w="2417" w:type="dxa"/>
+            <w:tcW w:w="2415" w:type="dxa"/>
             <w:vMerge/>
             <w:vAlign w:val="center"/>
           </w:tcPr>
@@ -2033,7 +2082,7 @@
         </w:tc>
         <w:tc>
           <w:tcPr>
-            <w:tcW w:w="3187" w:type="dxa"/>
+            <w:tcW w:w="3189" w:type="dxa"/>
             <w:gridSpan w:val="2"/>
             <w:vAlign w:val="center"/>
           </w:tcPr>
@@ -2098,7 +2147,7 @@
         </w:trPr>
         <w:tc>
           <w:tcPr>
-            <w:tcW w:w="2417" w:type="dxa"/>
+            <w:tcW w:w="2415" w:type="dxa"/>
             <w:vMerge w:val="restart"/>
             <w:vAlign w:val="center"/>
           </w:tcPr>
@@ -2191,7 +2240,7 @@
         </w:tc>
         <w:tc>
           <w:tcPr>
-            <w:tcW w:w="3187" w:type="dxa"/>
+            <w:tcW w:w="3189" w:type="dxa"/>
             <w:gridSpan w:val="2"/>
             <w:vAlign w:val="center"/>
           </w:tcPr>
@@ -2253,7 +2302,7 @@
         </w:trPr>
         <w:tc>
           <w:tcPr>
-            <w:tcW w:w="2417" w:type="dxa"/>
+            <w:tcW w:w="2415" w:type="dxa"/>
             <w:vMerge/>
             <w:vAlign w:val="center"/>
           </w:tcPr>
@@ -2317,7 +2366,7 @@
         </w:tc>
         <w:tc>
           <w:tcPr>
-            <w:tcW w:w="3187" w:type="dxa"/>
+            <w:tcW w:w="3189" w:type="dxa"/>
             <w:gridSpan w:val="2"/>
             <w:vAlign w:val="center"/>
           </w:tcPr>
@@ -2377,7 +2426,10 @@
       <w:pPr>
         <w:spacing w:before="120" w:after="60"/>
         <w:rPr>
-          <w:color w:val="FC6B00"/>
+          <w:rFonts w:ascii="Aptos" w:hAnsi="Aptos"/>
+          <w:b/>
+          <w:bCs/>
+          <w:color w:val="101820"/>
           <w:sz w:val="20"/>
           <w:szCs w:val="20"/>
         </w:rPr>
@@ -2410,38 +2462,223 @@
           <w:sz w:val="20"/>
           <w:szCs w:val="20"/>
         </w:rPr>
-        <w:t>The numerical values reported in this data sheet are obtained from the average of the values recorded in our laboratory tests. Before final use, we recommend technical tests to ensure the film's suitability for the intended use. NODA PLAST Film is not responsible for inappropriate use of the product, and its liability is limited to the exclusive replacement of the product, excluding any compensation or damages of any kind.</w:t>
+        <w:t xml:space="preserve">The values in this Technical Data Sheet are </w:t>
+      </w:r>
+      <w:r>
+        <w:rPr>
+          <w:rFonts w:ascii="Aptos" w:hAnsi="Aptos"/>
+          <w:b/>
+          <w:bCs/>
+          <w:color w:val="101820"/>
+          <w:sz w:val="20"/>
+          <w:szCs w:val="20"/>
+        </w:rPr>
+        <w:t>typical or average values for reference only</w:t>
+      </w:r>
+      <w:r>
+        <w:rPr>
+          <w:rFonts w:ascii="Aptos" w:hAnsi="Aptos"/>
+          <w:color w:val="101820"/>
+          <w:sz w:val="20"/>
+          <w:szCs w:val="20"/>
+        </w:rPr>
+        <w:t xml:space="preserve"> and are not guaranteed specifications. Actual values may vary due to normal manufacturing tolerances.</w:t>
       </w:r>
     </w:p>
     <w:p>
       <w:pPr>
+        <w:spacing w:after="60"/>
         <w:rPr>
           <w:rFonts w:ascii="Aptos" w:hAnsi="Aptos"/>
+          <w:color w:val="101820"/>
           <w:sz w:val="20"/>
           <w:szCs w:val="20"/>
         </w:rPr>
       </w:pPr>
-    </w:p>
-    <w:p>
-      <w:pPr>
+      <w:r>
         <w:rPr>
           <w:rFonts w:ascii="Aptos" w:hAnsi="Aptos"/>
+          <w:color w:val="101820"/>
           <w:sz w:val="20"/>
           <w:szCs w:val="20"/>
         </w:rPr>
-      </w:pPr>
+        <w:t>Customers are responsible for verifying the film’s suitability for their specific application and processing conditions. NODA PLAST makes no guarantee regarding the stated typical values or their suitability for a particular use.</w:t>
+      </w:r>
     </w:p>
     <w:p>
       <w:pPr>
-        <w:tabs>
-          <w:tab w:val="left" w:pos="7380"/>
-        </w:tabs>
+        <w:spacing w:after="60"/>
         <w:rPr>
           <w:rFonts w:ascii="Aptos" w:hAnsi="Aptos"/>
+          <w:b/>
+          <w:bCs/>
+          <w:color w:val="101820"/>
           <w:sz w:val="20"/>
           <w:szCs w:val="20"/>
         </w:rPr>
       </w:pPr>
+      <w:r>
+        <w:rPr>
+          <w:rFonts w:ascii="Aptos" w:hAnsi="Aptos"/>
+          <w:b/>
+          <w:bCs/>
+          <w:color w:val="E97132" w:themeColor="accent2"/>
+          <w:sz w:val="20"/>
+          <w:szCs w:val="20"/>
+        </w:rPr>
+        <w:t>STORAGE, HANDLING AND APPLICATION</w:t>
+      </w:r>
+    </w:p>
+    <w:p>
+      <w:pPr>
+        <w:spacing w:after="60"/>
+        <w:rPr>
+          <w:rFonts w:ascii="Aptos" w:hAnsi="Aptos"/>
+          <w:color w:val="101820"/>
+          <w:sz w:val="20"/>
+          <w:szCs w:val="20"/>
+        </w:rPr>
+      </w:pPr>
+      <w:r>
+        <w:rPr>
+          <w:rFonts w:ascii="Aptos" w:hAnsi="Aptos"/>
+          <w:color w:val="101820"/>
+          <w:sz w:val="20"/>
+          <w:szCs w:val="20"/>
+        </w:rPr>
+        <w:t xml:space="preserve">Store NODA NSM-M / NSM-MB metallized film in a </w:t>
+      </w:r>
+      <w:r>
+        <w:rPr>
+          <w:rFonts w:ascii="Aptos" w:hAnsi="Aptos"/>
+          <w:b/>
+          <w:bCs/>
+          <w:color w:val="101820"/>
+          <w:sz w:val="20"/>
+          <w:szCs w:val="20"/>
+        </w:rPr>
+        <w:t>clean, dry, well-ventilated area below 30°C</w:t>
+      </w:r>
+      <w:r>
+        <w:rPr>
+          <w:rFonts w:ascii="Aptos" w:hAnsi="Aptos"/>
+          <w:color w:val="101820"/>
+          <w:sz w:val="20"/>
+          <w:szCs w:val="20"/>
+        </w:rPr>
+        <w:t>, protected from sunlight, heat, moisture, and temperature fluctuations.</w:t>
+      </w:r>
+    </w:p>
+    <w:p>
+      <w:pPr>
+        <w:spacing w:after="60"/>
+        <w:rPr>
+          <w:rFonts w:ascii="Aptos" w:hAnsi="Aptos"/>
+          <w:color w:val="101820"/>
+          <w:sz w:val="20"/>
+          <w:szCs w:val="20"/>
+        </w:rPr>
+      </w:pPr>
+      <w:r>
+        <w:rPr>
+          <w:rFonts w:ascii="Aptos" w:hAnsi="Aptos"/>
+          <w:color w:val="101820"/>
+          <w:sz w:val="20"/>
+          <w:szCs w:val="20"/>
+        </w:rPr>
+        <w:t xml:space="preserve">Use </w:t>
+      </w:r>
+      <w:r>
+        <w:rPr>
+          <w:rFonts w:ascii="Aptos" w:hAnsi="Aptos"/>
+          <w:b/>
+          <w:bCs/>
+          <w:color w:val="101820"/>
+          <w:sz w:val="20"/>
+          <w:szCs w:val="20"/>
+        </w:rPr>
+        <w:t>FIFO (First-In, First-Out)</w:t>
+      </w:r>
+      <w:r>
+        <w:rPr>
+          <w:rFonts w:ascii="Aptos" w:hAnsi="Aptos"/>
+          <w:color w:val="101820"/>
+          <w:sz w:val="20"/>
+          <w:szCs w:val="20"/>
+        </w:rPr>
+        <w:t xml:space="preserve"> stock management. Before processing, condition the film for at least </w:t>
+      </w:r>
+      <w:r>
+        <w:rPr>
+          <w:rFonts w:ascii="Aptos" w:hAnsi="Aptos"/>
+          <w:b/>
+          <w:bCs/>
+          <w:color w:val="101820"/>
+          <w:sz w:val="20"/>
+          <w:szCs w:val="20"/>
+        </w:rPr>
+        <w:t>24 hours</w:t>
+      </w:r>
+      <w:r>
+        <w:rPr>
+          <w:rFonts w:ascii="Aptos" w:hAnsi="Aptos"/>
+          <w:color w:val="101820"/>
+          <w:sz w:val="20"/>
+          <w:szCs w:val="20"/>
+        </w:rPr>
+        <w:t xml:space="preserve"> in the operating environment.</w:t>
+      </w:r>
+    </w:p>
+    <w:p>
+      <w:pPr>
+        <w:spacing w:after="60"/>
+        <w:rPr>
+          <w:rFonts w:ascii="Aptos" w:hAnsi="Aptos"/>
+          <w:color w:val="101820"/>
+          <w:sz w:val="20"/>
+          <w:szCs w:val="20"/>
+        </w:rPr>
+      </w:pPr>
+      <w:r>
+        <w:rPr>
+          <w:rFonts w:ascii="Aptos" w:hAnsi="Aptos"/>
+          <w:b/>
+          <w:bCs/>
+          <w:color w:val="101820"/>
+          <w:sz w:val="20"/>
+          <w:szCs w:val="20"/>
+        </w:rPr>
+        <w:t>Recommended use:</w:t>
+      </w:r>
+      <w:r>
+        <w:rPr>
+          <w:rFonts w:ascii="Aptos" w:hAnsi="Aptos"/>
+          <w:color w:val="101820"/>
+          <w:sz w:val="20"/>
+          <w:szCs w:val="20"/>
+        </w:rPr>
+        <w:t xml:space="preserve"> within </w:t>
+      </w:r>
+      <w:r>
+        <w:rPr>
+          <w:rFonts w:ascii="Aptos" w:hAnsi="Aptos"/>
+          <w:b/>
+          <w:bCs/>
+          <w:color w:val="101820"/>
+          <w:sz w:val="20"/>
+          <w:szCs w:val="20"/>
+        </w:rPr>
+        <w:t>3 months of production</w:t>
+      </w:r>
+      <w:r>
+        <w:rPr>
+          <w:rFonts w:ascii="Aptos" w:hAnsi="Aptos"/>
+          <w:color w:val="101820"/>
+          <w:sz w:val="20"/>
+          <w:szCs w:val="20"/>
+        </w:rPr>
+        <w:t>, when stored under the recommended conditions.</w:t>
+      </w:r>
       <w:r>
         <w:rPr>
           <w:rFonts w:ascii="Aptos" w:hAnsi="Aptos"/>
@@ -2498,7 +2735,10 @@
       <w:t>NODA PLAST FILM • Technical Data Sheet • N</w:t>
     </w:r>
     <w:r>
-      <w:t>SMM-B</w:t>
+      <w:t>SM-B</w:t>
+    </w:r>
+    <w:r>
+      <w:t>M</w:t>
     </w:r>
   </w:p>
 </w:ftr>
@@ -2639,9 +2879,19 @@
               <w:rFonts w:ascii="Aptos" w:hAnsi="Aptos"/>
               <w:b/>
               <w:color w:val="FC6B00"/>
+              <w:sz w:val="32"/>
+              <w:szCs w:val="32"/>
+            </w:rPr>
+            <w:t>TECHNICAL</w:t>
+          </w:r>
+          <w:r>
+            <w:rPr>
+              <w:rFonts w:ascii="Aptos" w:hAnsi="Aptos"/>
+              <w:b/>
+              <w:color w:val="FC6B00"/>
               <w:sz w:val="20"/>
             </w:rPr>
-            <w:t>TECHNICAL DATA SHEET</w:t>
+            <w:t xml:space="preserve"> DATA SHEET</w:t>
           </w:r>
         </w:p>
       </w:tc>
